--- a/Evaluación 1/Evidencias proyecto/Informe ERS.docx
+++ b/Evaluación 1/Evidencias proyecto/Informe ERS.docx
@@ -68,6 +68,7 @@
           <w:p>
             <w:pPr>
               <w:pStyle w:val="Heading3"/>
+              <w:jc w:val="center"/>
               <w:rPr>
                 <w:color w:val="000000"/>
               </w:rPr>
@@ -79,7 +80,7 @@
                 <w:color w:val="000000"/>
                 <w:rtl w:val="0"/>
               </w:rPr>
-              <w:t xml:space="preserve">DUOC UC - Escuela de informática y telecomunicaciones</w:t>
+              <w:t xml:space="preserve">DUOC UC - Escuela de informática y Telecomunicaciones </w:t>
             </w:r>
           </w:p>
         </w:tc>
@@ -669,7 +670,7 @@
     </w:p>
     <w:sdt>
       <w:sdtPr>
-        <w:id w:val="1511088229"/>
+        <w:id w:val="-692915790"/>
         <w:docPartObj>
           <w:docPartGallery w:val="Table of Contents"/>
           <w:docPartUnique w:val="1"/>
@@ -5542,6 +5543,7 @@
     <w:p>
       <w:pPr>
         <w:pStyle w:val="Heading1"/>
+        <w:jc w:val="both"/>
         <w:rPr/>
       </w:pPr>
       <w:bookmarkStart w:colFirst="0" w:colLast="0" w:name="_heading=h.zajsii6wdjs6" w:id="3"/>
@@ -5562,6 +5564,7 @@
     </w:p>
     <w:p>
       <w:pPr>
+        <w:jc w:val="both"/>
         <w:rPr/>
       </w:pPr>
       <w:r>
@@ -5574,6 +5577,7 @@
     <w:p>
       <w:pPr>
         <w:pStyle w:val="Heading2"/>
+        <w:jc w:val="both"/>
         <w:rPr>
           <w:rFonts w:ascii="Calibri" w:cs="Calibri" w:eastAsia="Calibri" w:hAnsi="Calibri"/>
           <w:color w:val="000000"/>
@@ -5594,6 +5598,7 @@
     </w:p>
     <w:p>
       <w:pPr>
+        <w:jc w:val="both"/>
         <w:rPr/>
       </w:pPr>
       <w:r>
@@ -5606,6 +5611,7 @@
     <w:p>
       <w:pPr>
         <w:pStyle w:val="Heading2"/>
+        <w:jc w:val="both"/>
         <w:rPr>
           <w:rFonts w:ascii="Calibri" w:cs="Calibri" w:eastAsia="Calibri" w:hAnsi="Calibri"/>
           <w:color w:val="000000"/>
@@ -5626,6 +5632,7 @@
     </w:p>
     <w:p>
       <w:pPr>
+        <w:jc w:val="both"/>
         <w:rPr/>
       </w:pPr>
       <w:r>
@@ -5638,6 +5645,7 @@
     <w:p>
       <w:pPr>
         <w:pStyle w:val="Heading2"/>
+        <w:jc w:val="both"/>
         <w:rPr>
           <w:rFonts w:ascii="Calibri" w:cs="Calibri" w:eastAsia="Calibri" w:hAnsi="Calibri"/>
           <w:color w:val="000000"/>
@@ -5659,6 +5667,7 @@
     <w:p>
       <w:pPr>
         <w:spacing w:line="276" w:lineRule="auto"/>
+        <w:jc w:val="both"/>
         <w:rPr>
           <w:rFonts w:ascii="Arial" w:cs="Arial" w:eastAsia="Arial" w:hAnsi="Arial"/>
         </w:rPr>
@@ -5683,6 +5692,7 @@
     <w:p>
       <w:pPr>
         <w:spacing w:line="276" w:lineRule="auto"/>
+        <w:jc w:val="both"/>
         <w:rPr>
           <w:rFonts w:ascii="Arial" w:cs="Arial" w:eastAsia="Arial" w:hAnsi="Arial"/>
         </w:rPr>
@@ -5707,6 +5717,7 @@
     <w:p>
       <w:pPr>
         <w:spacing w:line="276" w:lineRule="auto"/>
+        <w:jc w:val="both"/>
         <w:rPr>
           <w:rFonts w:ascii="Arial" w:cs="Arial" w:eastAsia="Arial" w:hAnsi="Arial"/>
         </w:rPr>
@@ -5747,6 +5758,7 @@
     <w:p>
       <w:pPr>
         <w:spacing w:line="276" w:lineRule="auto"/>
+        <w:jc w:val="both"/>
         <w:rPr>
           <w:rFonts w:ascii="Arial" w:cs="Arial" w:eastAsia="Arial" w:hAnsi="Arial"/>
         </w:rPr>
@@ -5771,6 +5783,7 @@
     <w:p>
       <w:pPr>
         <w:spacing w:line="276" w:lineRule="auto"/>
+        <w:jc w:val="both"/>
         <w:rPr>
           <w:rFonts w:ascii="Arial" w:cs="Arial" w:eastAsia="Arial" w:hAnsi="Arial"/>
         </w:rPr>
@@ -5795,6 +5808,7 @@
     <w:p>
       <w:pPr>
         <w:spacing w:line="276" w:lineRule="auto"/>
+        <w:jc w:val="both"/>
         <w:rPr>
           <w:rFonts w:ascii="Arial" w:cs="Arial" w:eastAsia="Arial" w:hAnsi="Arial"/>
         </w:rPr>
@@ -5819,6 +5833,7 @@
     <w:p>
       <w:pPr>
         <w:spacing w:line="276" w:lineRule="auto"/>
+        <w:jc w:val="both"/>
         <w:rPr>
           <w:rFonts w:ascii="Arial" w:cs="Arial" w:eastAsia="Arial" w:hAnsi="Arial"/>
         </w:rPr>
@@ -5859,6 +5874,7 @@
     <w:p>
       <w:pPr>
         <w:spacing w:line="276" w:lineRule="auto"/>
+        <w:jc w:val="both"/>
         <w:rPr>
           <w:rFonts w:ascii="Arial" w:cs="Arial" w:eastAsia="Arial" w:hAnsi="Arial"/>
         </w:rPr>
@@ -5899,6 +5915,7 @@
     <w:p>
       <w:pPr>
         <w:spacing w:line="276" w:lineRule="auto"/>
+        <w:jc w:val="both"/>
         <w:rPr>
           <w:rFonts w:ascii="Arial" w:cs="Arial" w:eastAsia="Arial" w:hAnsi="Arial"/>
         </w:rPr>
@@ -5939,6 +5956,7 @@
     <w:p>
       <w:pPr>
         <w:spacing w:line="276" w:lineRule="auto"/>
+        <w:jc w:val="both"/>
         <w:rPr>
           <w:rFonts w:ascii="Arial" w:cs="Arial" w:eastAsia="Arial" w:hAnsi="Arial"/>
         </w:rPr>
@@ -5963,6 +5981,7 @@
     <w:p>
       <w:pPr>
         <w:spacing w:line="276" w:lineRule="auto"/>
+        <w:jc w:val="both"/>
         <w:rPr>
           <w:rFonts w:ascii="Arial" w:cs="Arial" w:eastAsia="Arial" w:hAnsi="Arial"/>
         </w:rPr>
@@ -5987,6 +6006,7 @@
     <w:p>
       <w:pPr>
         <w:spacing w:line="276" w:lineRule="auto"/>
+        <w:jc w:val="both"/>
         <w:rPr/>
       </w:pPr>
       <w:r>
@@ -6046,6 +6066,7 @@
     <w:p>
       <w:pPr>
         <w:pStyle w:val="Heading2"/>
+        <w:jc w:val="both"/>
         <w:rPr/>
       </w:pPr>
       <w:bookmarkStart w:colFirst="0" w:colLast="0" w:name="_heading=h.tua6o261mj08" w:id="7"/>
@@ -6068,6 +6089,7 @@
     </w:p>
     <w:p>
       <w:pPr>
+        <w:jc w:val="both"/>
         <w:rPr>
           <w:b w:val="1"/>
           <w:bCs w:val="1"/>
@@ -6084,6 +6106,7 @@
     </w:p>
     <w:p>
       <w:pPr>
+        <w:jc w:val="both"/>
         <w:rPr/>
       </w:pPr>
       <w:hyperlink r:id="rId7">
@@ -6106,6 +6129,7 @@
     </w:p>
     <w:p>
       <w:pPr>
+        <w:jc w:val="both"/>
         <w:rPr>
           <w:b w:val="1"/>
           <w:bCs w:val="1"/>
@@ -6122,6 +6146,7 @@
     </w:p>
     <w:p>
       <w:pPr>
+        <w:jc w:val="both"/>
         <w:rPr/>
       </w:pPr>
       <w:hyperlink r:id="rId8">
@@ -6142,6 +6167,7 @@
     </w:p>
     <w:p>
       <w:pPr>
+        <w:jc w:val="both"/>
         <w:rPr>
           <w:b w:val="1"/>
           <w:bCs w:val="1"/>
@@ -6158,6 +6184,7 @@
     </w:p>
     <w:p>
       <w:pPr>
+        <w:jc w:val="both"/>
         <w:rPr>
           <w:b w:val="1"/>
           <w:bCs w:val="1"/>
@@ -6183,6 +6210,7 @@
     </w:p>
     <w:p>
       <w:pPr>
+        <w:jc w:val="both"/>
         <w:rPr>
           <w:b w:val="1"/>
           <w:bCs w:val="1"/>
@@ -6199,6 +6227,7 @@
     </w:p>
     <w:p>
       <w:pPr>
+        <w:jc w:val="both"/>
         <w:rPr/>
       </w:pPr>
       <w:hyperlink r:id="rId10">
@@ -6222,6 +6251,7 @@
     <w:p>
       <w:pPr>
         <w:pStyle w:val="Heading2"/>
+        <w:jc w:val="both"/>
         <w:rPr>
           <w:rFonts w:ascii="Calibri" w:cs="Calibri" w:eastAsia="Calibri" w:hAnsi="Calibri"/>
           <w:color w:val="000000"/>
@@ -6242,6 +6272,7 @@
     </w:p>
     <w:p>
       <w:pPr>
+        <w:jc w:val="both"/>
         <w:rPr/>
       </w:pPr>
       <w:r>
@@ -6253,13 +6284,26 @@
     </w:p>
     <w:p>
       <w:pPr>
+        <w:jc w:val="both"/>
         <w:rPr/>
       </w:pPr>
       <w:r>
         <w:rPr>
           <w:rtl w:val="0"/>
         </w:rPr>
-        <w:t xml:space="preserve">La solución se implementará utilizando tecnologías modernas y confiables: en el frontend se utilizará React.js / Next.js o Vue.js con Tailwind CSS y Vite para una interfaz responsiva y limpia, junto con librerías de gráficos para el panel visual; en el backend se empleará Node.js (Express / NestJS) o Python (FastAPI) para gestionar la arquitectura REST modular, controladores y validadores; para la extracción automatizada y el chatbot consumirá modelos multimodales pre-entrenados vía API con salidas estructuradas en JSON; y para la persistencia se utilizará una base de datos relacional que garantice la integridad de los registros. Este enfoque optimiza los recursos técnicos, previene la sobre complejidad de un ERP corporativo y asegura dar cumplimiento estricto a las necesidades de los clientes.</w:t>
+        <w:t xml:space="preserve">La solución se implementará utilizando tecnologías modernas y confiables: en el frontend se utilizará React.js / Next.js o Vue.js con Tailwind CSS y Vite para una interfaz responsiva y limpia, junto con librerías de gráficos para el panel visual; en el backend se empleará Node.js (Express) y Python (</w:t>
+      </w:r>
+      <w:r>
+        <w:rPr>
+          <w:rtl w:val="0"/>
+        </w:rPr>
+        <w:t xml:space="preserve">FastAPI</w:t>
+      </w:r>
+      <w:r>
+        <w:rPr>
+          <w:rtl w:val="0"/>
+        </w:rPr>
+        <w:t xml:space="preserve">) para gestionar la arquitectura REST modular, controladores y validadores; para la extracción automatizada y el chatbot consumirá modelos multimodales pre-entrenados vía API con salidas estructuradas en JSON; y para la persistencia se utilizará una base de datos relacional que garantice la integridad de los registros. Este enfoque optimiza los recursos técnicos, previene la sobre complejidad de un ERP corporativo y asegura dar cumplimiento estricto a las necesidades de los clientes.</w:t>
       </w:r>
       <w:r>
         <w:rPr>
@@ -6270,6 +6314,7 @@
     <w:p>
       <w:pPr>
         <w:pStyle w:val="Heading1"/>
+        <w:jc w:val="both"/>
         <w:rPr/>
       </w:pPr>
       <w:bookmarkStart w:colFirst="0" w:colLast="0" w:name="_heading=h.g3jnx0ai7xa5" w:id="9"/>
@@ -6293,6 +6338,7 @@
     <w:p>
       <w:pPr>
         <w:pStyle w:val="Heading2"/>
+        <w:jc w:val="both"/>
         <w:rPr>
           <w:rFonts w:ascii="Calibri" w:cs="Calibri" w:eastAsia="Calibri" w:hAnsi="Calibri"/>
           <w:color w:val="000000"/>
@@ -6313,6 +6359,7 @@
     </w:p>
     <w:p>
       <w:pPr>
+        <w:jc w:val="both"/>
         <w:rPr/>
       </w:pPr>
       <w:r>
@@ -6325,6 +6372,7 @@
     <w:p>
       <w:pPr>
         <w:pStyle w:val="Heading2"/>
+        <w:jc w:val="both"/>
         <w:rPr/>
       </w:pPr>
       <w:bookmarkStart w:colFirst="0" w:colLast="0" w:name="_heading=h.hg6covrm2xj" w:id="11"/>
@@ -6353,6 +6401,7 @@
         </w:numPr>
         <w:spacing w:after="0" w:afterAutospacing="0"/>
         <w:ind w:left="720" w:hanging="360"/>
+        <w:jc w:val="both"/>
         <w:rPr>
           <w:u w:val="none"/>
         </w:rPr>
@@ -6372,6 +6421,7 @@
         </w:numPr>
         <w:spacing w:after="0" w:afterAutospacing="0"/>
         <w:ind w:left="720" w:hanging="360"/>
+        <w:jc w:val="both"/>
         <w:rPr>
           <w:u w:val="none"/>
         </w:rPr>
@@ -6392,7 +6442,19 @@
         <w:rPr>
           <w:rtl w:val="0"/>
         </w:rPr>
-        <w:t xml:space="preserve"> manualmente antes de guardarlos.</w:t>
+        <w:t xml:space="preserve"> manualmente antes de guardarlos. </w:t>
+      </w:r>
+      <w:r>
+        <w:rPr>
+          <w:rtl w:val="0"/>
+        </w:rPr>
+        <w:t xml:space="preserve">Los datos extraídos automáticamente se consideran preliminares hasta la confirmación del usuario.</w:t>
+      </w:r>
+      <w:r>
+        <w:rPr>
+          <w:rtl w:val="0"/>
+        </w:rPr>
+        <w:t xml:space="preserve"> </w:t>
       </w:r>
     </w:p>
     <w:p>
@@ -6403,6 +6465,7 @@
         </w:numPr>
         <w:spacing w:after="0" w:afterAutospacing="0"/>
         <w:ind w:left="720" w:hanging="360"/>
+        <w:jc w:val="both"/>
         <w:rPr>
           <w:u w:val="none"/>
         </w:rPr>
@@ -6422,6 +6485,7 @@
         </w:numPr>
         <w:spacing w:after="0" w:afterAutospacing="0"/>
         <w:ind w:left="720" w:hanging="360"/>
+        <w:jc w:val="both"/>
         <w:rPr>
           <w:u w:val="none"/>
         </w:rPr>
@@ -6440,6 +6504,7 @@
           <w:numId w:val="7"/>
         </w:numPr>
         <w:ind w:left="720" w:hanging="360"/>
+        <w:jc w:val="both"/>
         <w:rPr>
           <w:u w:val="none"/>
         </w:rPr>
@@ -6448,19 +6513,19 @@
         <w:rPr>
           <w:rtl w:val="0"/>
         </w:rPr>
-        <w:t xml:space="preserve">Asistente en Lenguaje Natural (Chatbot): Interpreta consultas financieras en lenguaje natural, restringidas a la empresa y notebook autorizados. Los resultados se procesan mediante ETL y Data Warehouse, </w:t>
-      </w:r>
-      <w:r>
-        <w:rPr>
-          <w:rtl w:val="0"/>
-        </w:rPr>
-        <w:t xml:space="preserve">actualizan</w:t>
-      </w:r>
-      <w:r>
-        <w:rPr>
-          <w:rtl w:val="0"/>
-        </w:rPr>
-        <w:t xml:space="preserve"> el dashboard y posteriormente se entrega una respuesta basada en los datos disponibles. </w:t>
+        <w:t xml:space="preserve">Asistente en Lenguaje Natural (Chatbot): Interpreta consultas financieras en lenguaje natural, restringidas a la empresa y notebook autorizados. </w:t>
+      </w:r>
+      <w:r>
+        <w:rPr>
+          <w:rtl w:val="0"/>
+        </w:rPr>
+        <w:t xml:space="preserve">La consulta se ejecuta primero sobre la BD operacional; sus resultados son validados y transformados mediante ETL, luego almacenados en el Data Warehouse para actualizar el dashboard y permitir reutilización de resultados previos.</w:t>
+      </w:r>
+      <w:r>
+        <w:rPr>
+          <w:rtl w:val="0"/>
+        </w:rPr>
+        <w:t xml:space="preserve"> </w:t>
       </w:r>
       <w:r>
         <w:rPr>
@@ -6471,6 +6536,7 @@
     <w:p>
       <w:pPr>
         <w:pStyle w:val="Heading2"/>
+        <w:jc w:val="both"/>
         <w:rPr>
           <w:rFonts w:ascii="Calibri" w:cs="Calibri" w:eastAsia="Calibri" w:hAnsi="Calibri"/>
           <w:color w:val="000000"/>
@@ -6540,6 +6606,7 @@
     <w:p>
       <w:pPr>
         <w:pStyle w:val="Heading2"/>
+        <w:jc w:val="both"/>
         <w:rPr>
           <w:rFonts w:ascii="Calibri" w:cs="Calibri" w:eastAsia="Calibri" w:hAnsi="Calibri"/>
           <w:color w:val="000000"/>
@@ -6578,6 +6645,7 @@
         </w:numPr>
         <w:spacing w:after="0" w:afterAutospacing="0"/>
         <w:ind w:left="720" w:hanging="360"/>
+        <w:jc w:val="both"/>
         <w:rPr>
           <w:u w:val="none"/>
         </w:rPr>
@@ -6597,6 +6665,7 @@
         </w:numPr>
         <w:spacing w:after="0" w:afterAutospacing="0"/>
         <w:ind w:left="720" w:hanging="360"/>
+        <w:jc w:val="both"/>
         <w:rPr>
           <w:u w:val="none"/>
         </w:rPr>
@@ -6616,6 +6685,7 @@
         </w:numPr>
         <w:spacing w:after="0" w:afterAutospacing="0"/>
         <w:ind w:left="720" w:hanging="360"/>
+        <w:jc w:val="both"/>
         <w:rPr>
           <w:u w:val="none"/>
         </w:rPr>
@@ -6635,6 +6705,7 @@
         </w:numPr>
         <w:spacing w:after="0" w:afterAutospacing="0"/>
         <w:ind w:left="720" w:hanging="360"/>
+        <w:jc w:val="both"/>
         <w:rPr>
           <w:u w:val="none"/>
         </w:rPr>
@@ -6654,6 +6725,7 @@
         </w:numPr>
         <w:spacing w:after="0" w:afterAutospacing="0"/>
         <w:ind w:left="720" w:hanging="360"/>
+        <w:jc w:val="both"/>
         <w:rPr>
           <w:u w:val="none"/>
         </w:rPr>
@@ -6673,6 +6745,7 @@
         </w:numPr>
         <w:spacing w:after="0" w:afterAutospacing="0"/>
         <w:ind w:left="720" w:hanging="360"/>
+        <w:jc w:val="both"/>
         <w:rPr>
           <w:u w:val="none"/>
         </w:rPr>
@@ -6681,7 +6754,7 @@
         <w:rPr>
           <w:rtl w:val="0"/>
         </w:rPr>
-        <w:t xml:space="preserve">Lenguaje(s) de programación: Backend en JavaScript/TypeScript (Node.js con Express o NestJS) o Python (FastAPI); frontend en JavaScript/TypeScript (React.js, Next.js o Vue.js) con Tailwind CSS.</w:t>
+        <w:t xml:space="preserve">Lenguaje(s) de programación: Backend en JavaScript/TypeScript (Node.js con Express) para el módulo de autenticación, autorizacion, usuarios, empresas, documentos y reglas de negocio y Python (FastAPI) para el procesamiento de documentos, integración con IA y funciones analiticas; frontend en JavaScript/TypeScript (React.js, Next.js o Vue.js) con Tailwind CSS.</w:t>
       </w:r>
     </w:p>
     <w:p>
@@ -6692,6 +6765,7 @@
         </w:numPr>
         <w:spacing w:after="0" w:afterAutospacing="0"/>
         <w:ind w:left="720" w:hanging="360"/>
+        <w:jc w:val="both"/>
         <w:rPr>
           <w:u w:val="none"/>
         </w:rPr>
@@ -6711,6 +6785,7 @@
         </w:numPr>
         <w:spacing w:after="0" w:afterAutospacing="0"/>
         <w:ind w:left="720" w:hanging="360"/>
+        <w:jc w:val="both"/>
         <w:rPr>
           <w:u w:val="none"/>
         </w:rPr>
@@ -6730,6 +6805,7 @@
         </w:numPr>
         <w:spacing w:after="0" w:afterAutospacing="0"/>
         <w:ind w:left="720" w:hanging="360"/>
+        <w:jc w:val="both"/>
         <w:rPr>
           <w:u w:val="none"/>
         </w:rPr>
@@ -6748,6 +6824,7 @@
           <w:numId w:val="14"/>
         </w:numPr>
         <w:ind w:left="720" w:hanging="360"/>
+        <w:jc w:val="both"/>
         <w:rPr>
           <w:u w:val="none"/>
         </w:rPr>
@@ -6767,6 +6844,7 @@
     <w:p>
       <w:pPr>
         <w:pStyle w:val="Heading2"/>
+        <w:jc w:val="both"/>
         <w:rPr>
           <w:rFonts w:ascii="Calibri" w:cs="Calibri" w:eastAsia="Calibri" w:hAnsi="Calibri"/>
           <w:color w:val="000000"/>
@@ -6787,6 +6865,7 @@
     </w:p>
     <w:p>
       <w:pPr>
+        <w:jc w:val="both"/>
         <w:rPr/>
       </w:pPr>
       <w:r>
@@ -6803,6 +6882,7 @@
         </w:numPr>
         <w:spacing w:after="0" w:afterAutospacing="0"/>
         <w:ind w:left="720" w:hanging="360"/>
+        <w:jc w:val="both"/>
         <w:rPr>
           <w:u w:val="none"/>
         </w:rPr>
@@ -6827,6 +6907,7 @@
         </w:numPr>
         <w:spacing w:after="0" w:afterAutospacing="0"/>
         <w:ind w:left="720" w:hanging="360"/>
+        <w:jc w:val="both"/>
         <w:rPr>
           <w:u w:val="none"/>
         </w:rPr>
@@ -6846,6 +6927,7 @@
         </w:numPr>
         <w:spacing w:after="0" w:afterAutospacing="0"/>
         <w:ind w:left="720" w:hanging="360"/>
+        <w:jc w:val="both"/>
         <w:rPr>
           <w:u w:val="none"/>
         </w:rPr>
@@ -6864,6 +6946,7 @@
           <w:numId w:val="13"/>
         </w:numPr>
         <w:ind w:left="720" w:hanging="360"/>
+        <w:jc w:val="both"/>
         <w:rPr>
           <w:u w:val="none"/>
         </w:rPr>
@@ -6878,6 +6961,7 @@
     <w:p>
       <w:pPr>
         <w:pStyle w:val="Heading2"/>
+        <w:jc w:val="both"/>
         <w:rPr>
           <w:rFonts w:ascii="Calibri" w:cs="Calibri" w:eastAsia="Calibri" w:hAnsi="Calibri"/>
           <w:color w:val="000000"/>
@@ -6966,6 +7050,7 @@
           <w:numId w:val="21"/>
         </w:numPr>
         <w:ind w:left="720" w:hanging="360"/>
+        <w:jc w:val="both"/>
       </w:pPr>
       <w:r>
         <w:rPr>
@@ -6981,6 +7066,7 @@
     </w:p>
     <w:p>
       <w:pPr>
+        <w:jc w:val="both"/>
         <w:rPr>
           <w:b w:val="1"/>
           <w:bCs w:val="1"/>
@@ -7000,6 +7086,7 @@
     <w:p>
       <w:pPr>
         <w:pStyle w:val="Heading1"/>
+        <w:jc w:val="both"/>
         <w:rPr>
           <w:rFonts w:ascii="Calibri" w:cs="Calibri" w:eastAsia="Calibri" w:hAnsi="Calibri"/>
           <w:color w:val="000000"/>
@@ -7098,6 +7185,7 @@
     <w:p>
       <w:pPr>
         <w:pStyle w:val="Heading2"/>
+        <w:jc w:val="both"/>
         <w:rPr>
           <w:rFonts w:ascii="Calibri" w:cs="Calibri" w:eastAsia="Calibri" w:hAnsi="Calibri"/>
           <w:color w:val="000000"/>
@@ -7131,6 +7219,7 @@
     <w:p>
       <w:pPr>
         <w:pStyle w:val="Heading3"/>
+        <w:jc w:val="both"/>
         <w:rPr>
           <w:rFonts w:ascii="Calibri" w:cs="Calibri" w:eastAsia="Calibri" w:hAnsi="Calibri"/>
           <w:color w:val="000000"/>
@@ -7363,6 +7452,7 @@
     <w:p>
       <w:pPr>
         <w:pStyle w:val="Heading3"/>
+        <w:jc w:val="both"/>
         <w:rPr>
           <w:rFonts w:ascii="Calibri" w:cs="Calibri" w:eastAsia="Calibri" w:hAnsi="Calibri"/>
           <w:color w:val="000000"/>
@@ -7455,6 +7545,7 @@
     <w:p>
       <w:pPr>
         <w:pStyle w:val="Heading3"/>
+        <w:jc w:val="both"/>
         <w:rPr>
           <w:rFonts w:ascii="Calibri" w:cs="Calibri" w:eastAsia="Calibri" w:hAnsi="Calibri"/>
           <w:color w:val="000000"/>
@@ -7525,7 +7616,7 @@
           <w:szCs w:val="24"/>
           <w:rtl w:val="0"/>
         </w:rPr>
-        <w:t xml:space="preserve"> Compatibilidad garantizada con las versiones recientes de Google Chrome, Mozilla Firefox, Microsoft Edge y Safari bajo protocolos seguros HTTPS.</w:t>
+        <w:t xml:space="preserve"> Compatibilidad garantizada con las versiones recientes de Google Chrome, Firefox, Edge, Brave y Safari bajo protocolos seguros HTTPS.</w:t>
       </w:r>
       <w:r>
         <w:rPr>
@@ -7605,6 +7696,7 @@
         </w:numPr>
         <w:spacing w:after="0" w:afterAutospacing="0" w:before="0" w:beforeAutospacing="0" w:lineRule="auto"/>
         <w:ind w:left="720" w:hanging="360"/>
+        <w:jc w:val="both"/>
       </w:pPr>
       <w:r>
         <w:rPr>
@@ -7642,6 +7734,7 @@
           <w:numId w:val="6"/>
         </w:numPr>
         <w:ind w:left="720" w:hanging="360"/>
+        <w:jc w:val="both"/>
       </w:pPr>
       <w:r>
         <w:rPr>
@@ -7657,6 +7750,7 @@
           <w:numId w:val="6"/>
         </w:numPr>
         <w:ind w:left="720" w:hanging="360"/>
+        <w:jc w:val="both"/>
       </w:pPr>
       <w:r>
         <w:rPr>
@@ -7671,10 +7765,6 @@
         <w:keepLines w:val="0"/>
         <w:pageBreakBefore w:val="0"/>
         <w:widowControl w:val="1"/>
-        <w:numPr>
-          <w:ilvl w:val="0"/>
-          <w:numId w:val="17"/>
-        </w:numPr>
         <w:pBdr>
           <w:top w:space="0" w:sz="0" w:val="nil"/>
           <w:left w:space="0" w:sz="0" w:val="nil"/>
@@ -7684,20 +7774,19 @@
         </w:pBdr>
         <w:shd w:fill="auto" w:val="clear"/>
         <w:spacing w:after="200" w:before="0" w:line="276" w:lineRule="auto"/>
-        <w:ind w:left="720" w:right="0" w:hanging="360"/>
-        <w:jc w:val="both"/>
-        <w:rPr>
-          <w:u w:val="none"/>
-        </w:rPr>
-      </w:pPr>
-      <w:r>
-        <w:rPr>
-          <w:rtl w:val="0"/>
-        </w:rPr>
-      </w:r>
-    </w:p>
-    <w:p>
-      <w:pPr>
+        <w:ind w:left="0" w:right="0" w:firstLine="0"/>
+        <w:jc w:val="both"/>
+        <w:rPr/>
+      </w:pPr>
+      <w:r>
+        <w:rPr>
+          <w:rtl w:val="0"/>
+        </w:rPr>
+      </w:r>
+    </w:p>
+    <w:p>
+      <w:pPr>
+        <w:jc w:val="both"/>
         <w:rPr>
           <w:b w:val="1"/>
           <w:bCs w:val="1"/>
@@ -7717,6 +7806,7 @@
     <w:p>
       <w:pPr>
         <w:pStyle w:val="Heading2"/>
+        <w:jc w:val="both"/>
         <w:rPr>
           <w:rFonts w:ascii="Calibri" w:cs="Calibri" w:eastAsia="Calibri" w:hAnsi="Calibri"/>
           <w:color w:val="000000"/>
@@ -7747,6309 +7837,31 @@
         <w:t xml:space="preserve">Los requisitos funcionales deben estar enumerados (diagrama caso uso) y pueden ser divididos en sub-secciones.</w:t>
       </w:r>
     </w:p>
-    <w:tbl>
-      <w:tblPr>
-        <w:tblStyle w:val="Table5"/>
-        <w:tblW w:w="5400.0" w:type="dxa"/>
-        <w:jc w:val="left"/>
-        <w:tblBorders>
-          <w:top w:color="000000" w:space="0" w:sz="0" w:val="nil"/>
-          <w:left w:color="000000" w:space="0" w:sz="0" w:val="nil"/>
-          <w:bottom w:color="000000" w:space="0" w:sz="0" w:val="nil"/>
-          <w:right w:color="000000" w:space="0" w:sz="0" w:val="nil"/>
-          <w:insideH w:color="000000" w:space="0" w:sz="0" w:val="nil"/>
-          <w:insideV w:color="000000" w:space="0" w:sz="0" w:val="nil"/>
-        </w:tblBorders>
-        <w:tblLayout w:type="fixed"/>
-        <w:tblLook w:val="0600"/>
-      </w:tblPr>
-      <w:tblGrid>
-        <w:gridCol w:w="1245"/>
-        <w:gridCol w:w="4155"/>
-        <w:tblGridChange w:id="0">
-          <w:tblGrid>
-            <w:gridCol w:w="1245"/>
-            <w:gridCol w:w="4155"/>
-          </w:tblGrid>
-        </w:tblGridChange>
-      </w:tblGrid>
-      <w:tr>
-        <w:trPr>
-          <w:cantSplit w:val="0"/>
-          <w:trHeight w:val="1995" w:hRule="atLeast"/>
-          <w:tblHeader w:val="0"/>
-        </w:trPr>
-        <w:tc>
-          <w:tcPr>
-            <w:tcBorders>
-              <w:top w:color="284e3f" w:space="0" w:sz="4" w:val="single"/>
-              <w:left w:color="70ad47" w:space="0" w:sz="4" w:val="single"/>
-              <w:bottom w:color="70ad47" w:space="0" w:sz="4" w:val="single"/>
-              <w:right w:color="70ad47" w:space="0" w:sz="4" w:val="single"/>
-            </w:tcBorders>
-            <w:shd w:fill="ffffff" w:val="clear"/>
-            <w:tcMar>
-              <w:top w:w="0.0" w:type="dxa"/>
-              <w:left w:w="40.0" w:type="dxa"/>
-              <w:bottom w:w="0.0" w:type="dxa"/>
-              <w:right w:w="40.0" w:type="dxa"/>
-            </w:tcMar>
-            <w:vAlign w:val="center"/>
-          </w:tcPr>
-          <w:p>
-            <w:pPr>
-              <w:widowControl w:val="0"/>
-              <w:spacing w:after="0" w:line="276" w:lineRule="auto"/>
-              <w:rPr/>
-            </w:pPr>
-            <w:r>
-              <w:rPr>
-                <w:sz w:val="26"/>
-                <w:szCs w:val="26"/>
-                <w:rtl w:val="0"/>
-              </w:rPr>
-              <w:t xml:space="preserve">R.1</w:t>
-            </w:r>
-            <w:r>
-              <w:rPr>
-                <w:rtl w:val="0"/>
-              </w:rPr>
-            </w:r>
-          </w:p>
-        </w:tc>
-        <w:tc>
-          <w:tcPr>
-            <w:tcBorders>
-              <w:top w:color="284e3f" w:space="0" w:sz="4" w:val="single"/>
-              <w:left w:color="cccccc" w:space="0" w:sz="4" w:val="single"/>
-              <w:bottom w:color="70ad47" w:space="0" w:sz="4" w:val="single"/>
-              <w:right w:color="70ad47" w:space="0" w:sz="4" w:val="single"/>
-            </w:tcBorders>
-            <w:shd w:fill="ffffff" w:val="clear"/>
-            <w:tcMar>
-              <w:top w:w="0.0" w:type="dxa"/>
-              <w:left w:w="40.0" w:type="dxa"/>
-              <w:bottom w:w="0.0" w:type="dxa"/>
-              <w:right w:w="40.0" w:type="dxa"/>
-            </w:tcMar>
-            <w:vAlign w:val="center"/>
-          </w:tcPr>
-          <w:p>
-            <w:pPr>
-              <w:widowControl w:val="0"/>
-              <w:spacing w:after="0" w:line="276" w:lineRule="auto"/>
-              <w:rPr/>
-            </w:pPr>
-            <w:r>
-              <w:rPr>
-                <w:sz w:val="26"/>
-                <w:szCs w:val="26"/>
-                <w:rtl w:val="0"/>
-              </w:rPr>
-              <w:t xml:space="preserve">Inicio de sesión con credencial autorizada</w:t>
-            </w:r>
-            <w:r>
-              <w:rPr>
-                <w:rtl w:val="0"/>
-              </w:rPr>
-            </w:r>
-          </w:p>
-        </w:tc>
-      </w:tr>
-      <w:tr>
-        <w:trPr>
-          <w:cantSplit w:val="0"/>
-          <w:trHeight w:val="1770" w:hRule="atLeast"/>
-          <w:tblHeader w:val="0"/>
-        </w:trPr>
-        <w:tc>
-          <w:tcPr>
-            <w:tcBorders>
-              <w:top w:color="cccccc" w:space="0" w:sz="4" w:val="single"/>
-              <w:left w:color="70ad47" w:space="0" w:sz="4" w:val="single"/>
-              <w:bottom w:color="70ad47" w:space="0" w:sz="4" w:val="single"/>
-              <w:right w:color="70ad47" w:space="0" w:sz="4" w:val="single"/>
-            </w:tcBorders>
-            <w:shd w:fill="f6f8f9" w:val="clear"/>
-            <w:tcMar>
-              <w:top w:w="0.0" w:type="dxa"/>
-              <w:left w:w="40.0" w:type="dxa"/>
-              <w:bottom w:w="0.0" w:type="dxa"/>
-              <w:right w:w="40.0" w:type="dxa"/>
-            </w:tcMar>
-            <w:vAlign w:val="center"/>
-          </w:tcPr>
-          <w:p>
-            <w:pPr>
-              <w:widowControl w:val="0"/>
-              <w:spacing w:after="0" w:line="276" w:lineRule="auto"/>
-              <w:rPr/>
-            </w:pPr>
-            <w:r>
-              <w:rPr>
-                <w:sz w:val="26"/>
-                <w:szCs w:val="26"/>
-                <w:rtl w:val="0"/>
-              </w:rPr>
-              <w:t xml:space="preserve">R.2</w:t>
-            </w:r>
-            <w:r>
-              <w:rPr>
-                <w:rtl w:val="0"/>
-              </w:rPr>
-            </w:r>
-          </w:p>
-        </w:tc>
-        <w:tc>
-          <w:tcPr>
-            <w:tcBorders>
-              <w:top w:color="cccccc" w:space="0" w:sz="4" w:val="single"/>
-              <w:left w:color="cccccc" w:space="0" w:sz="4" w:val="single"/>
-              <w:bottom w:color="70ad47" w:space="0" w:sz="4" w:val="single"/>
-              <w:right w:color="70ad47" w:space="0" w:sz="4" w:val="single"/>
-            </w:tcBorders>
-            <w:shd w:fill="f6f8f9" w:val="clear"/>
-            <w:tcMar>
-              <w:top w:w="0.0" w:type="dxa"/>
-              <w:left w:w="40.0" w:type="dxa"/>
-              <w:bottom w:w="0.0" w:type="dxa"/>
-              <w:right w:w="40.0" w:type="dxa"/>
-            </w:tcMar>
-            <w:vAlign w:val="center"/>
-          </w:tcPr>
-          <w:p>
-            <w:pPr>
-              <w:widowControl w:val="0"/>
-              <w:spacing w:after="0" w:line="276" w:lineRule="auto"/>
-              <w:rPr/>
-            </w:pPr>
-            <w:r>
-              <w:rPr>
-                <w:sz w:val="26"/>
-                <w:szCs w:val="26"/>
-                <w:rtl w:val="0"/>
-              </w:rPr>
-              <w:t xml:space="preserve">Validación de campos de autenticación</w:t>
-            </w:r>
-            <w:r>
-              <w:rPr>
-                <w:rtl w:val="0"/>
-              </w:rPr>
-            </w:r>
-          </w:p>
-        </w:tc>
-      </w:tr>
-      <w:tr>
-        <w:trPr>
-          <w:cantSplit w:val="0"/>
-          <w:trHeight w:val="1635" w:hRule="atLeast"/>
-          <w:tblHeader w:val="0"/>
-        </w:trPr>
-        <w:tc>
-          <w:tcPr>
-            <w:tcBorders>
-              <w:top w:color="cccccc" w:space="0" w:sz="4" w:val="single"/>
-              <w:left w:color="70ad47" w:space="0" w:sz="4" w:val="single"/>
-              <w:bottom w:color="70ad47" w:space="0" w:sz="4" w:val="single"/>
-              <w:right w:color="70ad47" w:space="0" w:sz="4" w:val="single"/>
-            </w:tcBorders>
-            <w:shd w:fill="ffffff" w:val="clear"/>
-            <w:tcMar>
-              <w:top w:w="0.0" w:type="dxa"/>
-              <w:left w:w="40.0" w:type="dxa"/>
-              <w:bottom w:w="0.0" w:type="dxa"/>
-              <w:right w:w="40.0" w:type="dxa"/>
-            </w:tcMar>
-            <w:vAlign w:val="center"/>
-          </w:tcPr>
-          <w:p>
-            <w:pPr>
-              <w:widowControl w:val="0"/>
-              <w:spacing w:after="0" w:line="276" w:lineRule="auto"/>
-              <w:rPr/>
-            </w:pPr>
-            <w:r>
-              <w:rPr>
-                <w:sz w:val="26"/>
-                <w:szCs w:val="26"/>
-                <w:rtl w:val="0"/>
-              </w:rPr>
-              <w:t xml:space="preserve">R.3</w:t>
-            </w:r>
-            <w:r>
-              <w:rPr>
-                <w:rtl w:val="0"/>
-              </w:rPr>
-            </w:r>
-          </w:p>
-        </w:tc>
-        <w:tc>
-          <w:tcPr>
-            <w:tcBorders>
-              <w:top w:color="cccccc" w:space="0" w:sz="4" w:val="single"/>
-              <w:left w:color="cccccc" w:space="0" w:sz="4" w:val="single"/>
-              <w:bottom w:color="70ad47" w:space="0" w:sz="4" w:val="single"/>
-              <w:right w:color="70ad47" w:space="0" w:sz="4" w:val="single"/>
-            </w:tcBorders>
-            <w:shd w:fill="ffffff" w:val="clear"/>
-            <w:tcMar>
-              <w:top w:w="0.0" w:type="dxa"/>
-              <w:left w:w="40.0" w:type="dxa"/>
-              <w:bottom w:w="0.0" w:type="dxa"/>
-              <w:right w:w="40.0" w:type="dxa"/>
-            </w:tcMar>
-            <w:vAlign w:val="center"/>
-          </w:tcPr>
-          <w:p>
-            <w:pPr>
-              <w:widowControl w:val="0"/>
-              <w:spacing w:after="0" w:line="276" w:lineRule="auto"/>
-              <w:rPr/>
-            </w:pPr>
-            <w:r>
-              <w:rPr>
-                <w:sz w:val="26"/>
-                <w:szCs w:val="26"/>
-                <w:rtl w:val="0"/>
-              </w:rPr>
-              <w:t xml:space="preserve">Control de errores de autenticación</w:t>
-            </w:r>
-            <w:r>
-              <w:rPr>
-                <w:rtl w:val="0"/>
-              </w:rPr>
-            </w:r>
-          </w:p>
-        </w:tc>
-      </w:tr>
-      <w:tr>
-        <w:trPr>
-          <w:cantSplit w:val="0"/>
-          <w:trHeight w:val="2160" w:hRule="atLeast"/>
-          <w:tblHeader w:val="0"/>
-        </w:trPr>
-        <w:tc>
-          <w:tcPr>
-            <w:tcBorders>
-              <w:top w:color="cccccc" w:space="0" w:sz="4" w:val="single"/>
-              <w:left w:color="70ad47" w:space="0" w:sz="4" w:val="single"/>
-              <w:bottom w:color="70ad47" w:space="0" w:sz="4" w:val="single"/>
-              <w:right w:color="70ad47" w:space="0" w:sz="4" w:val="single"/>
-            </w:tcBorders>
-            <w:shd w:fill="f6f8f9" w:val="clear"/>
-            <w:tcMar>
-              <w:top w:w="0.0" w:type="dxa"/>
-              <w:left w:w="40.0" w:type="dxa"/>
-              <w:bottom w:w="0.0" w:type="dxa"/>
-              <w:right w:w="40.0" w:type="dxa"/>
-            </w:tcMar>
-            <w:vAlign w:val="center"/>
-          </w:tcPr>
-          <w:p>
-            <w:pPr>
-              <w:widowControl w:val="0"/>
-              <w:spacing w:after="0" w:line="276" w:lineRule="auto"/>
-              <w:rPr/>
-            </w:pPr>
-            <w:r>
-              <w:rPr>
-                <w:sz w:val="26"/>
-                <w:szCs w:val="26"/>
-                <w:rtl w:val="0"/>
-              </w:rPr>
-              <w:t xml:space="preserve">R.4</w:t>
-            </w:r>
-            <w:r>
-              <w:rPr>
-                <w:rtl w:val="0"/>
-              </w:rPr>
-            </w:r>
-          </w:p>
-        </w:tc>
-        <w:tc>
-          <w:tcPr>
-            <w:tcBorders>
-              <w:top w:color="cccccc" w:space="0" w:sz="4" w:val="single"/>
-              <w:left w:color="cccccc" w:space="0" w:sz="4" w:val="single"/>
-              <w:bottom w:color="70ad47" w:space="0" w:sz="4" w:val="single"/>
-              <w:right w:color="70ad47" w:space="0" w:sz="4" w:val="single"/>
-            </w:tcBorders>
-            <w:shd w:fill="f6f8f9" w:val="clear"/>
-            <w:tcMar>
-              <w:top w:w="0.0" w:type="dxa"/>
-              <w:left w:w="40.0" w:type="dxa"/>
-              <w:bottom w:w="0.0" w:type="dxa"/>
-              <w:right w:w="40.0" w:type="dxa"/>
-            </w:tcMar>
-            <w:vAlign w:val="center"/>
-          </w:tcPr>
-          <w:p>
-            <w:pPr>
-              <w:widowControl w:val="0"/>
-              <w:spacing w:after="0" w:line="276" w:lineRule="auto"/>
-              <w:rPr/>
-            </w:pPr>
-            <w:r>
-              <w:rPr>
-                <w:sz w:val="26"/>
-                <w:szCs w:val="26"/>
-                <w:rtl w:val="0"/>
-              </w:rPr>
-              <w:t xml:space="preserve">Solicitud de creación de cuenta</w:t>
-            </w:r>
-            <w:r>
-              <w:rPr>
-                <w:rtl w:val="0"/>
-              </w:rPr>
-            </w:r>
-          </w:p>
-        </w:tc>
-      </w:tr>
-      <w:tr>
-        <w:trPr>
-          <w:cantSplit w:val="0"/>
-          <w:trHeight w:val="1350" w:hRule="atLeast"/>
-          <w:tblHeader w:val="0"/>
-        </w:trPr>
-        <w:tc>
-          <w:tcPr>
-            <w:tcBorders>
-              <w:top w:color="cccccc" w:space="0" w:sz="4" w:val="single"/>
-              <w:left w:color="70ad47" w:space="0" w:sz="4" w:val="single"/>
-              <w:bottom w:color="70ad47" w:space="0" w:sz="4" w:val="single"/>
-              <w:right w:color="70ad47" w:space="0" w:sz="4" w:val="single"/>
-            </w:tcBorders>
-            <w:shd w:fill="ffffff" w:val="clear"/>
-            <w:tcMar>
-              <w:top w:w="0.0" w:type="dxa"/>
-              <w:left w:w="40.0" w:type="dxa"/>
-              <w:bottom w:w="0.0" w:type="dxa"/>
-              <w:right w:w="40.0" w:type="dxa"/>
-            </w:tcMar>
-            <w:vAlign w:val="center"/>
-          </w:tcPr>
-          <w:p>
-            <w:pPr>
-              <w:widowControl w:val="0"/>
-              <w:spacing w:after="0" w:line="276" w:lineRule="auto"/>
-              <w:rPr/>
-            </w:pPr>
-            <w:r>
-              <w:rPr>
-                <w:sz w:val="26"/>
-                <w:szCs w:val="26"/>
-                <w:rtl w:val="0"/>
-              </w:rPr>
-              <w:t xml:space="preserve">R.5</w:t>
-            </w:r>
-            <w:r>
-              <w:rPr>
-                <w:rtl w:val="0"/>
-              </w:rPr>
-            </w:r>
-          </w:p>
-        </w:tc>
-        <w:tc>
-          <w:tcPr>
-            <w:tcBorders>
-              <w:top w:color="cccccc" w:space="0" w:sz="4" w:val="single"/>
-              <w:left w:color="cccccc" w:space="0" w:sz="4" w:val="single"/>
-              <w:bottom w:color="70ad47" w:space="0" w:sz="4" w:val="single"/>
-              <w:right w:color="70ad47" w:space="0" w:sz="4" w:val="single"/>
-            </w:tcBorders>
-            <w:shd w:fill="ffffff" w:val="clear"/>
-            <w:tcMar>
-              <w:top w:w="0.0" w:type="dxa"/>
-              <w:left w:w="40.0" w:type="dxa"/>
-              <w:bottom w:w="0.0" w:type="dxa"/>
-              <w:right w:w="40.0" w:type="dxa"/>
-            </w:tcMar>
-            <w:vAlign w:val="center"/>
-          </w:tcPr>
-          <w:p>
-            <w:pPr>
-              <w:widowControl w:val="0"/>
-              <w:spacing w:after="0" w:line="276" w:lineRule="auto"/>
-              <w:rPr/>
-            </w:pPr>
-            <w:r>
-              <w:rPr>
-                <w:sz w:val="26"/>
-                <w:szCs w:val="26"/>
-                <w:rtl w:val="0"/>
-              </w:rPr>
-              <w:t xml:space="preserve">Listado de solicitudes de cuenta</w:t>
-            </w:r>
-            <w:r>
-              <w:rPr>
-                <w:rtl w:val="0"/>
-              </w:rPr>
-            </w:r>
-          </w:p>
-        </w:tc>
-      </w:tr>
-      <w:tr>
-        <w:trPr>
-          <w:cantSplit w:val="0"/>
-          <w:trHeight w:val="1365" w:hRule="atLeast"/>
-          <w:tblHeader w:val="0"/>
-        </w:trPr>
-        <w:tc>
-          <w:tcPr>
-            <w:tcBorders>
-              <w:top w:color="cccccc" w:space="0" w:sz="4" w:val="single"/>
-              <w:left w:color="70ad47" w:space="0" w:sz="4" w:val="single"/>
-              <w:bottom w:color="70ad47" w:space="0" w:sz="4" w:val="single"/>
-              <w:right w:color="70ad47" w:space="0" w:sz="4" w:val="single"/>
-            </w:tcBorders>
-            <w:shd w:fill="f6f8f9" w:val="clear"/>
-            <w:tcMar>
-              <w:top w:w="0.0" w:type="dxa"/>
-              <w:left w:w="40.0" w:type="dxa"/>
-              <w:bottom w:w="0.0" w:type="dxa"/>
-              <w:right w:w="40.0" w:type="dxa"/>
-            </w:tcMar>
-            <w:vAlign w:val="center"/>
-          </w:tcPr>
-          <w:p>
-            <w:pPr>
-              <w:widowControl w:val="0"/>
-              <w:spacing w:after="0" w:line="276" w:lineRule="auto"/>
-              <w:rPr/>
-            </w:pPr>
-            <w:r>
-              <w:rPr>
-                <w:sz w:val="26"/>
-                <w:szCs w:val="26"/>
-                <w:rtl w:val="0"/>
-              </w:rPr>
-              <w:t xml:space="preserve">R.6</w:t>
-            </w:r>
-            <w:r>
-              <w:rPr>
-                <w:rtl w:val="0"/>
-              </w:rPr>
-            </w:r>
-          </w:p>
-        </w:tc>
-        <w:tc>
-          <w:tcPr>
-            <w:tcBorders>
-              <w:top w:color="cccccc" w:space="0" w:sz="4" w:val="single"/>
-              <w:left w:color="cccccc" w:space="0" w:sz="4" w:val="single"/>
-              <w:bottom w:color="70ad47" w:space="0" w:sz="4" w:val="single"/>
-              <w:right w:color="70ad47" w:space="0" w:sz="4" w:val="single"/>
-            </w:tcBorders>
-            <w:shd w:fill="f6f8f9" w:val="clear"/>
-            <w:tcMar>
-              <w:top w:w="0.0" w:type="dxa"/>
-              <w:left w:w="40.0" w:type="dxa"/>
-              <w:bottom w:w="0.0" w:type="dxa"/>
-              <w:right w:w="40.0" w:type="dxa"/>
-            </w:tcMar>
-            <w:vAlign w:val="center"/>
-          </w:tcPr>
-          <w:p>
-            <w:pPr>
-              <w:widowControl w:val="0"/>
-              <w:spacing w:after="0" w:line="276" w:lineRule="auto"/>
-              <w:rPr/>
-            </w:pPr>
-            <w:r>
-              <w:rPr>
-                <w:sz w:val="26"/>
-                <w:szCs w:val="26"/>
-                <w:rtl w:val="0"/>
-              </w:rPr>
-              <w:t xml:space="preserve">Detalle de solicitud de cuenta</w:t>
-            </w:r>
-            <w:r>
-              <w:rPr>
-                <w:rtl w:val="0"/>
-              </w:rPr>
-            </w:r>
-          </w:p>
-        </w:tc>
-      </w:tr>
-      <w:tr>
-        <w:trPr>
-          <w:cantSplit w:val="0"/>
-          <w:trHeight w:val="1650" w:hRule="atLeast"/>
-          <w:tblHeader w:val="0"/>
-        </w:trPr>
-        <w:tc>
-          <w:tcPr>
-            <w:tcBorders>
-              <w:top w:color="cccccc" w:space="0" w:sz="4" w:val="single"/>
-              <w:left w:color="70ad47" w:space="0" w:sz="4" w:val="single"/>
-              <w:bottom w:color="70ad47" w:space="0" w:sz="4" w:val="single"/>
-              <w:right w:color="70ad47" w:space="0" w:sz="4" w:val="single"/>
-            </w:tcBorders>
-            <w:shd w:fill="ffffff" w:val="clear"/>
-            <w:tcMar>
-              <w:top w:w="0.0" w:type="dxa"/>
-              <w:left w:w="40.0" w:type="dxa"/>
-              <w:bottom w:w="0.0" w:type="dxa"/>
-              <w:right w:w="40.0" w:type="dxa"/>
-            </w:tcMar>
-            <w:vAlign w:val="center"/>
-          </w:tcPr>
-          <w:p>
-            <w:pPr>
-              <w:widowControl w:val="0"/>
-              <w:spacing w:after="0" w:line="276" w:lineRule="auto"/>
-              <w:rPr/>
-            </w:pPr>
-            <w:r>
-              <w:rPr>
-                <w:sz w:val="26"/>
-                <w:szCs w:val="26"/>
-                <w:rtl w:val="0"/>
-              </w:rPr>
-              <w:t xml:space="preserve">R.7</w:t>
-            </w:r>
-            <w:r>
-              <w:rPr>
-                <w:rtl w:val="0"/>
-              </w:rPr>
-            </w:r>
-          </w:p>
-        </w:tc>
-        <w:tc>
-          <w:tcPr>
-            <w:tcBorders>
-              <w:top w:color="cccccc" w:space="0" w:sz="4" w:val="single"/>
-              <w:left w:color="cccccc" w:space="0" w:sz="4" w:val="single"/>
-              <w:bottom w:color="70ad47" w:space="0" w:sz="4" w:val="single"/>
-              <w:right w:color="70ad47" w:space="0" w:sz="4" w:val="single"/>
-            </w:tcBorders>
-            <w:shd w:fill="ffffff" w:val="clear"/>
-            <w:tcMar>
-              <w:top w:w="0.0" w:type="dxa"/>
-              <w:left w:w="40.0" w:type="dxa"/>
-              <w:bottom w:w="0.0" w:type="dxa"/>
-              <w:right w:w="40.0" w:type="dxa"/>
-            </w:tcMar>
-            <w:vAlign w:val="center"/>
-          </w:tcPr>
-          <w:p>
-            <w:pPr>
-              <w:widowControl w:val="0"/>
-              <w:spacing w:after="0" w:line="276" w:lineRule="auto"/>
-              <w:rPr/>
-            </w:pPr>
-            <w:r>
-              <w:rPr>
-                <w:sz w:val="26"/>
-                <w:szCs w:val="26"/>
-                <w:rtl w:val="0"/>
-              </w:rPr>
-              <w:t xml:space="preserve">Aprobación de solicitud y creación de cuenta</w:t>
-            </w:r>
-            <w:r>
-              <w:rPr>
-                <w:rtl w:val="0"/>
-              </w:rPr>
-            </w:r>
-          </w:p>
-        </w:tc>
-      </w:tr>
-      <w:tr>
-        <w:trPr>
-          <w:cantSplit w:val="0"/>
-          <w:trHeight w:val="1755" w:hRule="atLeast"/>
-          <w:tblHeader w:val="0"/>
-        </w:trPr>
-        <w:tc>
-          <w:tcPr>
-            <w:tcBorders>
-              <w:top w:color="cccccc" w:space="0" w:sz="4" w:val="single"/>
-              <w:left w:color="70ad47" w:space="0" w:sz="4" w:val="single"/>
-              <w:bottom w:color="70ad47" w:space="0" w:sz="4" w:val="single"/>
-              <w:right w:color="70ad47" w:space="0" w:sz="4" w:val="single"/>
-            </w:tcBorders>
-            <w:shd w:fill="f6f8f9" w:val="clear"/>
-            <w:tcMar>
-              <w:top w:w="0.0" w:type="dxa"/>
-              <w:left w:w="40.0" w:type="dxa"/>
-              <w:bottom w:w="0.0" w:type="dxa"/>
-              <w:right w:w="40.0" w:type="dxa"/>
-            </w:tcMar>
-            <w:vAlign w:val="center"/>
-          </w:tcPr>
-          <w:p>
-            <w:pPr>
-              <w:widowControl w:val="0"/>
-              <w:spacing w:after="0" w:line="276" w:lineRule="auto"/>
-              <w:rPr/>
-            </w:pPr>
-            <w:r>
-              <w:rPr>
-                <w:sz w:val="26"/>
-                <w:szCs w:val="26"/>
-                <w:rtl w:val="0"/>
-              </w:rPr>
-              <w:t xml:space="preserve">R.8</w:t>
-            </w:r>
-            <w:r>
-              <w:rPr>
-                <w:rtl w:val="0"/>
-              </w:rPr>
-            </w:r>
-          </w:p>
-        </w:tc>
-        <w:tc>
-          <w:tcPr>
-            <w:tcBorders>
-              <w:top w:color="cccccc" w:space="0" w:sz="4" w:val="single"/>
-              <w:left w:color="cccccc" w:space="0" w:sz="4" w:val="single"/>
-              <w:bottom w:color="70ad47" w:space="0" w:sz="4" w:val="single"/>
-              <w:right w:color="70ad47" w:space="0" w:sz="4" w:val="single"/>
-            </w:tcBorders>
-            <w:shd w:fill="f6f8f9" w:val="clear"/>
-            <w:tcMar>
-              <w:top w:w="0.0" w:type="dxa"/>
-              <w:left w:w="40.0" w:type="dxa"/>
-              <w:bottom w:w="0.0" w:type="dxa"/>
-              <w:right w:w="40.0" w:type="dxa"/>
-            </w:tcMar>
-            <w:vAlign w:val="center"/>
-          </w:tcPr>
-          <w:p>
-            <w:pPr>
-              <w:widowControl w:val="0"/>
-              <w:spacing w:after="0" w:line="276" w:lineRule="auto"/>
-              <w:rPr/>
-            </w:pPr>
-            <w:r>
-              <w:rPr>
-                <w:sz w:val="26"/>
-                <w:szCs w:val="26"/>
-                <w:rtl w:val="0"/>
-              </w:rPr>
-              <w:t xml:space="preserve">Rechazo de solicitud de cuenta</w:t>
-            </w:r>
-            <w:r>
-              <w:rPr>
-                <w:rtl w:val="0"/>
-              </w:rPr>
-            </w:r>
-          </w:p>
-        </w:tc>
-      </w:tr>
-      <w:tr>
-        <w:trPr>
-          <w:cantSplit w:val="0"/>
-          <w:trHeight w:val="1245" w:hRule="atLeast"/>
-          <w:tblHeader w:val="0"/>
-        </w:trPr>
-        <w:tc>
-          <w:tcPr>
-            <w:tcBorders>
-              <w:top w:color="cccccc" w:space="0" w:sz="4" w:val="single"/>
-              <w:left w:color="70ad47" w:space="0" w:sz="4" w:val="single"/>
-              <w:bottom w:color="70ad47" w:space="0" w:sz="4" w:val="single"/>
-              <w:right w:color="70ad47" w:space="0" w:sz="4" w:val="single"/>
-            </w:tcBorders>
-            <w:shd w:fill="ffffff" w:val="clear"/>
-            <w:tcMar>
-              <w:top w:w="0.0" w:type="dxa"/>
-              <w:left w:w="40.0" w:type="dxa"/>
-              <w:bottom w:w="0.0" w:type="dxa"/>
-              <w:right w:w="40.0" w:type="dxa"/>
-            </w:tcMar>
-            <w:vAlign w:val="center"/>
-          </w:tcPr>
-          <w:p>
-            <w:pPr>
-              <w:widowControl w:val="0"/>
-              <w:spacing w:after="0" w:line="276" w:lineRule="auto"/>
-              <w:rPr/>
-            </w:pPr>
-            <w:r>
-              <w:rPr>
-                <w:sz w:val="26"/>
-                <w:szCs w:val="26"/>
-                <w:rtl w:val="0"/>
-              </w:rPr>
-              <w:t xml:space="preserve">R.9</w:t>
-            </w:r>
-            <w:r>
-              <w:rPr>
-                <w:rtl w:val="0"/>
-              </w:rPr>
-            </w:r>
-          </w:p>
-        </w:tc>
-        <w:tc>
-          <w:tcPr>
-            <w:tcBorders>
-              <w:top w:color="cccccc" w:space="0" w:sz="4" w:val="single"/>
-              <w:left w:color="cccccc" w:space="0" w:sz="4" w:val="single"/>
-              <w:bottom w:color="70ad47" w:space="0" w:sz="4" w:val="single"/>
-              <w:right w:color="70ad47" w:space="0" w:sz="4" w:val="single"/>
-            </w:tcBorders>
-            <w:shd w:fill="ffffff" w:val="clear"/>
-            <w:tcMar>
-              <w:top w:w="0.0" w:type="dxa"/>
-              <w:left w:w="40.0" w:type="dxa"/>
-              <w:bottom w:w="0.0" w:type="dxa"/>
-              <w:right w:w="40.0" w:type="dxa"/>
-            </w:tcMar>
-            <w:vAlign w:val="center"/>
-          </w:tcPr>
-          <w:p>
-            <w:pPr>
-              <w:widowControl w:val="0"/>
-              <w:spacing w:after="0" w:line="276" w:lineRule="auto"/>
-              <w:rPr/>
-            </w:pPr>
-            <w:r>
-              <w:rPr>
-                <w:sz w:val="26"/>
-                <w:szCs w:val="26"/>
-                <w:rtl w:val="0"/>
-              </w:rPr>
-              <w:t xml:space="preserve">Generación de contraseña temporal</w:t>
-            </w:r>
-            <w:r>
-              <w:rPr>
-                <w:rtl w:val="0"/>
-              </w:rPr>
-            </w:r>
-          </w:p>
-        </w:tc>
-      </w:tr>
-      <w:tr>
-        <w:trPr>
-          <w:cantSplit w:val="0"/>
-          <w:trHeight w:val="1950" w:hRule="atLeast"/>
-          <w:tblHeader w:val="0"/>
-        </w:trPr>
-        <w:tc>
-          <w:tcPr>
-            <w:tcBorders>
-              <w:top w:color="cccccc" w:space="0" w:sz="4" w:val="single"/>
-              <w:left w:color="70ad47" w:space="0" w:sz="4" w:val="single"/>
-              <w:bottom w:color="70ad47" w:space="0" w:sz="4" w:val="single"/>
-              <w:right w:color="70ad47" w:space="0" w:sz="4" w:val="single"/>
-            </w:tcBorders>
-            <w:shd w:fill="f6f8f9" w:val="clear"/>
-            <w:tcMar>
-              <w:top w:w="0.0" w:type="dxa"/>
-              <w:left w:w="40.0" w:type="dxa"/>
-              <w:bottom w:w="0.0" w:type="dxa"/>
-              <w:right w:w="40.0" w:type="dxa"/>
-            </w:tcMar>
-            <w:vAlign w:val="center"/>
-          </w:tcPr>
-          <w:p>
-            <w:pPr>
-              <w:widowControl w:val="0"/>
-              <w:spacing w:after="0" w:line="276" w:lineRule="auto"/>
-              <w:rPr/>
-            </w:pPr>
-            <w:r>
-              <w:rPr>
-                <w:sz w:val="26"/>
-                <w:szCs w:val="26"/>
-                <w:rtl w:val="0"/>
-              </w:rPr>
-              <w:t xml:space="preserve">R.10</w:t>
-            </w:r>
-            <w:r>
-              <w:rPr>
-                <w:rtl w:val="0"/>
-              </w:rPr>
-            </w:r>
-          </w:p>
-        </w:tc>
-        <w:tc>
-          <w:tcPr>
-            <w:tcBorders>
-              <w:top w:color="cccccc" w:space="0" w:sz="4" w:val="single"/>
-              <w:left w:color="cccccc" w:space="0" w:sz="4" w:val="single"/>
-              <w:bottom w:color="70ad47" w:space="0" w:sz="4" w:val="single"/>
-              <w:right w:color="70ad47" w:space="0" w:sz="4" w:val="single"/>
-            </w:tcBorders>
-            <w:shd w:fill="f6f8f9" w:val="clear"/>
-            <w:tcMar>
-              <w:top w:w="0.0" w:type="dxa"/>
-              <w:left w:w="40.0" w:type="dxa"/>
-              <w:bottom w:w="0.0" w:type="dxa"/>
-              <w:right w:w="40.0" w:type="dxa"/>
-            </w:tcMar>
-            <w:vAlign w:val="center"/>
-          </w:tcPr>
-          <w:p>
-            <w:pPr>
-              <w:widowControl w:val="0"/>
-              <w:spacing w:after="0" w:line="276" w:lineRule="auto"/>
-              <w:rPr/>
-            </w:pPr>
-            <w:r>
-              <w:rPr>
-                <w:sz w:val="26"/>
-                <w:szCs w:val="26"/>
-                <w:rtl w:val="0"/>
-              </w:rPr>
-              <w:t xml:space="preserve">Envío de credenciales de acceso</w:t>
-            </w:r>
-            <w:r>
-              <w:rPr>
-                <w:rtl w:val="0"/>
-              </w:rPr>
-            </w:r>
-          </w:p>
-        </w:tc>
-      </w:tr>
-      <w:tr>
-        <w:trPr>
-          <w:cantSplit w:val="0"/>
-          <w:trHeight w:val="1590" w:hRule="atLeast"/>
-          <w:tblHeader w:val="0"/>
-        </w:trPr>
-        <w:tc>
-          <w:tcPr>
-            <w:tcBorders>
-              <w:top w:color="cccccc" w:space="0" w:sz="4" w:val="single"/>
-              <w:left w:color="70ad47" w:space="0" w:sz="4" w:val="single"/>
-              <w:bottom w:color="70ad47" w:space="0" w:sz="4" w:val="single"/>
-              <w:right w:color="70ad47" w:space="0" w:sz="4" w:val="single"/>
-            </w:tcBorders>
-            <w:shd w:fill="ffffff" w:val="clear"/>
-            <w:tcMar>
-              <w:top w:w="0.0" w:type="dxa"/>
-              <w:left w:w="40.0" w:type="dxa"/>
-              <w:bottom w:w="0.0" w:type="dxa"/>
-              <w:right w:w="40.0" w:type="dxa"/>
-            </w:tcMar>
-            <w:vAlign w:val="center"/>
-          </w:tcPr>
-          <w:p>
-            <w:pPr>
-              <w:widowControl w:val="0"/>
-              <w:spacing w:after="0" w:line="276" w:lineRule="auto"/>
-              <w:rPr/>
-            </w:pPr>
-            <w:r>
-              <w:rPr>
-                <w:sz w:val="26"/>
-                <w:szCs w:val="26"/>
-                <w:rtl w:val="0"/>
-              </w:rPr>
-              <w:t xml:space="preserve">R.11</w:t>
-            </w:r>
-            <w:r>
-              <w:rPr>
-                <w:rtl w:val="0"/>
-              </w:rPr>
-            </w:r>
-          </w:p>
-        </w:tc>
-        <w:tc>
-          <w:tcPr>
-            <w:tcBorders>
-              <w:top w:color="cccccc" w:space="0" w:sz="4" w:val="single"/>
-              <w:left w:color="cccccc" w:space="0" w:sz="4" w:val="single"/>
-              <w:bottom w:color="70ad47" w:space="0" w:sz="4" w:val="single"/>
-              <w:right w:color="70ad47" w:space="0" w:sz="4" w:val="single"/>
-            </w:tcBorders>
-            <w:shd w:fill="ffffff" w:val="clear"/>
-            <w:tcMar>
-              <w:top w:w="0.0" w:type="dxa"/>
-              <w:left w:w="40.0" w:type="dxa"/>
-              <w:bottom w:w="0.0" w:type="dxa"/>
-              <w:right w:w="40.0" w:type="dxa"/>
-            </w:tcMar>
-            <w:vAlign w:val="center"/>
-          </w:tcPr>
-          <w:p>
-            <w:pPr>
-              <w:widowControl w:val="0"/>
-              <w:spacing w:after="0" w:line="276" w:lineRule="auto"/>
-              <w:rPr/>
-            </w:pPr>
-            <w:r>
-              <w:rPr>
-                <w:sz w:val="26"/>
-                <w:szCs w:val="26"/>
-                <w:rtl w:val="0"/>
-              </w:rPr>
-              <w:t xml:space="preserve">Verificación mediante código temporal por correo</w:t>
-            </w:r>
-            <w:r>
-              <w:rPr>
-                <w:rtl w:val="0"/>
-              </w:rPr>
-            </w:r>
-          </w:p>
-        </w:tc>
-      </w:tr>
-      <w:tr>
-        <w:trPr>
-          <w:cantSplit w:val="0"/>
-          <w:trHeight w:val="1605" w:hRule="atLeast"/>
-          <w:tblHeader w:val="0"/>
-        </w:trPr>
-        <w:tc>
-          <w:tcPr>
-            <w:tcBorders>
-              <w:top w:color="cccccc" w:space="0" w:sz="4" w:val="single"/>
-              <w:left w:color="70ad47" w:space="0" w:sz="4" w:val="single"/>
-              <w:bottom w:color="70ad47" w:space="0" w:sz="4" w:val="single"/>
-              <w:right w:color="70ad47" w:space="0" w:sz="4" w:val="single"/>
-            </w:tcBorders>
-            <w:shd w:fill="f6f8f9" w:val="clear"/>
-            <w:tcMar>
-              <w:top w:w="0.0" w:type="dxa"/>
-              <w:left w:w="40.0" w:type="dxa"/>
-              <w:bottom w:w="0.0" w:type="dxa"/>
-              <w:right w:w="40.0" w:type="dxa"/>
-            </w:tcMar>
-            <w:vAlign w:val="center"/>
-          </w:tcPr>
-          <w:p>
-            <w:pPr>
-              <w:widowControl w:val="0"/>
-              <w:spacing w:after="0" w:line="276" w:lineRule="auto"/>
-              <w:rPr/>
-            </w:pPr>
-            <w:r>
-              <w:rPr>
-                <w:sz w:val="26"/>
-                <w:szCs w:val="26"/>
-                <w:rtl w:val="0"/>
-              </w:rPr>
-              <w:t xml:space="preserve">R.12</w:t>
-            </w:r>
-            <w:r>
-              <w:rPr>
-                <w:rtl w:val="0"/>
-              </w:rPr>
-            </w:r>
-          </w:p>
-        </w:tc>
-        <w:tc>
-          <w:tcPr>
-            <w:tcBorders>
-              <w:top w:color="cccccc" w:space="0" w:sz="4" w:val="single"/>
-              <w:left w:color="cccccc" w:space="0" w:sz="4" w:val="single"/>
-              <w:bottom w:color="70ad47" w:space="0" w:sz="4" w:val="single"/>
-              <w:right w:color="70ad47" w:space="0" w:sz="4" w:val="single"/>
-            </w:tcBorders>
-            <w:shd w:fill="f6f8f9" w:val="clear"/>
-            <w:tcMar>
-              <w:top w:w="0.0" w:type="dxa"/>
-              <w:left w:w="40.0" w:type="dxa"/>
-              <w:bottom w:w="0.0" w:type="dxa"/>
-              <w:right w:w="40.0" w:type="dxa"/>
-            </w:tcMar>
-            <w:vAlign w:val="center"/>
-          </w:tcPr>
-          <w:p>
-            <w:pPr>
-              <w:widowControl w:val="0"/>
-              <w:spacing w:after="0" w:line="276" w:lineRule="auto"/>
-              <w:rPr/>
-            </w:pPr>
-            <w:r>
-              <w:rPr>
-                <w:sz w:val="26"/>
-                <w:szCs w:val="26"/>
-                <w:rtl w:val="0"/>
-              </w:rPr>
-              <w:t xml:space="preserve">Cambio obligatorio de contraseña</w:t>
-            </w:r>
-            <w:r>
-              <w:rPr>
-                <w:rtl w:val="0"/>
-              </w:rPr>
-            </w:r>
-          </w:p>
-        </w:tc>
-      </w:tr>
-      <w:tr>
-        <w:trPr>
-          <w:cantSplit w:val="0"/>
-          <w:trHeight w:val="1890" w:hRule="atLeast"/>
-          <w:tblHeader w:val="0"/>
-        </w:trPr>
-        <w:tc>
-          <w:tcPr>
-            <w:tcBorders>
-              <w:top w:color="cccccc" w:space="0" w:sz="4" w:val="single"/>
-              <w:left w:color="70ad47" w:space="0" w:sz="4" w:val="single"/>
-              <w:bottom w:color="70ad47" w:space="0" w:sz="4" w:val="single"/>
-              <w:right w:color="70ad47" w:space="0" w:sz="4" w:val="single"/>
-            </w:tcBorders>
-            <w:shd w:fill="ffffff" w:val="clear"/>
-            <w:tcMar>
-              <w:top w:w="0.0" w:type="dxa"/>
-              <w:left w:w="40.0" w:type="dxa"/>
-              <w:bottom w:w="0.0" w:type="dxa"/>
-              <w:right w:w="40.0" w:type="dxa"/>
-            </w:tcMar>
-            <w:vAlign w:val="center"/>
-          </w:tcPr>
-          <w:p>
-            <w:pPr>
-              <w:widowControl w:val="0"/>
-              <w:spacing w:after="0" w:line="276" w:lineRule="auto"/>
-              <w:rPr/>
-            </w:pPr>
-            <w:r>
-              <w:rPr>
-                <w:sz w:val="26"/>
-                <w:szCs w:val="26"/>
-                <w:rtl w:val="0"/>
-              </w:rPr>
-              <w:t xml:space="preserve">R.13</w:t>
-            </w:r>
-            <w:r>
-              <w:rPr>
-                <w:rtl w:val="0"/>
-              </w:rPr>
-            </w:r>
-          </w:p>
-        </w:tc>
-        <w:tc>
-          <w:tcPr>
-            <w:tcBorders>
-              <w:top w:color="cccccc" w:space="0" w:sz="4" w:val="single"/>
-              <w:left w:color="cccccc" w:space="0" w:sz="4" w:val="single"/>
-              <w:bottom w:color="70ad47" w:space="0" w:sz="4" w:val="single"/>
-              <w:right w:color="70ad47" w:space="0" w:sz="4" w:val="single"/>
-            </w:tcBorders>
-            <w:shd w:fill="ffffff" w:val="clear"/>
-            <w:tcMar>
-              <w:top w:w="0.0" w:type="dxa"/>
-              <w:left w:w="40.0" w:type="dxa"/>
-              <w:bottom w:w="0.0" w:type="dxa"/>
-              <w:right w:w="40.0" w:type="dxa"/>
-            </w:tcMar>
-            <w:vAlign w:val="center"/>
-          </w:tcPr>
-          <w:p>
-            <w:pPr>
-              <w:widowControl w:val="0"/>
-              <w:spacing w:after="0" w:line="276" w:lineRule="auto"/>
-              <w:rPr/>
-            </w:pPr>
-            <w:r>
-              <w:rPr>
-                <w:sz w:val="26"/>
-                <w:szCs w:val="26"/>
-                <w:rtl w:val="0"/>
-              </w:rPr>
-              <w:t xml:space="preserve">Persistencia de sesión</w:t>
-            </w:r>
-            <w:r>
-              <w:rPr>
-                <w:rtl w:val="0"/>
-              </w:rPr>
-            </w:r>
-          </w:p>
-        </w:tc>
-      </w:tr>
-      <w:tr>
-        <w:trPr>
-          <w:cantSplit w:val="0"/>
-          <w:trHeight w:val="1395" w:hRule="atLeast"/>
-          <w:tblHeader w:val="0"/>
-        </w:trPr>
-        <w:tc>
-          <w:tcPr>
-            <w:tcBorders>
-              <w:top w:color="cccccc" w:space="0" w:sz="4" w:val="single"/>
-              <w:left w:color="70ad47" w:space="0" w:sz="4" w:val="single"/>
-              <w:bottom w:color="70ad47" w:space="0" w:sz="4" w:val="single"/>
-              <w:right w:color="70ad47" w:space="0" w:sz="4" w:val="single"/>
-            </w:tcBorders>
-            <w:shd w:fill="f6f8f9" w:val="clear"/>
-            <w:tcMar>
-              <w:top w:w="0.0" w:type="dxa"/>
-              <w:left w:w="40.0" w:type="dxa"/>
-              <w:bottom w:w="0.0" w:type="dxa"/>
-              <w:right w:w="40.0" w:type="dxa"/>
-            </w:tcMar>
-            <w:vAlign w:val="center"/>
-          </w:tcPr>
-          <w:p>
-            <w:pPr>
-              <w:widowControl w:val="0"/>
-              <w:spacing w:after="0" w:line="276" w:lineRule="auto"/>
-              <w:rPr/>
-            </w:pPr>
-            <w:r>
-              <w:rPr>
-                <w:sz w:val="26"/>
-                <w:szCs w:val="26"/>
-                <w:rtl w:val="0"/>
-              </w:rPr>
-              <w:t xml:space="preserve">R.14</w:t>
-            </w:r>
-            <w:r>
-              <w:rPr>
-                <w:rtl w:val="0"/>
-              </w:rPr>
-            </w:r>
-          </w:p>
-        </w:tc>
-        <w:tc>
-          <w:tcPr>
-            <w:tcBorders>
-              <w:top w:color="cccccc" w:space="0" w:sz="4" w:val="single"/>
-              <w:left w:color="cccccc" w:space="0" w:sz="4" w:val="single"/>
-              <w:bottom w:color="70ad47" w:space="0" w:sz="4" w:val="single"/>
-              <w:right w:color="70ad47" w:space="0" w:sz="4" w:val="single"/>
-            </w:tcBorders>
-            <w:shd w:fill="f6f8f9" w:val="clear"/>
-            <w:tcMar>
-              <w:top w:w="0.0" w:type="dxa"/>
-              <w:left w:w="40.0" w:type="dxa"/>
-              <w:bottom w:w="0.0" w:type="dxa"/>
-              <w:right w:w="40.0" w:type="dxa"/>
-            </w:tcMar>
-            <w:vAlign w:val="center"/>
-          </w:tcPr>
-          <w:p>
-            <w:pPr>
-              <w:widowControl w:val="0"/>
-              <w:spacing w:after="0" w:line="276" w:lineRule="auto"/>
-              <w:rPr/>
-            </w:pPr>
-            <w:r>
-              <w:rPr>
-                <w:sz w:val="26"/>
-                <w:szCs w:val="26"/>
-                <w:rtl w:val="0"/>
-              </w:rPr>
-              <w:t xml:space="preserve">Cierre de sesión</w:t>
-            </w:r>
-            <w:r>
-              <w:rPr>
-                <w:rtl w:val="0"/>
-              </w:rPr>
-            </w:r>
-          </w:p>
-        </w:tc>
-      </w:tr>
-      <w:tr>
-        <w:trPr>
-          <w:cantSplit w:val="0"/>
-          <w:trHeight w:val="1920" w:hRule="atLeast"/>
-          <w:tblHeader w:val="0"/>
-        </w:trPr>
-        <w:tc>
-          <w:tcPr>
-            <w:tcBorders>
-              <w:top w:color="cccccc" w:space="0" w:sz="4" w:val="single"/>
-              <w:left w:color="70ad47" w:space="0" w:sz="4" w:val="single"/>
-              <w:bottom w:color="70ad47" w:space="0" w:sz="4" w:val="single"/>
-              <w:right w:color="70ad47" w:space="0" w:sz="4" w:val="single"/>
-            </w:tcBorders>
-            <w:shd w:fill="ffffff" w:val="clear"/>
-            <w:tcMar>
-              <w:top w:w="0.0" w:type="dxa"/>
-              <w:left w:w="40.0" w:type="dxa"/>
-              <w:bottom w:w="0.0" w:type="dxa"/>
-              <w:right w:w="40.0" w:type="dxa"/>
-            </w:tcMar>
-            <w:vAlign w:val="center"/>
-          </w:tcPr>
-          <w:p>
-            <w:pPr>
-              <w:widowControl w:val="0"/>
-              <w:spacing w:after="0" w:line="276" w:lineRule="auto"/>
-              <w:rPr/>
-            </w:pPr>
-            <w:r>
-              <w:rPr>
-                <w:sz w:val="26"/>
-                <w:szCs w:val="26"/>
-                <w:rtl w:val="0"/>
-              </w:rPr>
-              <w:t xml:space="preserve">R.15</w:t>
-            </w:r>
-            <w:r>
-              <w:rPr>
-                <w:rtl w:val="0"/>
-              </w:rPr>
-            </w:r>
-          </w:p>
-        </w:tc>
-        <w:tc>
-          <w:tcPr>
-            <w:tcBorders>
-              <w:top w:color="cccccc" w:space="0" w:sz="4" w:val="single"/>
-              <w:left w:color="cccccc" w:space="0" w:sz="4" w:val="single"/>
-              <w:bottom w:color="70ad47" w:space="0" w:sz="4" w:val="single"/>
-              <w:right w:color="70ad47" w:space="0" w:sz="4" w:val="single"/>
-            </w:tcBorders>
-            <w:shd w:fill="ffffff" w:val="clear"/>
-            <w:tcMar>
-              <w:top w:w="0.0" w:type="dxa"/>
-              <w:left w:w="40.0" w:type="dxa"/>
-              <w:bottom w:w="0.0" w:type="dxa"/>
-              <w:right w:w="40.0" w:type="dxa"/>
-            </w:tcMar>
-            <w:vAlign w:val="center"/>
-          </w:tcPr>
-          <w:p>
-            <w:pPr>
-              <w:widowControl w:val="0"/>
-              <w:spacing w:after="0" w:line="276" w:lineRule="auto"/>
-              <w:rPr/>
-            </w:pPr>
-            <w:r>
-              <w:rPr>
-                <w:sz w:val="26"/>
-                <w:szCs w:val="26"/>
-                <w:rtl w:val="0"/>
-              </w:rPr>
-              <w:t xml:space="preserve">Recuperación de contraseña por correo</w:t>
-            </w:r>
-            <w:r>
-              <w:rPr>
-                <w:rtl w:val="0"/>
-              </w:rPr>
-            </w:r>
-          </w:p>
-        </w:tc>
-      </w:tr>
-      <w:tr>
-        <w:trPr>
-          <w:cantSplit w:val="0"/>
-          <w:trHeight w:val="2070" w:hRule="atLeast"/>
-          <w:tblHeader w:val="0"/>
-        </w:trPr>
-        <w:tc>
-          <w:tcPr>
-            <w:tcBorders>
-              <w:top w:color="cccccc" w:space="0" w:sz="4" w:val="single"/>
-              <w:left w:color="70ad47" w:space="0" w:sz="4" w:val="single"/>
-              <w:bottom w:color="70ad47" w:space="0" w:sz="4" w:val="single"/>
-              <w:right w:color="70ad47" w:space="0" w:sz="4" w:val="single"/>
-            </w:tcBorders>
-            <w:shd w:fill="f6f8f9" w:val="clear"/>
-            <w:tcMar>
-              <w:top w:w="0.0" w:type="dxa"/>
-              <w:left w:w="40.0" w:type="dxa"/>
-              <w:bottom w:w="0.0" w:type="dxa"/>
-              <w:right w:w="40.0" w:type="dxa"/>
-            </w:tcMar>
-            <w:vAlign w:val="center"/>
-          </w:tcPr>
-          <w:p>
-            <w:pPr>
-              <w:widowControl w:val="0"/>
-              <w:spacing w:after="0" w:line="276" w:lineRule="auto"/>
-              <w:rPr/>
-            </w:pPr>
-            <w:r>
-              <w:rPr>
-                <w:sz w:val="26"/>
-                <w:szCs w:val="26"/>
-                <w:rtl w:val="0"/>
-              </w:rPr>
-              <w:t xml:space="preserve">R.16</w:t>
-            </w:r>
-            <w:r>
-              <w:rPr>
-                <w:rtl w:val="0"/>
-              </w:rPr>
-            </w:r>
-          </w:p>
-        </w:tc>
-        <w:tc>
-          <w:tcPr>
-            <w:tcBorders>
-              <w:top w:color="cccccc" w:space="0" w:sz="4" w:val="single"/>
-              <w:left w:color="cccccc" w:space="0" w:sz="4" w:val="single"/>
-              <w:bottom w:color="70ad47" w:space="0" w:sz="4" w:val="single"/>
-              <w:right w:color="70ad47" w:space="0" w:sz="4" w:val="single"/>
-            </w:tcBorders>
-            <w:shd w:fill="f6f8f9" w:val="clear"/>
-            <w:tcMar>
-              <w:top w:w="0.0" w:type="dxa"/>
-              <w:left w:w="40.0" w:type="dxa"/>
-              <w:bottom w:w="0.0" w:type="dxa"/>
-              <w:right w:w="40.0" w:type="dxa"/>
-            </w:tcMar>
-            <w:vAlign w:val="center"/>
-          </w:tcPr>
-          <w:p>
-            <w:pPr>
-              <w:widowControl w:val="0"/>
-              <w:spacing w:after="0" w:line="276" w:lineRule="auto"/>
-              <w:rPr/>
-            </w:pPr>
-            <w:r>
-              <w:rPr>
-                <w:sz w:val="26"/>
-                <w:szCs w:val="26"/>
-                <w:rtl w:val="0"/>
-              </w:rPr>
-              <w:t xml:space="preserve">Validación de correo para recuperación</w:t>
-            </w:r>
-            <w:r>
-              <w:rPr>
-                <w:rtl w:val="0"/>
-              </w:rPr>
-            </w:r>
-          </w:p>
-        </w:tc>
-      </w:tr>
-      <w:tr>
-        <w:trPr>
-          <w:cantSplit w:val="0"/>
-          <w:trHeight w:val="1620" w:hRule="atLeast"/>
-          <w:tblHeader w:val="0"/>
-        </w:trPr>
-        <w:tc>
-          <w:tcPr>
-            <w:tcBorders>
-              <w:top w:color="cccccc" w:space="0" w:sz="4" w:val="single"/>
-              <w:left w:color="70ad47" w:space="0" w:sz="4" w:val="single"/>
-              <w:bottom w:color="70ad47" w:space="0" w:sz="4" w:val="single"/>
-              <w:right w:color="70ad47" w:space="0" w:sz="4" w:val="single"/>
-            </w:tcBorders>
-            <w:shd w:fill="ffffff" w:val="clear"/>
-            <w:tcMar>
-              <w:top w:w="0.0" w:type="dxa"/>
-              <w:left w:w="40.0" w:type="dxa"/>
-              <w:bottom w:w="0.0" w:type="dxa"/>
-              <w:right w:w="40.0" w:type="dxa"/>
-            </w:tcMar>
-            <w:vAlign w:val="center"/>
-          </w:tcPr>
-          <w:p>
-            <w:pPr>
-              <w:widowControl w:val="0"/>
-              <w:spacing w:after="0" w:line="276" w:lineRule="auto"/>
-              <w:rPr/>
-            </w:pPr>
-            <w:r>
-              <w:rPr>
-                <w:sz w:val="26"/>
-                <w:szCs w:val="26"/>
-                <w:rtl w:val="0"/>
-              </w:rPr>
-              <w:t xml:space="preserve">R.17</w:t>
-            </w:r>
-            <w:r>
-              <w:rPr>
-                <w:rtl w:val="0"/>
-              </w:rPr>
-            </w:r>
-          </w:p>
-        </w:tc>
-        <w:tc>
-          <w:tcPr>
-            <w:tcBorders>
-              <w:top w:color="cccccc" w:space="0" w:sz="4" w:val="single"/>
-              <w:left w:color="cccccc" w:space="0" w:sz="4" w:val="single"/>
-              <w:bottom w:color="70ad47" w:space="0" w:sz="4" w:val="single"/>
-              <w:right w:color="70ad47" w:space="0" w:sz="4" w:val="single"/>
-            </w:tcBorders>
-            <w:shd w:fill="ffffff" w:val="clear"/>
-            <w:tcMar>
-              <w:top w:w="0.0" w:type="dxa"/>
-              <w:left w:w="40.0" w:type="dxa"/>
-              <w:bottom w:w="0.0" w:type="dxa"/>
-              <w:right w:w="40.0" w:type="dxa"/>
-            </w:tcMar>
-            <w:vAlign w:val="center"/>
-          </w:tcPr>
-          <w:p>
-            <w:pPr>
-              <w:widowControl w:val="0"/>
-              <w:spacing w:after="0" w:line="276" w:lineRule="auto"/>
-              <w:rPr/>
-            </w:pPr>
-            <w:r>
-              <w:rPr>
-                <w:sz w:val="26"/>
-                <w:szCs w:val="26"/>
-                <w:rtl w:val="0"/>
-              </w:rPr>
-              <w:t xml:space="preserve">Control de acceso según rol</w:t>
-            </w:r>
-            <w:r>
-              <w:rPr>
-                <w:rtl w:val="0"/>
-              </w:rPr>
-            </w:r>
-          </w:p>
-        </w:tc>
-      </w:tr>
-      <w:tr>
-        <w:trPr>
-          <w:cantSplit w:val="0"/>
-          <w:trHeight w:val="1275" w:hRule="atLeast"/>
-          <w:tblHeader w:val="0"/>
-        </w:trPr>
-        <w:tc>
-          <w:tcPr>
-            <w:tcBorders>
-              <w:top w:color="cccccc" w:space="0" w:sz="4" w:val="single"/>
-              <w:left w:color="70ad47" w:space="0" w:sz="4" w:val="single"/>
-              <w:bottom w:color="70ad47" w:space="0" w:sz="4" w:val="single"/>
-              <w:right w:color="70ad47" w:space="0" w:sz="4" w:val="single"/>
-            </w:tcBorders>
-            <w:shd w:fill="f6f8f9" w:val="clear"/>
-            <w:tcMar>
-              <w:top w:w="0.0" w:type="dxa"/>
-              <w:left w:w="40.0" w:type="dxa"/>
-              <w:bottom w:w="0.0" w:type="dxa"/>
-              <w:right w:w="40.0" w:type="dxa"/>
-            </w:tcMar>
-            <w:vAlign w:val="center"/>
-          </w:tcPr>
-          <w:p>
-            <w:pPr>
-              <w:widowControl w:val="0"/>
-              <w:spacing w:after="0" w:line="276" w:lineRule="auto"/>
-              <w:rPr/>
-            </w:pPr>
-            <w:r>
-              <w:rPr>
-                <w:sz w:val="26"/>
-                <w:szCs w:val="26"/>
-                <w:rtl w:val="0"/>
-              </w:rPr>
-              <w:t xml:space="preserve">R.18</w:t>
-            </w:r>
-            <w:r>
-              <w:rPr>
-                <w:rtl w:val="0"/>
-              </w:rPr>
-            </w:r>
-          </w:p>
-        </w:tc>
-        <w:tc>
-          <w:tcPr>
-            <w:tcBorders>
-              <w:top w:color="cccccc" w:space="0" w:sz="4" w:val="single"/>
-              <w:left w:color="cccccc" w:space="0" w:sz="4" w:val="single"/>
-              <w:bottom w:color="70ad47" w:space="0" w:sz="4" w:val="single"/>
-              <w:right w:color="70ad47" w:space="0" w:sz="4" w:val="single"/>
-            </w:tcBorders>
-            <w:shd w:fill="f6f8f9" w:val="clear"/>
-            <w:tcMar>
-              <w:top w:w="0.0" w:type="dxa"/>
-              <w:left w:w="40.0" w:type="dxa"/>
-              <w:bottom w:w="0.0" w:type="dxa"/>
-              <w:right w:w="40.0" w:type="dxa"/>
-            </w:tcMar>
-            <w:vAlign w:val="center"/>
-          </w:tcPr>
-          <w:p>
-            <w:pPr>
-              <w:widowControl w:val="0"/>
-              <w:spacing w:after="0" w:line="276" w:lineRule="auto"/>
-              <w:rPr/>
-            </w:pPr>
-            <w:r>
-              <w:rPr>
-                <w:sz w:val="26"/>
-                <w:szCs w:val="26"/>
-                <w:rtl w:val="0"/>
-              </w:rPr>
-              <w:t xml:space="preserve">Evitar duplicidad de usuarios</w:t>
-            </w:r>
-            <w:r>
-              <w:rPr>
-                <w:rtl w:val="0"/>
-              </w:rPr>
-            </w:r>
-          </w:p>
-        </w:tc>
-      </w:tr>
-      <w:tr>
-        <w:trPr>
-          <w:cantSplit w:val="0"/>
-          <w:trHeight w:val="1125" w:hRule="atLeast"/>
-          <w:tblHeader w:val="0"/>
-        </w:trPr>
-        <w:tc>
-          <w:tcPr>
-            <w:tcBorders>
-              <w:top w:color="cccccc" w:space="0" w:sz="4" w:val="single"/>
-              <w:left w:color="000000" w:space="0" w:sz="4" w:val="single"/>
-              <w:bottom w:color="000000" w:space="0" w:sz="4" w:val="single"/>
-              <w:right w:color="000000" w:space="0" w:sz="4" w:val="single"/>
-            </w:tcBorders>
-            <w:shd w:fill="ffffff" w:val="clear"/>
-            <w:tcMar>
-              <w:top w:w="0.0" w:type="dxa"/>
-              <w:left w:w="40.0" w:type="dxa"/>
-              <w:bottom w:w="0.0" w:type="dxa"/>
-              <w:right w:w="40.0" w:type="dxa"/>
-            </w:tcMar>
-            <w:vAlign w:val="center"/>
-          </w:tcPr>
-          <w:p>
-            <w:pPr>
-              <w:widowControl w:val="0"/>
-              <w:spacing w:after="0" w:line="276" w:lineRule="auto"/>
-              <w:rPr/>
-            </w:pPr>
-            <w:r>
-              <w:rPr>
-                <w:sz w:val="26"/>
-                <w:szCs w:val="26"/>
-                <w:rtl w:val="0"/>
-              </w:rPr>
-              <w:t xml:space="preserve">R.19</w:t>
-            </w:r>
-            <w:r>
-              <w:rPr>
-                <w:rtl w:val="0"/>
-              </w:rPr>
-            </w:r>
-          </w:p>
-        </w:tc>
-        <w:tc>
-          <w:tcPr>
-            <w:tcBorders>
-              <w:top w:color="cccccc" w:space="0" w:sz="4" w:val="single"/>
-              <w:left w:color="cccccc" w:space="0" w:sz="4" w:val="single"/>
-              <w:bottom w:color="000000" w:space="0" w:sz="4" w:val="single"/>
-              <w:right w:color="000000" w:space="0" w:sz="4" w:val="single"/>
-            </w:tcBorders>
-            <w:shd w:fill="ffffff" w:val="clear"/>
-            <w:tcMar>
-              <w:top w:w="0.0" w:type="dxa"/>
-              <w:left w:w="40.0" w:type="dxa"/>
-              <w:bottom w:w="0.0" w:type="dxa"/>
-              <w:right w:w="40.0" w:type="dxa"/>
-            </w:tcMar>
-            <w:vAlign w:val="center"/>
-          </w:tcPr>
-          <w:p>
-            <w:pPr>
-              <w:widowControl w:val="0"/>
-              <w:spacing w:after="0" w:line="276" w:lineRule="auto"/>
-              <w:rPr/>
-            </w:pPr>
-            <w:r>
-              <w:rPr>
-                <w:sz w:val="26"/>
-                <w:szCs w:val="26"/>
-                <w:rtl w:val="0"/>
-              </w:rPr>
-              <w:t xml:space="preserve">Carga de documentos PDF</w:t>
-            </w:r>
-            <w:r>
-              <w:rPr>
-                <w:rtl w:val="0"/>
-              </w:rPr>
-            </w:r>
-          </w:p>
-        </w:tc>
-      </w:tr>
-      <w:tr>
-        <w:trPr>
-          <w:cantSplit w:val="0"/>
-          <w:trHeight w:val="1410" w:hRule="atLeast"/>
-          <w:tblHeader w:val="0"/>
-        </w:trPr>
-        <w:tc>
-          <w:tcPr>
-            <w:tcBorders>
-              <w:top w:color="cccccc" w:space="0" w:sz="4" w:val="single"/>
-              <w:left w:color="000000" w:space="0" w:sz="4" w:val="single"/>
-              <w:bottom w:color="000000" w:space="0" w:sz="4" w:val="single"/>
-              <w:right w:color="000000" w:space="0" w:sz="4" w:val="single"/>
-            </w:tcBorders>
-            <w:shd w:fill="f6f8f9" w:val="clear"/>
-            <w:tcMar>
-              <w:top w:w="0.0" w:type="dxa"/>
-              <w:left w:w="40.0" w:type="dxa"/>
-              <w:bottom w:w="0.0" w:type="dxa"/>
-              <w:right w:w="40.0" w:type="dxa"/>
-            </w:tcMar>
-            <w:vAlign w:val="center"/>
-          </w:tcPr>
-          <w:p>
-            <w:pPr>
-              <w:widowControl w:val="0"/>
-              <w:spacing w:after="0" w:line="276" w:lineRule="auto"/>
-              <w:rPr/>
-            </w:pPr>
-            <w:r>
-              <w:rPr>
-                <w:sz w:val="26"/>
-                <w:szCs w:val="26"/>
-                <w:rtl w:val="0"/>
-              </w:rPr>
-              <w:t xml:space="preserve">R.20</w:t>
-            </w:r>
-            <w:r>
-              <w:rPr>
-                <w:rtl w:val="0"/>
-              </w:rPr>
-            </w:r>
-          </w:p>
-        </w:tc>
-        <w:tc>
-          <w:tcPr>
-            <w:tcBorders>
-              <w:top w:color="cccccc" w:space="0" w:sz="4" w:val="single"/>
-              <w:left w:color="cccccc" w:space="0" w:sz="4" w:val="single"/>
-              <w:bottom w:color="000000" w:space="0" w:sz="4" w:val="single"/>
-              <w:right w:color="000000" w:space="0" w:sz="4" w:val="single"/>
-            </w:tcBorders>
-            <w:shd w:fill="f6f8f9" w:val="clear"/>
-            <w:tcMar>
-              <w:top w:w="0.0" w:type="dxa"/>
-              <w:left w:w="40.0" w:type="dxa"/>
-              <w:bottom w:w="0.0" w:type="dxa"/>
-              <w:right w:w="40.0" w:type="dxa"/>
-            </w:tcMar>
-            <w:vAlign w:val="center"/>
-          </w:tcPr>
-          <w:p>
-            <w:pPr>
-              <w:widowControl w:val="0"/>
-              <w:spacing w:after="0" w:line="276" w:lineRule="auto"/>
-              <w:rPr/>
-            </w:pPr>
-            <w:r>
-              <w:rPr>
-                <w:sz w:val="26"/>
-                <w:szCs w:val="26"/>
-                <w:rtl w:val="0"/>
-              </w:rPr>
-              <w:t xml:space="preserve">Eliminar documento antes del procesamiento</w:t>
-            </w:r>
-            <w:r>
-              <w:rPr>
-                <w:rtl w:val="0"/>
-              </w:rPr>
-            </w:r>
-          </w:p>
-        </w:tc>
-      </w:tr>
-      <w:tr>
-        <w:trPr>
-          <w:cantSplit w:val="0"/>
-          <w:trHeight w:val="975" w:hRule="atLeast"/>
-          <w:tblHeader w:val="0"/>
-        </w:trPr>
-        <w:tc>
-          <w:tcPr>
-            <w:tcBorders>
-              <w:top w:color="cccccc" w:space="0" w:sz="4" w:val="single"/>
-              <w:left w:color="70ad47" w:space="0" w:sz="4" w:val="single"/>
-              <w:bottom w:color="70ad47" w:space="0" w:sz="4" w:val="single"/>
-              <w:right w:color="70ad47" w:space="0" w:sz="4" w:val="single"/>
-            </w:tcBorders>
-            <w:shd w:fill="ffffff" w:val="clear"/>
-            <w:tcMar>
-              <w:top w:w="0.0" w:type="dxa"/>
-              <w:left w:w="40.0" w:type="dxa"/>
-              <w:bottom w:w="0.0" w:type="dxa"/>
-              <w:right w:w="40.0" w:type="dxa"/>
-            </w:tcMar>
-            <w:vAlign w:val="center"/>
-          </w:tcPr>
-          <w:p>
-            <w:pPr>
-              <w:widowControl w:val="0"/>
-              <w:spacing w:after="0" w:line="276" w:lineRule="auto"/>
-              <w:rPr/>
-            </w:pPr>
-            <w:r>
-              <w:rPr>
-                <w:sz w:val="26"/>
-                <w:szCs w:val="26"/>
-                <w:rtl w:val="0"/>
-              </w:rPr>
-              <w:t xml:space="preserve">R.21</w:t>
-            </w:r>
-            <w:r>
-              <w:rPr>
-                <w:rtl w:val="0"/>
-              </w:rPr>
-            </w:r>
-          </w:p>
-        </w:tc>
-        <w:tc>
-          <w:tcPr>
-            <w:tcBorders>
-              <w:top w:color="cccccc" w:space="0" w:sz="4" w:val="single"/>
-              <w:left w:color="cccccc" w:space="0" w:sz="4" w:val="single"/>
-              <w:bottom w:color="70ad47" w:space="0" w:sz="4" w:val="single"/>
-              <w:right w:color="70ad47" w:space="0" w:sz="4" w:val="single"/>
-            </w:tcBorders>
-            <w:shd w:fill="ffffff" w:val="clear"/>
-            <w:tcMar>
-              <w:top w:w="0.0" w:type="dxa"/>
-              <w:left w:w="40.0" w:type="dxa"/>
-              <w:bottom w:w="0.0" w:type="dxa"/>
-              <w:right w:w="40.0" w:type="dxa"/>
-            </w:tcMar>
-            <w:vAlign w:val="center"/>
-          </w:tcPr>
-          <w:p>
-            <w:pPr>
-              <w:widowControl w:val="0"/>
-              <w:spacing w:after="0" w:line="276" w:lineRule="auto"/>
-              <w:rPr/>
-            </w:pPr>
-            <w:r>
-              <w:rPr>
-                <w:sz w:val="26"/>
-                <w:szCs w:val="26"/>
-                <w:rtl w:val="0"/>
-              </w:rPr>
-              <w:t xml:space="preserve">Visualización del estado del documento</w:t>
-            </w:r>
-            <w:r>
-              <w:rPr>
-                <w:rtl w:val="0"/>
-              </w:rPr>
-            </w:r>
-          </w:p>
-        </w:tc>
-      </w:tr>
-      <w:tr>
-        <w:trPr>
-          <w:cantSplit w:val="0"/>
-          <w:trHeight w:val="1740" w:hRule="atLeast"/>
-          <w:tblHeader w:val="0"/>
-        </w:trPr>
-        <w:tc>
-          <w:tcPr>
-            <w:tcBorders>
-              <w:top w:color="cccccc" w:space="0" w:sz="4" w:val="single"/>
-              <w:left w:color="70ad47" w:space="0" w:sz="4" w:val="single"/>
-              <w:bottom w:color="70ad47" w:space="0" w:sz="4" w:val="single"/>
-              <w:right w:color="70ad47" w:space="0" w:sz="4" w:val="single"/>
-            </w:tcBorders>
-            <w:shd w:fill="f6f8f9" w:val="clear"/>
-            <w:tcMar>
-              <w:top w:w="0.0" w:type="dxa"/>
-              <w:left w:w="40.0" w:type="dxa"/>
-              <w:bottom w:w="0.0" w:type="dxa"/>
-              <w:right w:w="40.0" w:type="dxa"/>
-            </w:tcMar>
-            <w:vAlign w:val="center"/>
-          </w:tcPr>
-          <w:p>
-            <w:pPr>
-              <w:widowControl w:val="0"/>
-              <w:spacing w:after="0" w:line="276" w:lineRule="auto"/>
-              <w:rPr/>
-            </w:pPr>
-            <w:r>
-              <w:rPr>
-                <w:sz w:val="26"/>
-                <w:szCs w:val="26"/>
-                <w:rtl w:val="0"/>
-              </w:rPr>
-              <w:t xml:space="preserve">R.22</w:t>
-            </w:r>
-            <w:r>
-              <w:rPr>
-                <w:rtl w:val="0"/>
-              </w:rPr>
-            </w:r>
-          </w:p>
-        </w:tc>
-        <w:tc>
-          <w:tcPr>
-            <w:tcBorders>
-              <w:top w:color="cccccc" w:space="0" w:sz="4" w:val="single"/>
-              <w:left w:color="cccccc" w:space="0" w:sz="4" w:val="single"/>
-              <w:bottom w:color="70ad47" w:space="0" w:sz="4" w:val="single"/>
-              <w:right w:color="70ad47" w:space="0" w:sz="4" w:val="single"/>
-            </w:tcBorders>
-            <w:shd w:fill="f6f8f9" w:val="clear"/>
-            <w:tcMar>
-              <w:top w:w="0.0" w:type="dxa"/>
-              <w:left w:w="40.0" w:type="dxa"/>
-              <w:bottom w:w="0.0" w:type="dxa"/>
-              <w:right w:w="40.0" w:type="dxa"/>
-            </w:tcMar>
-            <w:vAlign w:val="center"/>
-          </w:tcPr>
-          <w:p>
-            <w:pPr>
-              <w:widowControl w:val="0"/>
-              <w:spacing w:after="0" w:line="276" w:lineRule="auto"/>
-              <w:rPr/>
-            </w:pPr>
-            <w:r>
-              <w:rPr>
-                <w:sz w:val="26"/>
-                <w:szCs w:val="26"/>
-                <w:rtl w:val="0"/>
-              </w:rPr>
-              <w:t xml:space="preserve">Visualización de PDF</w:t>
-            </w:r>
-            <w:r>
-              <w:rPr>
-                <w:rtl w:val="0"/>
-              </w:rPr>
-            </w:r>
-          </w:p>
-        </w:tc>
-      </w:tr>
-      <w:tr>
-        <w:trPr>
-          <w:cantSplit w:val="0"/>
-          <w:trHeight w:val="1740" w:hRule="atLeast"/>
-          <w:tblHeader w:val="0"/>
-        </w:trPr>
-        <w:tc>
-          <w:tcPr>
-            <w:tcBorders>
-              <w:top w:color="cccccc" w:space="0" w:sz="4" w:val="single"/>
-              <w:left w:color="70ad47" w:space="0" w:sz="4" w:val="single"/>
-              <w:bottom w:color="70ad47" w:space="0" w:sz="4" w:val="single"/>
-              <w:right w:color="70ad47" w:space="0" w:sz="4" w:val="single"/>
-            </w:tcBorders>
-            <w:shd w:fill="ffffff" w:val="clear"/>
-            <w:tcMar>
-              <w:top w:w="0.0" w:type="dxa"/>
-              <w:left w:w="40.0" w:type="dxa"/>
-              <w:bottom w:w="0.0" w:type="dxa"/>
-              <w:right w:w="40.0" w:type="dxa"/>
-            </w:tcMar>
-            <w:vAlign w:val="center"/>
-          </w:tcPr>
-          <w:p>
-            <w:pPr>
-              <w:widowControl w:val="0"/>
-              <w:spacing w:after="0" w:line="276" w:lineRule="auto"/>
-              <w:rPr/>
-            </w:pPr>
-            <w:r>
-              <w:rPr>
-                <w:sz w:val="26"/>
-                <w:szCs w:val="26"/>
-                <w:rtl w:val="0"/>
-              </w:rPr>
-              <w:t xml:space="preserve">R.23</w:t>
-            </w:r>
-            <w:r>
-              <w:rPr>
-                <w:rtl w:val="0"/>
-              </w:rPr>
-            </w:r>
-          </w:p>
-        </w:tc>
-        <w:tc>
-          <w:tcPr>
-            <w:tcBorders>
-              <w:top w:color="cccccc" w:space="0" w:sz="4" w:val="single"/>
-              <w:left w:color="cccccc" w:space="0" w:sz="4" w:val="single"/>
-              <w:bottom w:color="70ad47" w:space="0" w:sz="4" w:val="single"/>
-              <w:right w:color="70ad47" w:space="0" w:sz="4" w:val="single"/>
-            </w:tcBorders>
-            <w:shd w:fill="ffffff" w:val="clear"/>
-            <w:tcMar>
-              <w:top w:w="0.0" w:type="dxa"/>
-              <w:left w:w="40.0" w:type="dxa"/>
-              <w:bottom w:w="0.0" w:type="dxa"/>
-              <w:right w:w="40.0" w:type="dxa"/>
-            </w:tcMar>
-            <w:vAlign w:val="center"/>
-          </w:tcPr>
-          <w:p>
-            <w:pPr>
-              <w:widowControl w:val="0"/>
-              <w:spacing w:after="0" w:line="276" w:lineRule="auto"/>
-              <w:rPr/>
-            </w:pPr>
-            <w:r>
-              <w:rPr>
-                <w:sz w:val="26"/>
-                <w:szCs w:val="26"/>
-                <w:rtl w:val="0"/>
-              </w:rPr>
-              <w:t xml:space="preserve">Visualización de datos extraídos</w:t>
-            </w:r>
-            <w:r>
-              <w:rPr>
-                <w:rtl w:val="0"/>
-              </w:rPr>
-            </w:r>
-          </w:p>
-        </w:tc>
-      </w:tr>
-      <w:tr>
-        <w:trPr>
-          <w:cantSplit w:val="0"/>
-          <w:trHeight w:val="1740" w:hRule="atLeast"/>
-          <w:tblHeader w:val="0"/>
-        </w:trPr>
-        <w:tc>
-          <w:tcPr>
-            <w:tcBorders>
-              <w:top w:color="cccccc" w:space="0" w:sz="4" w:val="single"/>
-              <w:left w:color="70ad47" w:space="0" w:sz="4" w:val="single"/>
-              <w:bottom w:color="70ad47" w:space="0" w:sz="4" w:val="single"/>
-              <w:right w:color="70ad47" w:space="0" w:sz="4" w:val="single"/>
-            </w:tcBorders>
-            <w:shd w:fill="f6f8f9" w:val="clear"/>
-            <w:tcMar>
-              <w:top w:w="0.0" w:type="dxa"/>
-              <w:left w:w="40.0" w:type="dxa"/>
-              <w:bottom w:w="0.0" w:type="dxa"/>
-              <w:right w:w="40.0" w:type="dxa"/>
-            </w:tcMar>
-            <w:vAlign w:val="center"/>
-          </w:tcPr>
-          <w:p>
-            <w:pPr>
-              <w:widowControl w:val="0"/>
-              <w:spacing w:after="0" w:line="276" w:lineRule="auto"/>
-              <w:rPr/>
-            </w:pPr>
-            <w:r>
-              <w:rPr>
-                <w:sz w:val="26"/>
-                <w:szCs w:val="26"/>
-                <w:rtl w:val="0"/>
-              </w:rPr>
-              <w:t xml:space="preserve">R.24</w:t>
-            </w:r>
-            <w:r>
-              <w:rPr>
-                <w:rtl w:val="0"/>
-              </w:rPr>
-            </w:r>
-          </w:p>
-        </w:tc>
-        <w:tc>
-          <w:tcPr>
-            <w:tcBorders>
-              <w:top w:color="cccccc" w:space="0" w:sz="4" w:val="single"/>
-              <w:left w:color="cccccc" w:space="0" w:sz="4" w:val="single"/>
-              <w:bottom w:color="70ad47" w:space="0" w:sz="4" w:val="single"/>
-              <w:right w:color="70ad47" w:space="0" w:sz="4" w:val="single"/>
-            </w:tcBorders>
-            <w:shd w:fill="f6f8f9" w:val="clear"/>
-            <w:tcMar>
-              <w:top w:w="0.0" w:type="dxa"/>
-              <w:left w:w="40.0" w:type="dxa"/>
-              <w:bottom w:w="0.0" w:type="dxa"/>
-              <w:right w:w="40.0" w:type="dxa"/>
-            </w:tcMar>
-            <w:vAlign w:val="center"/>
-          </w:tcPr>
-          <w:p>
-            <w:pPr>
-              <w:widowControl w:val="0"/>
-              <w:spacing w:after="0" w:line="276" w:lineRule="auto"/>
-              <w:rPr/>
-            </w:pPr>
-            <w:r>
-              <w:rPr>
-                <w:sz w:val="26"/>
-                <w:szCs w:val="26"/>
-                <w:rtl w:val="0"/>
-              </w:rPr>
-              <w:t xml:space="preserve">Edición manual de campos</w:t>
-            </w:r>
-            <w:r>
-              <w:rPr>
-                <w:rtl w:val="0"/>
-              </w:rPr>
-            </w:r>
-          </w:p>
-        </w:tc>
-      </w:tr>
-      <w:tr>
-        <w:trPr>
-          <w:cantSplit w:val="0"/>
-          <w:trHeight w:val="1545" w:hRule="atLeast"/>
-          <w:tblHeader w:val="0"/>
-        </w:trPr>
-        <w:tc>
-          <w:tcPr>
-            <w:tcBorders>
-              <w:top w:color="cccccc" w:space="0" w:sz="4" w:val="single"/>
-              <w:left w:color="70ad47" w:space="0" w:sz="4" w:val="single"/>
-              <w:bottom w:color="70ad47" w:space="0" w:sz="4" w:val="single"/>
-              <w:right w:color="70ad47" w:space="0" w:sz="4" w:val="single"/>
-            </w:tcBorders>
-            <w:shd w:fill="ffffff" w:val="clear"/>
-            <w:tcMar>
-              <w:top w:w="0.0" w:type="dxa"/>
-              <w:left w:w="40.0" w:type="dxa"/>
-              <w:bottom w:w="0.0" w:type="dxa"/>
-              <w:right w:w="40.0" w:type="dxa"/>
-            </w:tcMar>
-            <w:vAlign w:val="center"/>
-          </w:tcPr>
-          <w:p>
-            <w:pPr>
-              <w:widowControl w:val="0"/>
-              <w:spacing w:after="0" w:line="276" w:lineRule="auto"/>
-              <w:rPr/>
-            </w:pPr>
-            <w:r>
-              <w:rPr>
-                <w:sz w:val="26"/>
-                <w:szCs w:val="26"/>
-                <w:rtl w:val="0"/>
-              </w:rPr>
-              <w:t xml:space="preserve">R.25</w:t>
-            </w:r>
-            <w:r>
-              <w:rPr>
-                <w:rtl w:val="0"/>
-              </w:rPr>
-            </w:r>
-          </w:p>
-        </w:tc>
-        <w:tc>
-          <w:tcPr>
-            <w:tcBorders>
-              <w:top w:color="cccccc" w:space="0" w:sz="4" w:val="single"/>
-              <w:left w:color="cccccc" w:space="0" w:sz="4" w:val="single"/>
-              <w:bottom w:color="70ad47" w:space="0" w:sz="4" w:val="single"/>
-              <w:right w:color="70ad47" w:space="0" w:sz="4" w:val="single"/>
-            </w:tcBorders>
-            <w:shd w:fill="ffffff" w:val="clear"/>
-            <w:tcMar>
-              <w:top w:w="0.0" w:type="dxa"/>
-              <w:left w:w="40.0" w:type="dxa"/>
-              <w:bottom w:w="0.0" w:type="dxa"/>
-              <w:right w:w="40.0" w:type="dxa"/>
-            </w:tcMar>
-            <w:vAlign w:val="center"/>
-          </w:tcPr>
-          <w:p>
-            <w:pPr>
-              <w:widowControl w:val="0"/>
-              <w:spacing w:after="0" w:line="276" w:lineRule="auto"/>
-              <w:rPr/>
-            </w:pPr>
-            <w:r>
-              <w:rPr>
-                <w:sz w:val="26"/>
-                <w:szCs w:val="26"/>
-                <w:rtl w:val="0"/>
-              </w:rPr>
-              <w:t xml:space="preserve">Registro estado de pago</w:t>
-            </w:r>
-            <w:r>
-              <w:rPr>
-                <w:rtl w:val="0"/>
-              </w:rPr>
-            </w:r>
-          </w:p>
-        </w:tc>
-      </w:tr>
-      <w:tr>
-        <w:trPr>
-          <w:cantSplit w:val="0"/>
-          <w:trHeight w:val="2610" w:hRule="atLeast"/>
-          <w:tblHeader w:val="0"/>
-        </w:trPr>
-        <w:tc>
-          <w:tcPr>
-            <w:tcBorders>
-              <w:top w:color="cccccc" w:space="0" w:sz="4" w:val="single"/>
-              <w:left w:color="70ad47" w:space="0" w:sz="4" w:val="single"/>
-              <w:bottom w:color="70ad47" w:space="0" w:sz="4" w:val="single"/>
-              <w:right w:color="70ad47" w:space="0" w:sz="4" w:val="single"/>
-            </w:tcBorders>
-            <w:shd w:fill="f6f8f9" w:val="clear"/>
-            <w:tcMar>
-              <w:top w:w="0.0" w:type="dxa"/>
-              <w:left w:w="40.0" w:type="dxa"/>
-              <w:bottom w:w="0.0" w:type="dxa"/>
-              <w:right w:w="40.0" w:type="dxa"/>
-            </w:tcMar>
-            <w:vAlign w:val="center"/>
-          </w:tcPr>
-          <w:p>
-            <w:pPr>
-              <w:widowControl w:val="0"/>
-              <w:spacing w:after="0" w:line="276" w:lineRule="auto"/>
-              <w:rPr/>
-            </w:pPr>
-            <w:r>
-              <w:rPr>
-                <w:sz w:val="26"/>
-                <w:szCs w:val="26"/>
-                <w:rtl w:val="0"/>
-              </w:rPr>
-              <w:t xml:space="preserve">R.26</w:t>
-            </w:r>
-            <w:r>
-              <w:rPr>
-                <w:rtl w:val="0"/>
-              </w:rPr>
-            </w:r>
-          </w:p>
-        </w:tc>
-        <w:tc>
-          <w:tcPr>
-            <w:tcBorders>
-              <w:top w:color="cccccc" w:space="0" w:sz="4" w:val="single"/>
-              <w:left w:color="cccccc" w:space="0" w:sz="4" w:val="single"/>
-              <w:bottom w:color="70ad47" w:space="0" w:sz="4" w:val="single"/>
-              <w:right w:color="70ad47" w:space="0" w:sz="4" w:val="single"/>
-            </w:tcBorders>
-            <w:shd w:fill="f6f8f9" w:val="clear"/>
-            <w:tcMar>
-              <w:top w:w="0.0" w:type="dxa"/>
-              <w:left w:w="40.0" w:type="dxa"/>
-              <w:bottom w:w="0.0" w:type="dxa"/>
-              <w:right w:w="40.0" w:type="dxa"/>
-            </w:tcMar>
-            <w:vAlign w:val="center"/>
-          </w:tcPr>
-          <w:p>
-            <w:pPr>
-              <w:widowControl w:val="0"/>
-              <w:spacing w:after="0" w:line="276" w:lineRule="auto"/>
-              <w:rPr/>
-            </w:pPr>
-            <w:r>
-              <w:rPr>
-                <w:sz w:val="26"/>
-                <w:szCs w:val="26"/>
-                <w:rtl w:val="0"/>
-              </w:rPr>
-              <w:t xml:space="preserve">Notas u observaciones</w:t>
-            </w:r>
-            <w:r>
-              <w:rPr>
-                <w:rtl w:val="0"/>
-              </w:rPr>
-            </w:r>
-          </w:p>
-        </w:tc>
-      </w:tr>
-      <w:tr>
-        <w:trPr>
-          <w:cantSplit w:val="0"/>
-          <w:trHeight w:val="1740" w:hRule="atLeast"/>
-          <w:tblHeader w:val="0"/>
-        </w:trPr>
-        <w:tc>
-          <w:tcPr>
-            <w:tcBorders>
-              <w:top w:color="cccccc" w:space="0" w:sz="4" w:val="single"/>
-              <w:left w:color="70ad47" w:space="0" w:sz="4" w:val="single"/>
-              <w:bottom w:color="356854" w:space="0" w:sz="4" w:val="single"/>
-              <w:right w:color="70ad47" w:space="0" w:sz="4" w:val="single"/>
-            </w:tcBorders>
-            <w:shd w:fill="ffffff" w:val="clear"/>
-            <w:tcMar>
-              <w:top w:w="0.0" w:type="dxa"/>
-              <w:left w:w="40.0" w:type="dxa"/>
-              <w:bottom w:w="0.0" w:type="dxa"/>
-              <w:right w:w="40.0" w:type="dxa"/>
-            </w:tcMar>
-            <w:vAlign w:val="center"/>
-          </w:tcPr>
-          <w:p>
-            <w:pPr>
-              <w:widowControl w:val="0"/>
-              <w:spacing w:after="0" w:line="276" w:lineRule="auto"/>
-              <w:rPr/>
-            </w:pPr>
-            <w:r>
-              <w:rPr>
-                <w:sz w:val="26"/>
-                <w:szCs w:val="26"/>
-                <w:rtl w:val="0"/>
-              </w:rPr>
-              <w:t xml:space="preserve">R.27</w:t>
-            </w:r>
-            <w:r>
-              <w:rPr>
-                <w:rtl w:val="0"/>
-              </w:rPr>
-            </w:r>
-          </w:p>
-        </w:tc>
-        <w:tc>
-          <w:tcPr>
-            <w:tcBorders>
-              <w:top w:color="cccccc" w:space="0" w:sz="4" w:val="single"/>
-              <w:left w:color="cccccc" w:space="0" w:sz="4" w:val="single"/>
-              <w:bottom w:color="356854" w:space="0" w:sz="4" w:val="single"/>
-              <w:right w:color="70ad47" w:space="0" w:sz="4" w:val="single"/>
-            </w:tcBorders>
-            <w:shd w:fill="ffffff" w:val="clear"/>
-            <w:tcMar>
-              <w:top w:w="0.0" w:type="dxa"/>
-              <w:left w:w="40.0" w:type="dxa"/>
-              <w:bottom w:w="0.0" w:type="dxa"/>
-              <w:right w:w="40.0" w:type="dxa"/>
-            </w:tcMar>
-            <w:vAlign w:val="center"/>
-          </w:tcPr>
-          <w:p>
-            <w:pPr>
-              <w:widowControl w:val="0"/>
-              <w:spacing w:after="0" w:line="276" w:lineRule="auto"/>
-              <w:rPr/>
-            </w:pPr>
-            <w:r>
-              <w:rPr>
-                <w:sz w:val="26"/>
-                <w:szCs w:val="26"/>
-                <w:rtl w:val="0"/>
-              </w:rPr>
-              <w:t xml:space="preserve">Reintento de documentos con error</w:t>
-            </w:r>
-            <w:r>
-              <w:rPr>
-                <w:rtl w:val="0"/>
-              </w:rPr>
-            </w:r>
-          </w:p>
-        </w:tc>
-      </w:tr>
-      <w:tr>
-        <w:trPr>
-          <w:cantSplit w:val="0"/>
-          <w:trHeight w:val="1590" w:hRule="atLeast"/>
-          <w:tblHeader w:val="0"/>
-        </w:trPr>
-        <w:tc>
-          <w:tcPr>
-            <w:tcBorders>
-              <w:top w:color="cccccc" w:space="0" w:sz="4" w:val="single"/>
-              <w:left w:color="356854" w:space="0" w:sz="4" w:val="single"/>
-              <w:bottom w:color="356854" w:space="0" w:sz="4" w:val="single"/>
-              <w:right w:color="356854" w:space="0" w:sz="4" w:val="single"/>
-            </w:tcBorders>
-            <w:shd w:fill="f6f8f9" w:val="clear"/>
-            <w:tcMar>
-              <w:top w:w="0.0" w:type="dxa"/>
-              <w:left w:w="40.0" w:type="dxa"/>
-              <w:bottom w:w="0.0" w:type="dxa"/>
-              <w:right w:w="40.0" w:type="dxa"/>
-            </w:tcMar>
-            <w:vAlign w:val="center"/>
-          </w:tcPr>
-          <w:p>
-            <w:pPr>
-              <w:widowControl w:val="0"/>
-              <w:spacing w:after="0" w:line="276" w:lineRule="auto"/>
-              <w:rPr/>
-            </w:pPr>
-            <w:r>
-              <w:rPr>
-                <w:sz w:val="26"/>
-                <w:szCs w:val="26"/>
-                <w:rtl w:val="0"/>
-              </w:rPr>
-              <w:t xml:space="preserve">R.28</w:t>
-            </w:r>
-            <w:r>
-              <w:rPr>
-                <w:rtl w:val="0"/>
-              </w:rPr>
-            </w:r>
-          </w:p>
-        </w:tc>
-        <w:tc>
-          <w:tcPr>
-            <w:tcBorders>
-              <w:top w:color="cccccc" w:space="0" w:sz="4" w:val="single"/>
-              <w:left w:color="cccccc" w:space="0" w:sz="4" w:val="single"/>
-              <w:bottom w:color="356854" w:space="0" w:sz="4" w:val="single"/>
-              <w:right w:color="356854" w:space="0" w:sz="4" w:val="single"/>
-            </w:tcBorders>
-            <w:shd w:fill="f6f8f9" w:val="clear"/>
-            <w:tcMar>
-              <w:top w:w="0.0" w:type="dxa"/>
-              <w:left w:w="40.0" w:type="dxa"/>
-              <w:bottom w:w="0.0" w:type="dxa"/>
-              <w:right w:w="40.0" w:type="dxa"/>
-            </w:tcMar>
-            <w:vAlign w:val="center"/>
-          </w:tcPr>
-          <w:p>
-            <w:pPr>
-              <w:widowControl w:val="0"/>
-              <w:spacing w:after="0" w:line="276" w:lineRule="auto"/>
-              <w:rPr/>
-            </w:pPr>
-            <w:r>
-              <w:rPr>
-                <w:sz w:val="26"/>
-                <w:szCs w:val="26"/>
-                <w:rtl w:val="0"/>
-              </w:rPr>
-              <w:t xml:space="preserve">Carga múltiple de documentos</w:t>
-            </w:r>
-            <w:r>
-              <w:rPr>
-                <w:rtl w:val="0"/>
-              </w:rPr>
-            </w:r>
-          </w:p>
-        </w:tc>
-      </w:tr>
-      <w:tr>
-        <w:trPr>
-          <w:cantSplit w:val="0"/>
-          <w:trHeight w:val="1845" w:hRule="atLeast"/>
-          <w:tblHeader w:val="0"/>
-        </w:trPr>
-        <w:tc>
-          <w:tcPr>
-            <w:tcBorders>
-              <w:top w:color="cccccc" w:space="0" w:sz="4" w:val="single"/>
-              <w:left w:color="356854" w:space="0" w:sz="4" w:val="single"/>
-              <w:bottom w:color="356854" w:space="0" w:sz="4" w:val="single"/>
-              <w:right w:color="356854" w:space="0" w:sz="4" w:val="single"/>
-            </w:tcBorders>
-            <w:shd w:fill="ffffff" w:val="clear"/>
-            <w:tcMar>
-              <w:top w:w="0.0" w:type="dxa"/>
-              <w:left w:w="40.0" w:type="dxa"/>
-              <w:bottom w:w="0.0" w:type="dxa"/>
-              <w:right w:w="40.0" w:type="dxa"/>
-            </w:tcMar>
-            <w:vAlign w:val="center"/>
-          </w:tcPr>
-          <w:p>
-            <w:pPr>
-              <w:widowControl w:val="0"/>
-              <w:spacing w:after="0" w:line="276" w:lineRule="auto"/>
-              <w:rPr/>
-            </w:pPr>
-            <w:r>
-              <w:rPr>
-                <w:sz w:val="26"/>
-                <w:szCs w:val="26"/>
-                <w:rtl w:val="0"/>
-              </w:rPr>
-              <w:t xml:space="preserve">R.29</w:t>
-            </w:r>
-            <w:r>
-              <w:rPr>
-                <w:rtl w:val="0"/>
-              </w:rPr>
-            </w:r>
-          </w:p>
-        </w:tc>
-        <w:tc>
-          <w:tcPr>
-            <w:tcBorders>
-              <w:top w:color="cccccc" w:space="0" w:sz="4" w:val="single"/>
-              <w:left w:color="cccccc" w:space="0" w:sz="4" w:val="single"/>
-              <w:bottom w:color="356854" w:space="0" w:sz="4" w:val="single"/>
-              <w:right w:color="356854" w:space="0" w:sz="4" w:val="single"/>
-            </w:tcBorders>
-            <w:shd w:fill="ffffff" w:val="clear"/>
-            <w:tcMar>
-              <w:top w:w="0.0" w:type="dxa"/>
-              <w:left w:w="40.0" w:type="dxa"/>
-              <w:bottom w:w="0.0" w:type="dxa"/>
-              <w:right w:w="40.0" w:type="dxa"/>
-            </w:tcMar>
-            <w:vAlign w:val="center"/>
-          </w:tcPr>
-          <w:p>
-            <w:pPr>
-              <w:widowControl w:val="0"/>
-              <w:spacing w:after="0" w:line="276" w:lineRule="auto"/>
-              <w:rPr/>
-            </w:pPr>
-            <w:r>
-              <w:rPr>
-                <w:sz w:val="26"/>
-                <w:szCs w:val="26"/>
-                <w:rtl w:val="0"/>
-              </w:rPr>
-              <w:t xml:space="preserve">Procesamiento secuencial por lote</w:t>
-            </w:r>
-            <w:r>
-              <w:rPr>
-                <w:rtl w:val="0"/>
-              </w:rPr>
-            </w:r>
-          </w:p>
-        </w:tc>
-      </w:tr>
-      <w:tr>
-        <w:trPr>
-          <w:cantSplit w:val="0"/>
-          <w:trHeight w:val="1740" w:hRule="atLeast"/>
-          <w:tblHeader w:val="0"/>
-        </w:trPr>
-        <w:tc>
-          <w:tcPr>
-            <w:tcBorders>
-              <w:top w:color="cccccc" w:space="0" w:sz="4" w:val="single"/>
-              <w:left w:color="70ad47" w:space="0" w:sz="4" w:val="single"/>
-              <w:bottom w:color="70ad47" w:space="0" w:sz="4" w:val="single"/>
-              <w:right w:color="70ad47" w:space="0" w:sz="4" w:val="single"/>
-            </w:tcBorders>
-            <w:shd w:fill="f6f8f9" w:val="clear"/>
-            <w:tcMar>
-              <w:top w:w="0.0" w:type="dxa"/>
-              <w:left w:w="40.0" w:type="dxa"/>
-              <w:bottom w:w="0.0" w:type="dxa"/>
-              <w:right w:w="40.0" w:type="dxa"/>
-            </w:tcMar>
-            <w:vAlign w:val="center"/>
-          </w:tcPr>
-          <w:p>
-            <w:pPr>
-              <w:widowControl w:val="0"/>
-              <w:spacing w:after="0" w:line="276" w:lineRule="auto"/>
-              <w:rPr/>
-            </w:pPr>
-            <w:r>
-              <w:rPr>
-                <w:sz w:val="26"/>
-                <w:szCs w:val="26"/>
-                <w:rtl w:val="0"/>
-              </w:rPr>
-              <w:t xml:space="preserve">R.30</w:t>
-            </w:r>
-            <w:r>
-              <w:rPr>
-                <w:rtl w:val="0"/>
-              </w:rPr>
-            </w:r>
-          </w:p>
-        </w:tc>
-        <w:tc>
-          <w:tcPr>
-            <w:tcBorders>
-              <w:top w:color="cccccc" w:space="0" w:sz="4" w:val="single"/>
-              <w:left w:color="cccccc" w:space="0" w:sz="4" w:val="single"/>
-              <w:bottom w:color="70ad47" w:space="0" w:sz="4" w:val="single"/>
-              <w:right w:color="70ad47" w:space="0" w:sz="4" w:val="single"/>
-            </w:tcBorders>
-            <w:shd w:fill="f6f8f9" w:val="clear"/>
-            <w:tcMar>
-              <w:top w:w="0.0" w:type="dxa"/>
-              <w:left w:w="40.0" w:type="dxa"/>
-              <w:bottom w:w="0.0" w:type="dxa"/>
-              <w:right w:w="40.0" w:type="dxa"/>
-            </w:tcMar>
-            <w:vAlign w:val="center"/>
-          </w:tcPr>
-          <w:p>
-            <w:pPr>
-              <w:widowControl w:val="0"/>
-              <w:spacing w:after="0" w:line="276" w:lineRule="auto"/>
-              <w:rPr/>
-            </w:pPr>
-            <w:r>
-              <w:rPr>
-                <w:sz w:val="26"/>
-                <w:szCs w:val="26"/>
-                <w:rtl w:val="0"/>
-              </w:rPr>
-              <w:t xml:space="preserve">Estado individual del documento</w:t>
-            </w:r>
-            <w:r>
-              <w:rPr>
-                <w:rtl w:val="0"/>
-              </w:rPr>
-            </w:r>
-          </w:p>
-        </w:tc>
-      </w:tr>
-      <w:tr>
-        <w:trPr>
-          <w:cantSplit w:val="0"/>
-          <w:trHeight w:val="2640" w:hRule="atLeast"/>
-          <w:tblHeader w:val="0"/>
-        </w:trPr>
-        <w:tc>
-          <w:tcPr>
-            <w:tcBorders>
-              <w:top w:color="cccccc" w:space="0" w:sz="4" w:val="single"/>
-              <w:left w:color="70ad47" w:space="0" w:sz="4" w:val="single"/>
-              <w:bottom w:color="70ad47" w:space="0" w:sz="4" w:val="single"/>
-              <w:right w:color="70ad47" w:space="0" w:sz="4" w:val="single"/>
-            </w:tcBorders>
-            <w:shd w:fill="ffffff" w:val="clear"/>
-            <w:tcMar>
-              <w:top w:w="0.0" w:type="dxa"/>
-              <w:left w:w="40.0" w:type="dxa"/>
-              <w:bottom w:w="0.0" w:type="dxa"/>
-              <w:right w:w="40.0" w:type="dxa"/>
-            </w:tcMar>
-            <w:vAlign w:val="center"/>
-          </w:tcPr>
-          <w:p>
-            <w:pPr>
-              <w:widowControl w:val="0"/>
-              <w:spacing w:after="0" w:line="276" w:lineRule="auto"/>
-              <w:rPr/>
-            </w:pPr>
-            <w:r>
-              <w:rPr>
-                <w:sz w:val="26"/>
-                <w:szCs w:val="26"/>
-                <w:rtl w:val="0"/>
-              </w:rPr>
-              <w:t xml:space="preserve">R.31</w:t>
-            </w:r>
-            <w:r>
-              <w:rPr>
-                <w:rtl w:val="0"/>
-              </w:rPr>
-            </w:r>
-          </w:p>
-        </w:tc>
-        <w:tc>
-          <w:tcPr>
-            <w:tcBorders>
-              <w:top w:color="cccccc" w:space="0" w:sz="4" w:val="single"/>
-              <w:left w:color="cccccc" w:space="0" w:sz="4" w:val="single"/>
-              <w:bottom w:color="70ad47" w:space="0" w:sz="4" w:val="single"/>
-              <w:right w:color="70ad47" w:space="0" w:sz="4" w:val="single"/>
-            </w:tcBorders>
-            <w:shd w:fill="ffffff" w:val="clear"/>
-            <w:tcMar>
-              <w:top w:w="0.0" w:type="dxa"/>
-              <w:left w:w="40.0" w:type="dxa"/>
-              <w:bottom w:w="0.0" w:type="dxa"/>
-              <w:right w:w="40.0" w:type="dxa"/>
-            </w:tcMar>
-            <w:vAlign w:val="center"/>
-          </w:tcPr>
-          <w:p>
-            <w:pPr>
-              <w:widowControl w:val="0"/>
-              <w:spacing w:after="0" w:line="276" w:lineRule="auto"/>
-              <w:rPr/>
-            </w:pPr>
-            <w:r>
-              <w:rPr>
-                <w:sz w:val="26"/>
-                <w:szCs w:val="26"/>
-                <w:rtl w:val="0"/>
-              </w:rPr>
-              <w:t xml:space="preserve">Validación de PDF con texto</w:t>
-            </w:r>
-            <w:r>
-              <w:rPr>
-                <w:rtl w:val="0"/>
-              </w:rPr>
-            </w:r>
-          </w:p>
-        </w:tc>
-      </w:tr>
-      <w:tr>
-        <w:trPr>
-          <w:cantSplit w:val="0"/>
-          <w:trHeight w:val="2115" w:hRule="atLeast"/>
-          <w:tblHeader w:val="0"/>
-        </w:trPr>
-        <w:tc>
-          <w:tcPr>
-            <w:tcBorders>
-              <w:top w:color="cccccc" w:space="0" w:sz="4" w:val="single"/>
-              <w:left w:color="70ad47" w:space="0" w:sz="4" w:val="single"/>
-              <w:bottom w:color="70ad47" w:space="0" w:sz="4" w:val="single"/>
-              <w:right w:color="70ad47" w:space="0" w:sz="4" w:val="single"/>
-            </w:tcBorders>
-            <w:shd w:fill="f6f8f9" w:val="clear"/>
-            <w:tcMar>
-              <w:top w:w="0.0" w:type="dxa"/>
-              <w:left w:w="40.0" w:type="dxa"/>
-              <w:bottom w:w="0.0" w:type="dxa"/>
-              <w:right w:w="40.0" w:type="dxa"/>
-            </w:tcMar>
-            <w:vAlign w:val="center"/>
-          </w:tcPr>
-          <w:p>
-            <w:pPr>
-              <w:widowControl w:val="0"/>
-              <w:spacing w:after="0" w:line="276" w:lineRule="auto"/>
-              <w:rPr/>
-            </w:pPr>
-            <w:r>
-              <w:rPr>
-                <w:sz w:val="26"/>
-                <w:szCs w:val="26"/>
-                <w:rtl w:val="0"/>
-              </w:rPr>
-              <w:t xml:space="preserve">R.32</w:t>
-            </w:r>
-            <w:r>
-              <w:rPr>
-                <w:rtl w:val="0"/>
-              </w:rPr>
-            </w:r>
-          </w:p>
-        </w:tc>
-        <w:tc>
-          <w:tcPr>
-            <w:tcBorders>
-              <w:top w:color="cccccc" w:space="0" w:sz="4" w:val="single"/>
-              <w:left w:color="cccccc" w:space="0" w:sz="4" w:val="single"/>
-              <w:bottom w:color="70ad47" w:space="0" w:sz="4" w:val="single"/>
-              <w:right w:color="70ad47" w:space="0" w:sz="4" w:val="single"/>
-            </w:tcBorders>
-            <w:shd w:fill="f6f8f9" w:val="clear"/>
-            <w:tcMar>
-              <w:top w:w="0.0" w:type="dxa"/>
-              <w:left w:w="40.0" w:type="dxa"/>
-              <w:bottom w:w="0.0" w:type="dxa"/>
-              <w:right w:w="40.0" w:type="dxa"/>
-            </w:tcMar>
-            <w:vAlign w:val="center"/>
-          </w:tcPr>
-          <w:p>
-            <w:pPr>
-              <w:widowControl w:val="0"/>
-              <w:spacing w:after="0" w:line="276" w:lineRule="auto"/>
-              <w:rPr/>
-            </w:pPr>
-            <w:r>
-              <w:rPr>
-                <w:sz w:val="26"/>
-                <w:szCs w:val="26"/>
-                <w:rtl w:val="0"/>
-              </w:rPr>
-              <w:t xml:space="preserve">Extracción estructurada de datos</w:t>
-            </w:r>
-            <w:r>
-              <w:rPr>
-                <w:rtl w:val="0"/>
-              </w:rPr>
-            </w:r>
-          </w:p>
-        </w:tc>
-      </w:tr>
-      <w:tr>
-        <w:trPr>
-          <w:cantSplit w:val="0"/>
-          <w:trHeight w:val="1740" w:hRule="atLeast"/>
-          <w:tblHeader w:val="0"/>
-        </w:trPr>
-        <w:tc>
-          <w:tcPr>
-            <w:tcBorders>
-              <w:top w:color="cccccc" w:space="0" w:sz="4" w:val="single"/>
-              <w:left w:color="70ad47" w:space="0" w:sz="4" w:val="single"/>
-              <w:bottom w:color="70ad47" w:space="0" w:sz="4" w:val="single"/>
-              <w:right w:color="70ad47" w:space="0" w:sz="4" w:val="single"/>
-            </w:tcBorders>
-            <w:shd w:fill="ffffff" w:val="clear"/>
-            <w:tcMar>
-              <w:top w:w="0.0" w:type="dxa"/>
-              <w:left w:w="40.0" w:type="dxa"/>
-              <w:bottom w:w="0.0" w:type="dxa"/>
-              <w:right w:w="40.0" w:type="dxa"/>
-            </w:tcMar>
-            <w:vAlign w:val="center"/>
-          </w:tcPr>
-          <w:p>
-            <w:pPr>
-              <w:widowControl w:val="0"/>
-              <w:spacing w:after="0" w:line="276" w:lineRule="auto"/>
-              <w:rPr/>
-            </w:pPr>
-            <w:r>
-              <w:rPr>
-                <w:sz w:val="26"/>
-                <w:szCs w:val="26"/>
-                <w:rtl w:val="0"/>
-              </w:rPr>
-              <w:t xml:space="preserve">R.33</w:t>
-            </w:r>
-            <w:r>
-              <w:rPr>
-                <w:rtl w:val="0"/>
-              </w:rPr>
-            </w:r>
-          </w:p>
-        </w:tc>
-        <w:tc>
-          <w:tcPr>
-            <w:tcBorders>
-              <w:top w:color="cccccc" w:space="0" w:sz="4" w:val="single"/>
-              <w:left w:color="cccccc" w:space="0" w:sz="4" w:val="single"/>
-              <w:bottom w:color="70ad47" w:space="0" w:sz="4" w:val="single"/>
-              <w:right w:color="70ad47" w:space="0" w:sz="4" w:val="single"/>
-            </w:tcBorders>
-            <w:shd w:fill="ffffff" w:val="clear"/>
-            <w:tcMar>
-              <w:top w:w="0.0" w:type="dxa"/>
-              <w:left w:w="40.0" w:type="dxa"/>
-              <w:bottom w:w="0.0" w:type="dxa"/>
-              <w:right w:w="40.0" w:type="dxa"/>
-            </w:tcMar>
-            <w:vAlign w:val="center"/>
-          </w:tcPr>
-          <w:p>
-            <w:pPr>
-              <w:widowControl w:val="0"/>
-              <w:spacing w:after="0" w:line="276" w:lineRule="auto"/>
-              <w:rPr/>
-            </w:pPr>
-            <w:r>
-              <w:rPr>
-                <w:sz w:val="26"/>
-                <w:szCs w:val="26"/>
-                <w:rtl w:val="0"/>
-              </w:rPr>
-              <w:t xml:space="preserve">Validación de datos extraídos</w:t>
-            </w:r>
-            <w:r>
-              <w:rPr>
-                <w:rtl w:val="0"/>
-              </w:rPr>
-            </w:r>
-          </w:p>
-        </w:tc>
-      </w:tr>
-      <w:tr>
-        <w:trPr>
-          <w:cantSplit w:val="0"/>
-          <w:trHeight w:val="1740" w:hRule="atLeast"/>
-          <w:tblHeader w:val="0"/>
-        </w:trPr>
-        <w:tc>
-          <w:tcPr>
-            <w:tcBorders>
-              <w:top w:color="cccccc" w:space="0" w:sz="4" w:val="single"/>
-              <w:left w:color="70ad47" w:space="0" w:sz="4" w:val="single"/>
-              <w:bottom w:color="70ad47" w:space="0" w:sz="4" w:val="single"/>
-              <w:right w:color="70ad47" w:space="0" w:sz="4" w:val="single"/>
-            </w:tcBorders>
-            <w:shd w:fill="f6f8f9" w:val="clear"/>
-            <w:tcMar>
-              <w:top w:w="0.0" w:type="dxa"/>
-              <w:left w:w="40.0" w:type="dxa"/>
-              <w:bottom w:w="0.0" w:type="dxa"/>
-              <w:right w:w="40.0" w:type="dxa"/>
-            </w:tcMar>
-            <w:vAlign w:val="center"/>
-          </w:tcPr>
-          <w:p>
-            <w:pPr>
-              <w:widowControl w:val="0"/>
-              <w:spacing w:after="0" w:line="276" w:lineRule="auto"/>
-              <w:rPr/>
-            </w:pPr>
-            <w:r>
-              <w:rPr>
-                <w:sz w:val="26"/>
-                <w:szCs w:val="26"/>
-                <w:rtl w:val="0"/>
-              </w:rPr>
-              <w:t xml:space="preserve">R.34</w:t>
-            </w:r>
-            <w:r>
-              <w:rPr>
-                <w:rtl w:val="0"/>
-              </w:rPr>
-            </w:r>
-          </w:p>
-        </w:tc>
-        <w:tc>
-          <w:tcPr>
-            <w:tcBorders>
-              <w:top w:color="cccccc" w:space="0" w:sz="4" w:val="single"/>
-              <w:left w:color="cccccc" w:space="0" w:sz="4" w:val="single"/>
-              <w:bottom w:color="70ad47" w:space="0" w:sz="4" w:val="single"/>
-              <w:right w:color="70ad47" w:space="0" w:sz="4" w:val="single"/>
-            </w:tcBorders>
-            <w:shd w:fill="f6f8f9" w:val="clear"/>
-            <w:tcMar>
-              <w:top w:w="0.0" w:type="dxa"/>
-              <w:left w:w="40.0" w:type="dxa"/>
-              <w:bottom w:w="0.0" w:type="dxa"/>
-              <w:right w:w="40.0" w:type="dxa"/>
-            </w:tcMar>
-            <w:vAlign w:val="center"/>
-          </w:tcPr>
-          <w:p>
-            <w:pPr>
-              <w:widowControl w:val="0"/>
-              <w:spacing w:after="0" w:line="276" w:lineRule="auto"/>
-              <w:rPr/>
-            </w:pPr>
-            <w:r>
-              <w:rPr>
-                <w:sz w:val="26"/>
-                <w:szCs w:val="26"/>
-                <w:rtl w:val="0"/>
-              </w:rPr>
-              <w:t xml:space="preserve">Continuidad del lote ante errores</w:t>
-            </w:r>
-            <w:r>
-              <w:rPr>
-                <w:rtl w:val="0"/>
-              </w:rPr>
-            </w:r>
-          </w:p>
-        </w:tc>
-      </w:tr>
-      <w:tr>
-        <w:trPr>
-          <w:cantSplit w:val="0"/>
-          <w:trHeight w:val="1740" w:hRule="atLeast"/>
-          <w:tblHeader w:val="0"/>
-        </w:trPr>
-        <w:tc>
-          <w:tcPr>
-            <w:tcBorders>
-              <w:top w:color="cccccc" w:space="0" w:sz="4" w:val="single"/>
-              <w:left w:color="70ad47" w:space="0" w:sz="4" w:val="single"/>
-              <w:bottom w:color="70ad47" w:space="0" w:sz="4" w:val="single"/>
-              <w:right w:color="70ad47" w:space="0" w:sz="4" w:val="single"/>
-            </w:tcBorders>
-            <w:shd w:fill="ffffff" w:val="clear"/>
-            <w:tcMar>
-              <w:top w:w="0.0" w:type="dxa"/>
-              <w:left w:w="40.0" w:type="dxa"/>
-              <w:bottom w:w="0.0" w:type="dxa"/>
-              <w:right w:w="40.0" w:type="dxa"/>
-            </w:tcMar>
-            <w:vAlign w:val="center"/>
-          </w:tcPr>
-          <w:p>
-            <w:pPr>
-              <w:widowControl w:val="0"/>
-              <w:spacing w:after="0" w:line="276" w:lineRule="auto"/>
-              <w:rPr/>
-            </w:pPr>
-            <w:r>
-              <w:rPr>
-                <w:sz w:val="26"/>
-                <w:szCs w:val="26"/>
-                <w:rtl w:val="0"/>
-              </w:rPr>
-              <w:t xml:space="preserve">R.35</w:t>
-            </w:r>
-            <w:r>
-              <w:rPr>
-                <w:rtl w:val="0"/>
-              </w:rPr>
-            </w:r>
-          </w:p>
-        </w:tc>
-        <w:tc>
-          <w:tcPr>
-            <w:tcBorders>
-              <w:top w:color="cccccc" w:space="0" w:sz="4" w:val="single"/>
-              <w:left w:color="cccccc" w:space="0" w:sz="4" w:val="single"/>
-              <w:bottom w:color="70ad47" w:space="0" w:sz="4" w:val="single"/>
-              <w:right w:color="70ad47" w:space="0" w:sz="4" w:val="single"/>
-            </w:tcBorders>
-            <w:shd w:fill="ffffff" w:val="clear"/>
-            <w:tcMar>
-              <w:top w:w="0.0" w:type="dxa"/>
-              <w:left w:w="40.0" w:type="dxa"/>
-              <w:bottom w:w="0.0" w:type="dxa"/>
-              <w:right w:w="40.0" w:type="dxa"/>
-            </w:tcMar>
-            <w:vAlign w:val="center"/>
-          </w:tcPr>
-          <w:p>
-            <w:pPr>
-              <w:widowControl w:val="0"/>
-              <w:spacing w:after="0" w:line="276" w:lineRule="auto"/>
-              <w:rPr/>
-            </w:pPr>
-            <w:r>
-              <w:rPr>
-                <w:sz w:val="26"/>
-                <w:szCs w:val="26"/>
-                <w:rtl w:val="0"/>
-              </w:rPr>
-              <w:t xml:space="preserve">Resumen de procesamiento del lote</w:t>
-            </w:r>
-            <w:r>
-              <w:rPr>
-                <w:rtl w:val="0"/>
-              </w:rPr>
-            </w:r>
-          </w:p>
-        </w:tc>
-      </w:tr>
-      <w:tr>
-        <w:trPr>
-          <w:cantSplit w:val="0"/>
-          <w:trHeight w:val="2115" w:hRule="atLeast"/>
-          <w:tblHeader w:val="0"/>
-        </w:trPr>
-        <w:tc>
-          <w:tcPr>
-            <w:tcBorders>
-              <w:top w:color="cccccc" w:space="0" w:sz="4" w:val="single"/>
-              <w:left w:color="70ad47" w:space="0" w:sz="4" w:val="single"/>
-              <w:bottom w:color="70ad47" w:space="0" w:sz="4" w:val="single"/>
-              <w:right w:color="70ad47" w:space="0" w:sz="4" w:val="single"/>
-            </w:tcBorders>
-            <w:shd w:fill="f6f8f9" w:val="clear"/>
-            <w:tcMar>
-              <w:top w:w="0.0" w:type="dxa"/>
-              <w:left w:w="40.0" w:type="dxa"/>
-              <w:bottom w:w="0.0" w:type="dxa"/>
-              <w:right w:w="40.0" w:type="dxa"/>
-            </w:tcMar>
-            <w:vAlign w:val="center"/>
-          </w:tcPr>
-          <w:p>
-            <w:pPr>
-              <w:widowControl w:val="0"/>
-              <w:spacing w:after="0" w:line="276" w:lineRule="auto"/>
-              <w:rPr/>
-            </w:pPr>
-            <w:r>
-              <w:rPr>
-                <w:sz w:val="26"/>
-                <w:szCs w:val="26"/>
-                <w:rtl w:val="0"/>
-              </w:rPr>
-              <w:t xml:space="preserve">R.36</w:t>
-            </w:r>
-            <w:r>
-              <w:rPr>
-                <w:rtl w:val="0"/>
-              </w:rPr>
-            </w:r>
-          </w:p>
-        </w:tc>
-        <w:tc>
-          <w:tcPr>
-            <w:tcBorders>
-              <w:top w:color="cccccc" w:space="0" w:sz="4" w:val="single"/>
-              <w:left w:color="cccccc" w:space="0" w:sz="4" w:val="single"/>
-              <w:bottom w:color="70ad47" w:space="0" w:sz="4" w:val="single"/>
-              <w:right w:color="70ad47" w:space="0" w:sz="4" w:val="single"/>
-            </w:tcBorders>
-            <w:shd w:fill="f6f8f9" w:val="clear"/>
-            <w:tcMar>
-              <w:top w:w="0.0" w:type="dxa"/>
-              <w:left w:w="40.0" w:type="dxa"/>
-              <w:bottom w:w="0.0" w:type="dxa"/>
-              <w:right w:w="40.0" w:type="dxa"/>
-            </w:tcMar>
-            <w:vAlign w:val="center"/>
-          </w:tcPr>
-          <w:p>
-            <w:pPr>
-              <w:widowControl w:val="0"/>
-              <w:spacing w:after="0" w:line="276" w:lineRule="auto"/>
-              <w:rPr/>
-            </w:pPr>
-            <w:r>
-              <w:rPr>
-                <w:sz w:val="26"/>
-                <w:szCs w:val="26"/>
-                <w:rtl w:val="0"/>
-              </w:rPr>
-              <w:t xml:space="preserve">Creación de notebook</w:t>
-            </w:r>
-            <w:r>
-              <w:rPr>
-                <w:rtl w:val="0"/>
-              </w:rPr>
-            </w:r>
-          </w:p>
-        </w:tc>
-      </w:tr>
-      <w:tr>
-        <w:trPr>
-          <w:cantSplit w:val="0"/>
-          <w:trHeight w:val="2010" w:hRule="atLeast"/>
-          <w:tblHeader w:val="0"/>
-        </w:trPr>
-        <w:tc>
-          <w:tcPr>
-            <w:tcBorders>
-              <w:top w:color="cccccc" w:space="0" w:sz="4" w:val="single"/>
-              <w:left w:color="70ad47" w:space="0" w:sz="4" w:val="single"/>
-              <w:bottom w:color="70ad47" w:space="0" w:sz="4" w:val="single"/>
-              <w:right w:color="70ad47" w:space="0" w:sz="4" w:val="single"/>
-            </w:tcBorders>
-            <w:shd w:fill="ffffff" w:val="clear"/>
-            <w:tcMar>
-              <w:top w:w="0.0" w:type="dxa"/>
-              <w:left w:w="40.0" w:type="dxa"/>
-              <w:bottom w:w="0.0" w:type="dxa"/>
-              <w:right w:w="40.0" w:type="dxa"/>
-            </w:tcMar>
-            <w:vAlign w:val="center"/>
-          </w:tcPr>
-          <w:p>
-            <w:pPr>
-              <w:widowControl w:val="0"/>
-              <w:spacing w:after="0" w:line="276" w:lineRule="auto"/>
-              <w:rPr/>
-            </w:pPr>
-            <w:r>
-              <w:rPr>
-                <w:sz w:val="26"/>
-                <w:szCs w:val="26"/>
-                <w:rtl w:val="0"/>
-              </w:rPr>
-              <w:t xml:space="preserve">R.37</w:t>
-            </w:r>
-            <w:r>
-              <w:rPr>
-                <w:rtl w:val="0"/>
-              </w:rPr>
-            </w:r>
-          </w:p>
-        </w:tc>
-        <w:tc>
-          <w:tcPr>
-            <w:tcBorders>
-              <w:top w:color="cccccc" w:space="0" w:sz="4" w:val="single"/>
-              <w:left w:color="cccccc" w:space="0" w:sz="4" w:val="single"/>
-              <w:bottom w:color="70ad47" w:space="0" w:sz="4" w:val="single"/>
-              <w:right w:color="70ad47" w:space="0" w:sz="4" w:val="single"/>
-            </w:tcBorders>
-            <w:shd w:fill="ffffff" w:val="clear"/>
-            <w:tcMar>
-              <w:top w:w="0.0" w:type="dxa"/>
-              <w:left w:w="40.0" w:type="dxa"/>
-              <w:bottom w:w="0.0" w:type="dxa"/>
-              <w:right w:w="40.0" w:type="dxa"/>
-            </w:tcMar>
-            <w:vAlign w:val="center"/>
-          </w:tcPr>
-          <w:p>
-            <w:pPr>
-              <w:widowControl w:val="0"/>
-              <w:spacing w:after="0" w:line="276" w:lineRule="auto"/>
-              <w:rPr/>
-            </w:pPr>
-            <w:r>
-              <w:rPr>
-                <w:sz w:val="26"/>
-                <w:szCs w:val="26"/>
-                <w:rtl w:val="0"/>
-              </w:rPr>
-              <w:t xml:space="preserve">Asociación de documentos al notebook</w:t>
-            </w:r>
-            <w:r>
-              <w:rPr>
-                <w:rtl w:val="0"/>
-              </w:rPr>
-            </w:r>
-          </w:p>
-        </w:tc>
-      </w:tr>
-      <w:tr>
-        <w:trPr>
-          <w:cantSplit w:val="0"/>
-          <w:trHeight w:val="1740" w:hRule="atLeast"/>
-          <w:tblHeader w:val="0"/>
-        </w:trPr>
-        <w:tc>
-          <w:tcPr>
-            <w:tcBorders>
-              <w:top w:color="cccccc" w:space="0" w:sz="4" w:val="single"/>
-              <w:left w:color="70ad47" w:space="0" w:sz="4" w:val="single"/>
-              <w:bottom w:color="70ad47" w:space="0" w:sz="4" w:val="single"/>
-              <w:right w:color="70ad47" w:space="0" w:sz="4" w:val="single"/>
-            </w:tcBorders>
-            <w:shd w:fill="f6f8f9" w:val="clear"/>
-            <w:tcMar>
-              <w:top w:w="0.0" w:type="dxa"/>
-              <w:left w:w="40.0" w:type="dxa"/>
-              <w:bottom w:w="0.0" w:type="dxa"/>
-              <w:right w:w="40.0" w:type="dxa"/>
-            </w:tcMar>
-            <w:vAlign w:val="center"/>
-          </w:tcPr>
-          <w:p>
-            <w:pPr>
-              <w:widowControl w:val="0"/>
-              <w:spacing w:after="0" w:line="276" w:lineRule="auto"/>
-              <w:rPr/>
-            </w:pPr>
-            <w:r>
-              <w:rPr>
-                <w:sz w:val="26"/>
-                <w:szCs w:val="26"/>
-                <w:rtl w:val="0"/>
-              </w:rPr>
-              <w:t xml:space="preserve">R.38</w:t>
-            </w:r>
-            <w:r>
-              <w:rPr>
-                <w:rtl w:val="0"/>
-              </w:rPr>
-            </w:r>
-          </w:p>
-        </w:tc>
-        <w:tc>
-          <w:tcPr>
-            <w:tcBorders>
-              <w:top w:color="cccccc" w:space="0" w:sz="4" w:val="single"/>
-              <w:left w:color="cccccc" w:space="0" w:sz="4" w:val="single"/>
-              <w:bottom w:color="70ad47" w:space="0" w:sz="4" w:val="single"/>
-              <w:right w:color="70ad47" w:space="0" w:sz="4" w:val="single"/>
-            </w:tcBorders>
-            <w:shd w:fill="f6f8f9" w:val="clear"/>
-            <w:tcMar>
-              <w:top w:w="0.0" w:type="dxa"/>
-              <w:left w:w="40.0" w:type="dxa"/>
-              <w:bottom w:w="0.0" w:type="dxa"/>
-              <w:right w:w="40.0" w:type="dxa"/>
-            </w:tcMar>
-            <w:vAlign w:val="center"/>
-          </w:tcPr>
-          <w:p>
-            <w:pPr>
-              <w:widowControl w:val="0"/>
-              <w:spacing w:after="0" w:line="276" w:lineRule="auto"/>
-              <w:rPr/>
-            </w:pPr>
-            <w:r>
-              <w:rPr>
-                <w:sz w:val="26"/>
-                <w:szCs w:val="26"/>
-                <w:rtl w:val="0"/>
-              </w:rPr>
-              <w:t xml:space="preserve">Revisión secuencial de documentos procesados</w:t>
-            </w:r>
-            <w:r>
-              <w:rPr>
-                <w:rtl w:val="0"/>
-              </w:rPr>
-            </w:r>
-          </w:p>
-        </w:tc>
-      </w:tr>
-      <w:tr>
-        <w:trPr>
-          <w:cantSplit w:val="0"/>
-          <w:trHeight w:val="1740" w:hRule="atLeast"/>
-          <w:tblHeader w:val="0"/>
-        </w:trPr>
-        <w:tc>
-          <w:tcPr>
-            <w:tcBorders>
-              <w:top w:color="cccccc" w:space="0" w:sz="4" w:val="single"/>
-              <w:left w:color="70ad47" w:space="0" w:sz="4" w:val="single"/>
-              <w:bottom w:color="70ad47" w:space="0" w:sz="4" w:val="single"/>
-              <w:right w:color="70ad47" w:space="0" w:sz="4" w:val="single"/>
-            </w:tcBorders>
-            <w:shd w:fill="ffffff" w:val="clear"/>
-            <w:tcMar>
-              <w:top w:w="0.0" w:type="dxa"/>
-              <w:left w:w="40.0" w:type="dxa"/>
-              <w:bottom w:w="0.0" w:type="dxa"/>
-              <w:right w:w="40.0" w:type="dxa"/>
-            </w:tcMar>
-            <w:vAlign w:val="center"/>
-          </w:tcPr>
-          <w:p>
-            <w:pPr>
-              <w:widowControl w:val="0"/>
-              <w:spacing w:after="0" w:line="276" w:lineRule="auto"/>
-              <w:rPr/>
-            </w:pPr>
-            <w:r>
-              <w:rPr>
-                <w:sz w:val="26"/>
-                <w:szCs w:val="26"/>
-                <w:rtl w:val="0"/>
-              </w:rPr>
-              <w:t xml:space="preserve">R.39</w:t>
-            </w:r>
-            <w:r>
-              <w:rPr>
-                <w:rtl w:val="0"/>
-              </w:rPr>
-            </w:r>
-          </w:p>
-        </w:tc>
-        <w:tc>
-          <w:tcPr>
-            <w:tcBorders>
-              <w:top w:color="cccccc" w:space="0" w:sz="4" w:val="single"/>
-              <w:left w:color="cccccc" w:space="0" w:sz="4" w:val="single"/>
-              <w:bottom w:color="70ad47" w:space="0" w:sz="4" w:val="single"/>
-              <w:right w:color="70ad47" w:space="0" w:sz="4" w:val="single"/>
-            </w:tcBorders>
-            <w:shd w:fill="ffffff" w:val="clear"/>
-            <w:tcMar>
-              <w:top w:w="0.0" w:type="dxa"/>
-              <w:left w:w="40.0" w:type="dxa"/>
-              <w:bottom w:w="0.0" w:type="dxa"/>
-              <w:right w:w="40.0" w:type="dxa"/>
-            </w:tcMar>
-            <w:vAlign w:val="center"/>
-          </w:tcPr>
-          <w:p>
-            <w:pPr>
-              <w:widowControl w:val="0"/>
-              <w:spacing w:after="0" w:line="276" w:lineRule="auto"/>
-              <w:rPr/>
-            </w:pPr>
-            <w:r>
-              <w:rPr>
-                <w:sz w:val="26"/>
-                <w:szCs w:val="26"/>
-                <w:rtl w:val="0"/>
-              </w:rPr>
-              <w:t xml:space="preserve">Modal de revisión del documento</w:t>
-            </w:r>
-            <w:r>
-              <w:rPr>
-                <w:rtl w:val="0"/>
-              </w:rPr>
-            </w:r>
-          </w:p>
-        </w:tc>
-      </w:tr>
-      <w:tr>
-        <w:trPr>
-          <w:cantSplit w:val="0"/>
-          <w:trHeight w:val="1740" w:hRule="atLeast"/>
-          <w:tblHeader w:val="0"/>
-        </w:trPr>
-        <w:tc>
-          <w:tcPr>
-            <w:tcBorders>
-              <w:top w:color="cccccc" w:space="0" w:sz="4" w:val="single"/>
-              <w:left w:color="70ad47" w:space="0" w:sz="4" w:val="single"/>
-              <w:bottom w:color="70ad47" w:space="0" w:sz="4" w:val="single"/>
-              <w:right w:color="70ad47" w:space="0" w:sz="4" w:val="single"/>
-            </w:tcBorders>
-            <w:shd w:fill="f6f8f9" w:val="clear"/>
-            <w:tcMar>
-              <w:top w:w="0.0" w:type="dxa"/>
-              <w:left w:w="40.0" w:type="dxa"/>
-              <w:bottom w:w="0.0" w:type="dxa"/>
-              <w:right w:w="40.0" w:type="dxa"/>
-            </w:tcMar>
-            <w:vAlign w:val="center"/>
-          </w:tcPr>
-          <w:p>
-            <w:pPr>
-              <w:widowControl w:val="0"/>
-              <w:spacing w:after="0" w:line="276" w:lineRule="auto"/>
-              <w:rPr/>
-            </w:pPr>
-            <w:r>
-              <w:rPr>
-                <w:sz w:val="26"/>
-                <w:szCs w:val="26"/>
-                <w:rtl w:val="0"/>
-              </w:rPr>
-              <w:t xml:space="preserve">R.40</w:t>
-            </w:r>
-            <w:r>
-              <w:rPr>
-                <w:rtl w:val="0"/>
-              </w:rPr>
-            </w:r>
-          </w:p>
-        </w:tc>
-        <w:tc>
-          <w:tcPr>
-            <w:tcBorders>
-              <w:top w:color="cccccc" w:space="0" w:sz="4" w:val="single"/>
-              <w:left w:color="cccccc" w:space="0" w:sz="4" w:val="single"/>
-              <w:bottom w:color="70ad47" w:space="0" w:sz="4" w:val="single"/>
-              <w:right w:color="70ad47" w:space="0" w:sz="4" w:val="single"/>
-            </w:tcBorders>
-            <w:shd w:fill="f6f8f9" w:val="clear"/>
-            <w:tcMar>
-              <w:top w:w="0.0" w:type="dxa"/>
-              <w:left w:w="40.0" w:type="dxa"/>
-              <w:bottom w:w="0.0" w:type="dxa"/>
-              <w:right w:w="40.0" w:type="dxa"/>
-            </w:tcMar>
-            <w:vAlign w:val="center"/>
-          </w:tcPr>
-          <w:p>
-            <w:pPr>
-              <w:widowControl w:val="0"/>
-              <w:spacing w:after="0" w:line="276" w:lineRule="auto"/>
-              <w:rPr/>
-            </w:pPr>
-            <w:r>
-              <w:rPr>
-                <w:sz w:val="26"/>
-                <w:szCs w:val="26"/>
-                <w:rtl w:val="0"/>
-              </w:rPr>
-              <w:t xml:space="preserve">Confirmación individual del documento</w:t>
-            </w:r>
-            <w:r>
-              <w:rPr>
-                <w:rtl w:val="0"/>
-              </w:rPr>
-            </w:r>
-          </w:p>
-        </w:tc>
-      </w:tr>
-      <w:tr>
-        <w:trPr>
-          <w:cantSplit w:val="0"/>
-          <w:trHeight w:val="1740" w:hRule="atLeast"/>
-          <w:tblHeader w:val="0"/>
-        </w:trPr>
-        <w:tc>
-          <w:tcPr>
-            <w:tcBorders>
-              <w:top w:color="cccccc" w:space="0" w:sz="4" w:val="single"/>
-              <w:left w:color="70ad47" w:space="0" w:sz="4" w:val="single"/>
-              <w:bottom w:color="70ad47" w:space="0" w:sz="4" w:val="single"/>
-              <w:right w:color="70ad47" w:space="0" w:sz="4" w:val="single"/>
-            </w:tcBorders>
-            <w:shd w:fill="ffffff" w:val="clear"/>
-            <w:tcMar>
-              <w:top w:w="0.0" w:type="dxa"/>
-              <w:left w:w="40.0" w:type="dxa"/>
-              <w:bottom w:w="0.0" w:type="dxa"/>
-              <w:right w:w="40.0" w:type="dxa"/>
-            </w:tcMar>
-            <w:vAlign w:val="center"/>
-          </w:tcPr>
-          <w:p>
-            <w:pPr>
-              <w:widowControl w:val="0"/>
-              <w:spacing w:after="0" w:line="276" w:lineRule="auto"/>
-              <w:rPr/>
-            </w:pPr>
-            <w:r>
-              <w:rPr>
-                <w:sz w:val="26"/>
-                <w:szCs w:val="26"/>
-                <w:rtl w:val="0"/>
-              </w:rPr>
-              <w:t xml:space="preserve">R.41</w:t>
-            </w:r>
-            <w:r>
-              <w:rPr>
-                <w:rtl w:val="0"/>
-              </w:rPr>
-            </w:r>
-          </w:p>
-        </w:tc>
-        <w:tc>
-          <w:tcPr>
-            <w:tcBorders>
-              <w:top w:color="cccccc" w:space="0" w:sz="4" w:val="single"/>
-              <w:left w:color="cccccc" w:space="0" w:sz="4" w:val="single"/>
-              <w:bottom w:color="70ad47" w:space="0" w:sz="4" w:val="single"/>
-              <w:right w:color="70ad47" w:space="0" w:sz="4" w:val="single"/>
-            </w:tcBorders>
-            <w:shd w:fill="ffffff" w:val="clear"/>
-            <w:tcMar>
-              <w:top w:w="0.0" w:type="dxa"/>
-              <w:left w:w="40.0" w:type="dxa"/>
-              <w:bottom w:w="0.0" w:type="dxa"/>
-              <w:right w:w="40.0" w:type="dxa"/>
-            </w:tcMar>
-            <w:vAlign w:val="center"/>
-          </w:tcPr>
-          <w:p>
-            <w:pPr>
-              <w:widowControl w:val="0"/>
-              <w:spacing w:after="0" w:line="276" w:lineRule="auto"/>
-              <w:rPr/>
-            </w:pPr>
-            <w:r>
-              <w:rPr>
-                <w:sz w:val="26"/>
-                <w:szCs w:val="26"/>
-                <w:rtl w:val="0"/>
-              </w:rPr>
-              <w:t xml:space="preserve">Avance al siguiente documento</w:t>
-            </w:r>
-            <w:r>
-              <w:rPr>
-                <w:rtl w:val="0"/>
-              </w:rPr>
-            </w:r>
-          </w:p>
-        </w:tc>
-      </w:tr>
-      <w:tr>
-        <w:trPr>
-          <w:cantSplit w:val="0"/>
-          <w:trHeight w:val="1740" w:hRule="atLeast"/>
-          <w:tblHeader w:val="0"/>
-        </w:trPr>
-        <w:tc>
-          <w:tcPr>
-            <w:tcBorders>
-              <w:top w:color="cccccc" w:space="0" w:sz="4" w:val="single"/>
-              <w:left w:color="70ad47" w:space="0" w:sz="4" w:val="single"/>
-              <w:bottom w:color="356854" w:space="0" w:sz="4" w:val="single"/>
-              <w:right w:color="70ad47" w:space="0" w:sz="4" w:val="single"/>
-            </w:tcBorders>
-            <w:shd w:fill="f6f8f9" w:val="clear"/>
-            <w:tcMar>
-              <w:top w:w="0.0" w:type="dxa"/>
-              <w:left w:w="40.0" w:type="dxa"/>
-              <w:bottom w:w="0.0" w:type="dxa"/>
-              <w:right w:w="40.0" w:type="dxa"/>
-            </w:tcMar>
-            <w:vAlign w:val="center"/>
-          </w:tcPr>
-          <w:p>
-            <w:pPr>
-              <w:widowControl w:val="0"/>
-              <w:spacing w:after="0" w:line="276" w:lineRule="auto"/>
-              <w:rPr/>
-            </w:pPr>
-            <w:r>
-              <w:rPr>
-                <w:sz w:val="26"/>
-                <w:szCs w:val="26"/>
-                <w:rtl w:val="0"/>
-              </w:rPr>
-              <w:t xml:space="preserve">R.42</w:t>
-            </w:r>
-            <w:r>
-              <w:rPr>
-                <w:rtl w:val="0"/>
-              </w:rPr>
-            </w:r>
-          </w:p>
-        </w:tc>
-        <w:tc>
-          <w:tcPr>
-            <w:tcBorders>
-              <w:top w:color="cccccc" w:space="0" w:sz="4" w:val="single"/>
-              <w:left w:color="cccccc" w:space="0" w:sz="4" w:val="single"/>
-              <w:bottom w:color="356854" w:space="0" w:sz="4" w:val="single"/>
-              <w:right w:color="70ad47" w:space="0" w:sz="4" w:val="single"/>
-            </w:tcBorders>
-            <w:shd w:fill="f6f8f9" w:val="clear"/>
-            <w:tcMar>
-              <w:top w:w="0.0" w:type="dxa"/>
-              <w:left w:w="40.0" w:type="dxa"/>
-              <w:bottom w:w="0.0" w:type="dxa"/>
-              <w:right w:w="40.0" w:type="dxa"/>
-            </w:tcMar>
-            <w:vAlign w:val="center"/>
-          </w:tcPr>
-          <w:p>
-            <w:pPr>
-              <w:widowControl w:val="0"/>
-              <w:spacing w:after="0" w:line="276" w:lineRule="auto"/>
-              <w:rPr/>
-            </w:pPr>
-            <w:r>
-              <w:rPr>
-                <w:sz w:val="26"/>
-                <w:szCs w:val="26"/>
-                <w:rtl w:val="0"/>
-              </w:rPr>
-              <w:t xml:space="preserve">Aprobación obligatoria de documentos</w:t>
-            </w:r>
-            <w:r>
-              <w:rPr>
-                <w:rtl w:val="0"/>
-              </w:rPr>
-            </w:r>
-          </w:p>
-        </w:tc>
-      </w:tr>
-      <w:tr>
-        <w:trPr>
-          <w:cantSplit w:val="0"/>
-          <w:trHeight w:val="2025" w:hRule="atLeast"/>
-          <w:tblHeader w:val="0"/>
-        </w:trPr>
-        <w:tc>
-          <w:tcPr>
-            <w:tcBorders>
-              <w:top w:color="cccccc" w:space="0" w:sz="4" w:val="single"/>
-              <w:left w:color="356854" w:space="0" w:sz="4" w:val="single"/>
-              <w:bottom w:color="356854" w:space="0" w:sz="4" w:val="single"/>
-              <w:right w:color="356854" w:space="0" w:sz="4" w:val="single"/>
-            </w:tcBorders>
-            <w:shd w:fill="ffffff" w:val="clear"/>
-            <w:tcMar>
-              <w:top w:w="0.0" w:type="dxa"/>
-              <w:left w:w="40.0" w:type="dxa"/>
-              <w:bottom w:w="0.0" w:type="dxa"/>
-              <w:right w:w="40.0" w:type="dxa"/>
-            </w:tcMar>
-            <w:vAlign w:val="center"/>
-          </w:tcPr>
-          <w:p>
-            <w:pPr>
-              <w:widowControl w:val="0"/>
-              <w:spacing w:after="0" w:line="276" w:lineRule="auto"/>
-              <w:rPr/>
-            </w:pPr>
-            <w:r>
-              <w:rPr>
-                <w:sz w:val="26"/>
-                <w:szCs w:val="26"/>
-                <w:rtl w:val="0"/>
-              </w:rPr>
-              <w:t xml:space="preserve">R.43</w:t>
-            </w:r>
-            <w:r>
-              <w:rPr>
-                <w:rtl w:val="0"/>
-              </w:rPr>
-            </w:r>
-          </w:p>
-        </w:tc>
-        <w:tc>
-          <w:tcPr>
-            <w:tcBorders>
-              <w:top w:color="cccccc" w:space="0" w:sz="4" w:val="single"/>
-              <w:left w:color="cccccc" w:space="0" w:sz="4" w:val="single"/>
-              <w:bottom w:color="356854" w:space="0" w:sz="4" w:val="single"/>
-              <w:right w:color="356854" w:space="0" w:sz="4" w:val="single"/>
-            </w:tcBorders>
-            <w:shd w:fill="ffffff" w:val="clear"/>
-            <w:tcMar>
-              <w:top w:w="0.0" w:type="dxa"/>
-              <w:left w:w="40.0" w:type="dxa"/>
-              <w:bottom w:w="0.0" w:type="dxa"/>
-              <w:right w:w="40.0" w:type="dxa"/>
-            </w:tcMar>
-            <w:vAlign w:val="center"/>
-          </w:tcPr>
-          <w:p>
-            <w:pPr>
-              <w:widowControl w:val="0"/>
-              <w:spacing w:after="0" w:line="276" w:lineRule="auto"/>
-              <w:rPr/>
-            </w:pPr>
-            <w:r>
-              <w:rPr>
-                <w:sz w:val="26"/>
-                <w:szCs w:val="26"/>
-                <w:rtl w:val="0"/>
-              </w:rPr>
-              <w:t xml:space="preserve">Mensaje de error de procesamiento</w:t>
-            </w:r>
-            <w:r>
-              <w:rPr>
-                <w:rtl w:val="0"/>
-              </w:rPr>
-            </w:r>
-          </w:p>
-        </w:tc>
-      </w:tr>
-      <w:tr>
-        <w:trPr>
-          <w:cantSplit w:val="0"/>
-          <w:trHeight w:val="1740" w:hRule="atLeast"/>
-          <w:tblHeader w:val="0"/>
-        </w:trPr>
-        <w:tc>
-          <w:tcPr>
-            <w:tcBorders>
-              <w:top w:color="cccccc" w:space="0" w:sz="4" w:val="single"/>
-              <w:left w:color="356854" w:space="0" w:sz="4" w:val="single"/>
-              <w:bottom w:color="356854" w:space="0" w:sz="4" w:val="single"/>
-              <w:right w:color="356854" w:space="0" w:sz="4" w:val="single"/>
-            </w:tcBorders>
-            <w:shd w:fill="f6f8f9" w:val="clear"/>
-            <w:tcMar>
-              <w:top w:w="0.0" w:type="dxa"/>
-              <w:left w:w="40.0" w:type="dxa"/>
-              <w:bottom w:w="0.0" w:type="dxa"/>
-              <w:right w:w="40.0" w:type="dxa"/>
-            </w:tcMar>
-            <w:vAlign w:val="center"/>
-          </w:tcPr>
-          <w:p>
-            <w:pPr>
-              <w:widowControl w:val="0"/>
-              <w:spacing w:after="0" w:line="276" w:lineRule="auto"/>
-              <w:rPr/>
-            </w:pPr>
-            <w:r>
-              <w:rPr>
-                <w:sz w:val="26"/>
-                <w:szCs w:val="26"/>
-                <w:rtl w:val="0"/>
-              </w:rPr>
-              <w:t xml:space="preserve">R.44</w:t>
-            </w:r>
-            <w:r>
-              <w:rPr>
-                <w:rtl w:val="0"/>
-              </w:rPr>
-            </w:r>
-          </w:p>
-        </w:tc>
-        <w:tc>
-          <w:tcPr>
-            <w:tcBorders>
-              <w:top w:color="cccccc" w:space="0" w:sz="4" w:val="single"/>
-              <w:left w:color="cccccc" w:space="0" w:sz="4" w:val="single"/>
-              <w:bottom w:color="356854" w:space="0" w:sz="4" w:val="single"/>
-              <w:right w:color="356854" w:space="0" w:sz="4" w:val="single"/>
-            </w:tcBorders>
-            <w:shd w:fill="f6f8f9" w:val="clear"/>
-            <w:tcMar>
-              <w:top w:w="0.0" w:type="dxa"/>
-              <w:left w:w="40.0" w:type="dxa"/>
-              <w:bottom w:w="0.0" w:type="dxa"/>
-              <w:right w:w="40.0" w:type="dxa"/>
-            </w:tcMar>
-            <w:vAlign w:val="center"/>
-          </w:tcPr>
-          <w:p>
-            <w:pPr>
-              <w:widowControl w:val="0"/>
-              <w:spacing w:after="0" w:line="276" w:lineRule="auto"/>
-              <w:rPr/>
-            </w:pPr>
-            <w:r>
-              <w:rPr>
-                <w:sz w:val="26"/>
-                <w:szCs w:val="26"/>
-                <w:rtl w:val="0"/>
-              </w:rPr>
-              <w:t xml:space="preserve">Listado general de documentos</w:t>
-            </w:r>
-            <w:r>
-              <w:rPr>
-                <w:rtl w:val="0"/>
-              </w:rPr>
-            </w:r>
-          </w:p>
-        </w:tc>
-      </w:tr>
-      <w:tr>
-        <w:trPr>
-          <w:cantSplit w:val="0"/>
-          <w:trHeight w:val="1740" w:hRule="atLeast"/>
-          <w:tblHeader w:val="0"/>
-        </w:trPr>
-        <w:tc>
-          <w:tcPr>
-            <w:tcBorders>
-              <w:top w:color="cccccc" w:space="0" w:sz="4" w:val="single"/>
-              <w:left w:color="70ad47" w:space="0" w:sz="4" w:val="single"/>
-              <w:bottom w:color="70ad47" w:space="0" w:sz="4" w:val="single"/>
-              <w:right w:color="70ad47" w:space="0" w:sz="4" w:val="single"/>
-            </w:tcBorders>
-            <w:shd w:fill="ffffff" w:val="clear"/>
-            <w:tcMar>
-              <w:top w:w="0.0" w:type="dxa"/>
-              <w:left w:w="40.0" w:type="dxa"/>
-              <w:bottom w:w="0.0" w:type="dxa"/>
-              <w:right w:w="40.0" w:type="dxa"/>
-            </w:tcMar>
-            <w:vAlign w:val="center"/>
-          </w:tcPr>
-          <w:p>
-            <w:pPr>
-              <w:widowControl w:val="0"/>
-              <w:spacing w:after="0" w:line="276" w:lineRule="auto"/>
-              <w:rPr/>
-            </w:pPr>
-            <w:r>
-              <w:rPr>
-                <w:sz w:val="26"/>
-                <w:szCs w:val="26"/>
-                <w:rtl w:val="0"/>
-              </w:rPr>
-              <w:t xml:space="preserve">R.45</w:t>
-            </w:r>
-            <w:r>
-              <w:rPr>
-                <w:rtl w:val="0"/>
-              </w:rPr>
-            </w:r>
-          </w:p>
-        </w:tc>
-        <w:tc>
-          <w:tcPr>
-            <w:tcBorders>
-              <w:top w:color="cccccc" w:space="0" w:sz="4" w:val="single"/>
-              <w:left w:color="cccccc" w:space="0" w:sz="4" w:val="single"/>
-              <w:bottom w:color="70ad47" w:space="0" w:sz="4" w:val="single"/>
-              <w:right w:color="70ad47" w:space="0" w:sz="4" w:val="single"/>
-            </w:tcBorders>
-            <w:shd w:fill="ffffff" w:val="clear"/>
-            <w:tcMar>
-              <w:top w:w="0.0" w:type="dxa"/>
-              <w:left w:w="40.0" w:type="dxa"/>
-              <w:bottom w:w="0.0" w:type="dxa"/>
-              <w:right w:w="40.0" w:type="dxa"/>
-            </w:tcMar>
-            <w:vAlign w:val="center"/>
-          </w:tcPr>
-          <w:p>
-            <w:pPr>
-              <w:widowControl w:val="0"/>
-              <w:spacing w:after="0" w:line="276" w:lineRule="auto"/>
-              <w:rPr/>
-            </w:pPr>
-            <w:r>
-              <w:rPr>
-                <w:sz w:val="26"/>
-                <w:szCs w:val="26"/>
-                <w:rtl w:val="0"/>
-              </w:rPr>
-              <w:t xml:space="preserve">Detalle del documento</w:t>
-            </w:r>
-            <w:r>
-              <w:rPr>
-                <w:rtl w:val="0"/>
-              </w:rPr>
-            </w:r>
-          </w:p>
-        </w:tc>
-      </w:tr>
-      <w:tr>
-        <w:trPr>
-          <w:cantSplit w:val="0"/>
-          <w:trHeight w:val="1740" w:hRule="atLeast"/>
-          <w:tblHeader w:val="0"/>
-        </w:trPr>
-        <w:tc>
-          <w:tcPr>
-            <w:tcBorders>
-              <w:top w:color="cccccc" w:space="0" w:sz="4" w:val="single"/>
-              <w:left w:color="70ad47" w:space="0" w:sz="4" w:val="single"/>
-              <w:bottom w:color="70ad47" w:space="0" w:sz="4" w:val="single"/>
-              <w:right w:color="70ad47" w:space="0" w:sz="4" w:val="single"/>
-            </w:tcBorders>
-            <w:shd w:fill="f6f8f9" w:val="clear"/>
-            <w:tcMar>
-              <w:top w:w="0.0" w:type="dxa"/>
-              <w:left w:w="40.0" w:type="dxa"/>
-              <w:bottom w:w="0.0" w:type="dxa"/>
-              <w:right w:w="40.0" w:type="dxa"/>
-            </w:tcMar>
-            <w:vAlign w:val="center"/>
-          </w:tcPr>
-          <w:p>
-            <w:pPr>
-              <w:widowControl w:val="0"/>
-              <w:spacing w:after="0" w:line="276" w:lineRule="auto"/>
-              <w:rPr/>
-            </w:pPr>
-            <w:r>
-              <w:rPr>
-                <w:sz w:val="26"/>
-                <w:szCs w:val="26"/>
-                <w:rtl w:val="0"/>
-              </w:rPr>
-              <w:t xml:space="preserve">R.46</w:t>
-            </w:r>
-            <w:r>
-              <w:rPr>
-                <w:rtl w:val="0"/>
-              </w:rPr>
-            </w:r>
-          </w:p>
-        </w:tc>
-        <w:tc>
-          <w:tcPr>
-            <w:tcBorders>
-              <w:top w:color="cccccc" w:space="0" w:sz="4" w:val="single"/>
-              <w:left w:color="cccccc" w:space="0" w:sz="4" w:val="single"/>
-              <w:bottom w:color="70ad47" w:space="0" w:sz="4" w:val="single"/>
-              <w:right w:color="70ad47" w:space="0" w:sz="4" w:val="single"/>
-            </w:tcBorders>
-            <w:shd w:fill="f6f8f9" w:val="clear"/>
-            <w:tcMar>
-              <w:top w:w="0.0" w:type="dxa"/>
-              <w:left w:w="40.0" w:type="dxa"/>
-              <w:bottom w:w="0.0" w:type="dxa"/>
-              <w:right w:w="40.0" w:type="dxa"/>
-            </w:tcMar>
-            <w:vAlign w:val="center"/>
-          </w:tcPr>
-          <w:p>
-            <w:pPr>
-              <w:widowControl w:val="0"/>
-              <w:spacing w:after="0" w:line="276" w:lineRule="auto"/>
-              <w:rPr/>
-            </w:pPr>
-            <w:r>
-              <w:rPr>
-                <w:sz w:val="26"/>
-                <w:szCs w:val="26"/>
-                <w:rtl w:val="0"/>
-              </w:rPr>
-              <w:t xml:space="preserve">Descarga del archivo PDF</w:t>
-            </w:r>
-            <w:r>
-              <w:rPr>
-                <w:rtl w:val="0"/>
-              </w:rPr>
-            </w:r>
-          </w:p>
-        </w:tc>
-      </w:tr>
-      <w:tr>
-        <w:trPr>
-          <w:cantSplit w:val="0"/>
-          <w:trHeight w:val="1740" w:hRule="atLeast"/>
-          <w:tblHeader w:val="0"/>
-        </w:trPr>
-        <w:tc>
-          <w:tcPr>
-            <w:tcBorders>
-              <w:top w:color="cccccc" w:space="0" w:sz="4" w:val="single"/>
-              <w:left w:color="70ad47" w:space="0" w:sz="4" w:val="single"/>
-              <w:bottom w:color="70ad47" w:space="0" w:sz="4" w:val="single"/>
-              <w:right w:color="70ad47" w:space="0" w:sz="4" w:val="single"/>
-            </w:tcBorders>
-            <w:shd w:fill="ffffff" w:val="clear"/>
-            <w:tcMar>
-              <w:top w:w="0.0" w:type="dxa"/>
-              <w:left w:w="40.0" w:type="dxa"/>
-              <w:bottom w:w="0.0" w:type="dxa"/>
-              <w:right w:w="40.0" w:type="dxa"/>
-            </w:tcMar>
-            <w:vAlign w:val="center"/>
-          </w:tcPr>
-          <w:p>
-            <w:pPr>
-              <w:widowControl w:val="0"/>
-              <w:spacing w:after="0" w:line="276" w:lineRule="auto"/>
-              <w:rPr/>
-            </w:pPr>
-            <w:r>
-              <w:rPr>
-                <w:sz w:val="26"/>
-                <w:szCs w:val="26"/>
-                <w:rtl w:val="0"/>
-              </w:rPr>
-              <w:t xml:space="preserve">R.47</w:t>
-            </w:r>
-            <w:r>
-              <w:rPr>
-                <w:rtl w:val="0"/>
-              </w:rPr>
-            </w:r>
-          </w:p>
-        </w:tc>
-        <w:tc>
-          <w:tcPr>
-            <w:tcBorders>
-              <w:top w:color="cccccc" w:space="0" w:sz="4" w:val="single"/>
-              <w:left w:color="cccccc" w:space="0" w:sz="4" w:val="single"/>
-              <w:bottom w:color="70ad47" w:space="0" w:sz="4" w:val="single"/>
-              <w:right w:color="70ad47" w:space="0" w:sz="4" w:val="single"/>
-            </w:tcBorders>
-            <w:shd w:fill="ffffff" w:val="clear"/>
-            <w:tcMar>
-              <w:top w:w="0.0" w:type="dxa"/>
-              <w:left w:w="40.0" w:type="dxa"/>
-              <w:bottom w:w="0.0" w:type="dxa"/>
-              <w:right w:w="40.0" w:type="dxa"/>
-            </w:tcMar>
-            <w:vAlign w:val="center"/>
-          </w:tcPr>
-          <w:p>
-            <w:pPr>
-              <w:widowControl w:val="0"/>
-              <w:spacing w:after="0" w:line="276" w:lineRule="auto"/>
-              <w:rPr/>
-            </w:pPr>
-            <w:r>
-              <w:rPr>
-                <w:sz w:val="26"/>
-                <w:szCs w:val="26"/>
-                <w:rtl w:val="0"/>
-              </w:rPr>
-              <w:t xml:space="preserve">Búsqueda rápida por texto</w:t>
-            </w:r>
-            <w:r>
-              <w:rPr>
-                <w:rtl w:val="0"/>
-              </w:rPr>
-            </w:r>
-          </w:p>
-        </w:tc>
-      </w:tr>
-      <w:tr>
-        <w:trPr>
-          <w:cantSplit w:val="0"/>
-          <w:trHeight w:val="2775" w:hRule="atLeast"/>
-          <w:tblHeader w:val="0"/>
-        </w:trPr>
-        <w:tc>
-          <w:tcPr>
-            <w:tcBorders>
-              <w:top w:color="cccccc" w:space="0" w:sz="4" w:val="single"/>
-              <w:left w:color="70ad47" w:space="0" w:sz="4" w:val="single"/>
-              <w:bottom w:color="356854" w:space="0" w:sz="4" w:val="single"/>
-              <w:right w:color="70ad47" w:space="0" w:sz="4" w:val="single"/>
-            </w:tcBorders>
-            <w:shd w:fill="f6f8f9" w:val="clear"/>
-            <w:tcMar>
-              <w:top w:w="0.0" w:type="dxa"/>
-              <w:left w:w="40.0" w:type="dxa"/>
-              <w:bottom w:w="0.0" w:type="dxa"/>
-              <w:right w:w="40.0" w:type="dxa"/>
-            </w:tcMar>
-            <w:vAlign w:val="center"/>
-          </w:tcPr>
-          <w:p>
-            <w:pPr>
-              <w:widowControl w:val="0"/>
-              <w:spacing w:after="0" w:line="276" w:lineRule="auto"/>
-              <w:rPr/>
-            </w:pPr>
-            <w:r>
-              <w:rPr>
-                <w:sz w:val="26"/>
-                <w:szCs w:val="26"/>
-                <w:rtl w:val="0"/>
-              </w:rPr>
-              <w:t xml:space="preserve">R.48</w:t>
-            </w:r>
-            <w:r>
-              <w:rPr>
-                <w:rtl w:val="0"/>
-              </w:rPr>
-            </w:r>
-          </w:p>
-        </w:tc>
-        <w:tc>
-          <w:tcPr>
-            <w:tcBorders>
-              <w:top w:color="cccccc" w:space="0" w:sz="4" w:val="single"/>
-              <w:left w:color="cccccc" w:space="0" w:sz="4" w:val="single"/>
-              <w:bottom w:color="356854" w:space="0" w:sz="4" w:val="single"/>
-              <w:right w:color="70ad47" w:space="0" w:sz="4" w:val="single"/>
-            </w:tcBorders>
-            <w:shd w:fill="f6f8f9" w:val="clear"/>
-            <w:tcMar>
-              <w:top w:w="0.0" w:type="dxa"/>
-              <w:left w:w="40.0" w:type="dxa"/>
-              <w:bottom w:w="0.0" w:type="dxa"/>
-              <w:right w:w="40.0" w:type="dxa"/>
-            </w:tcMar>
-            <w:vAlign w:val="center"/>
-          </w:tcPr>
-          <w:p>
-            <w:pPr>
-              <w:widowControl w:val="0"/>
-              <w:spacing w:after="0" w:line="276" w:lineRule="auto"/>
-              <w:rPr/>
-            </w:pPr>
-            <w:r>
-              <w:rPr>
-                <w:sz w:val="26"/>
-                <w:szCs w:val="26"/>
-                <w:rtl w:val="0"/>
-              </w:rPr>
-              <w:t xml:space="preserve">Filtros básicos del listado</w:t>
-            </w:r>
-            <w:r>
-              <w:rPr>
-                <w:rtl w:val="0"/>
-              </w:rPr>
-            </w:r>
-          </w:p>
-        </w:tc>
-      </w:tr>
-      <w:tr>
-        <w:trPr>
-          <w:cantSplit w:val="0"/>
-          <w:trHeight w:val="1335" w:hRule="atLeast"/>
-          <w:tblHeader w:val="0"/>
-        </w:trPr>
-        <w:tc>
-          <w:tcPr>
-            <w:tcBorders>
-              <w:top w:color="cccccc" w:space="0" w:sz="4" w:val="single"/>
-              <w:left w:color="356854" w:space="0" w:sz="4" w:val="single"/>
-              <w:bottom w:color="356854" w:space="0" w:sz="4" w:val="single"/>
-              <w:right w:color="356854" w:space="0" w:sz="4" w:val="single"/>
-            </w:tcBorders>
-            <w:shd w:fill="ffffff" w:val="clear"/>
-            <w:tcMar>
-              <w:top w:w="0.0" w:type="dxa"/>
-              <w:left w:w="40.0" w:type="dxa"/>
-              <w:bottom w:w="0.0" w:type="dxa"/>
-              <w:right w:w="40.0" w:type="dxa"/>
-            </w:tcMar>
-            <w:vAlign w:val="center"/>
-          </w:tcPr>
-          <w:p>
-            <w:pPr>
-              <w:widowControl w:val="0"/>
-              <w:spacing w:after="0" w:line="276" w:lineRule="auto"/>
-              <w:rPr/>
-            </w:pPr>
-            <w:r>
-              <w:rPr>
-                <w:sz w:val="26"/>
-                <w:szCs w:val="26"/>
-                <w:rtl w:val="0"/>
-              </w:rPr>
-              <w:t xml:space="preserve">R.49</w:t>
-            </w:r>
-            <w:r>
-              <w:rPr>
-                <w:rtl w:val="0"/>
-              </w:rPr>
-            </w:r>
-          </w:p>
-        </w:tc>
-        <w:tc>
-          <w:tcPr>
-            <w:tcBorders>
-              <w:top w:color="cccccc" w:space="0" w:sz="4" w:val="single"/>
-              <w:left w:color="cccccc" w:space="0" w:sz="4" w:val="single"/>
-              <w:bottom w:color="356854" w:space="0" w:sz="4" w:val="single"/>
-              <w:right w:color="356854" w:space="0" w:sz="4" w:val="single"/>
-            </w:tcBorders>
-            <w:shd w:fill="ffffff" w:val="clear"/>
-            <w:tcMar>
-              <w:top w:w="0.0" w:type="dxa"/>
-              <w:left w:w="40.0" w:type="dxa"/>
-              <w:bottom w:w="0.0" w:type="dxa"/>
-              <w:right w:w="40.0" w:type="dxa"/>
-            </w:tcMar>
-            <w:vAlign w:val="center"/>
-          </w:tcPr>
-          <w:p>
-            <w:pPr>
-              <w:widowControl w:val="0"/>
-              <w:spacing w:after="0" w:line="276" w:lineRule="auto"/>
-              <w:rPr/>
-            </w:pPr>
-            <w:r>
-              <w:rPr>
-                <w:sz w:val="26"/>
-                <w:szCs w:val="26"/>
-                <w:rtl w:val="0"/>
-              </w:rPr>
-              <w:t xml:space="preserve">Edición de datos del documento</w:t>
-            </w:r>
-            <w:r>
-              <w:rPr>
-                <w:rtl w:val="0"/>
-              </w:rPr>
-            </w:r>
-          </w:p>
-        </w:tc>
-      </w:tr>
-      <w:tr>
-        <w:trPr>
-          <w:cantSplit w:val="0"/>
-          <w:trHeight w:val="1335" w:hRule="atLeast"/>
-          <w:tblHeader w:val="0"/>
-        </w:trPr>
-        <w:tc>
-          <w:tcPr>
-            <w:tcBorders>
-              <w:top w:color="cccccc" w:space="0" w:sz="4" w:val="single"/>
-              <w:left w:color="356854" w:space="0" w:sz="4" w:val="single"/>
-              <w:bottom w:color="356854" w:space="0" w:sz="4" w:val="single"/>
-              <w:right w:color="356854" w:space="0" w:sz="4" w:val="single"/>
-            </w:tcBorders>
-            <w:shd w:fill="f6f8f9" w:val="clear"/>
-            <w:tcMar>
-              <w:top w:w="0.0" w:type="dxa"/>
-              <w:left w:w="40.0" w:type="dxa"/>
-              <w:bottom w:w="0.0" w:type="dxa"/>
-              <w:right w:w="40.0" w:type="dxa"/>
-            </w:tcMar>
-            <w:vAlign w:val="center"/>
-          </w:tcPr>
-          <w:p>
-            <w:pPr>
-              <w:widowControl w:val="0"/>
-              <w:spacing w:after="0" w:line="276" w:lineRule="auto"/>
-              <w:rPr/>
-            </w:pPr>
-            <w:r>
-              <w:rPr>
-                <w:sz w:val="26"/>
-                <w:szCs w:val="26"/>
-                <w:rtl w:val="0"/>
-              </w:rPr>
-              <w:t xml:space="preserve">R.50</w:t>
-            </w:r>
-            <w:r>
-              <w:rPr>
-                <w:rtl w:val="0"/>
-              </w:rPr>
-            </w:r>
-          </w:p>
-        </w:tc>
-        <w:tc>
-          <w:tcPr>
-            <w:tcBorders>
-              <w:top w:color="cccccc" w:space="0" w:sz="4" w:val="single"/>
-              <w:left w:color="cccccc" w:space="0" w:sz="4" w:val="single"/>
-              <w:bottom w:color="356854" w:space="0" w:sz="4" w:val="single"/>
-              <w:right w:color="356854" w:space="0" w:sz="4" w:val="single"/>
-            </w:tcBorders>
-            <w:shd w:fill="f6f8f9" w:val="clear"/>
-            <w:tcMar>
-              <w:top w:w="0.0" w:type="dxa"/>
-              <w:left w:w="40.0" w:type="dxa"/>
-              <w:bottom w:w="0.0" w:type="dxa"/>
-              <w:right w:w="40.0" w:type="dxa"/>
-            </w:tcMar>
-            <w:vAlign w:val="center"/>
-          </w:tcPr>
-          <w:p>
-            <w:pPr>
-              <w:widowControl w:val="0"/>
-              <w:spacing w:after="0" w:line="276" w:lineRule="auto"/>
-              <w:rPr/>
-            </w:pPr>
-            <w:r>
-              <w:rPr>
-                <w:sz w:val="26"/>
-                <w:szCs w:val="26"/>
-                <w:rtl w:val="0"/>
-              </w:rPr>
-              <w:t xml:space="preserve">Eliminación individual de documento</w:t>
-            </w:r>
-            <w:r>
-              <w:rPr>
-                <w:rtl w:val="0"/>
-              </w:rPr>
-            </w:r>
-          </w:p>
-        </w:tc>
-      </w:tr>
-      <w:tr>
-        <w:trPr>
-          <w:cantSplit w:val="0"/>
-          <w:trHeight w:val="2220" w:hRule="atLeast"/>
-          <w:tblHeader w:val="0"/>
-        </w:trPr>
-        <w:tc>
-          <w:tcPr>
-            <w:tcBorders>
-              <w:top w:color="cccccc" w:space="0" w:sz="4" w:val="single"/>
-              <w:left w:color="70ad47" w:space="0" w:sz="4" w:val="single"/>
-              <w:bottom w:color="70ad47" w:space="0" w:sz="4" w:val="single"/>
-              <w:right w:color="70ad47" w:space="0" w:sz="4" w:val="single"/>
-            </w:tcBorders>
-            <w:shd w:fill="ffffff" w:val="clear"/>
-            <w:tcMar>
-              <w:top w:w="0.0" w:type="dxa"/>
-              <w:left w:w="40.0" w:type="dxa"/>
-              <w:bottom w:w="0.0" w:type="dxa"/>
-              <w:right w:w="40.0" w:type="dxa"/>
-            </w:tcMar>
-            <w:vAlign w:val="center"/>
-          </w:tcPr>
-          <w:p>
-            <w:pPr>
-              <w:widowControl w:val="0"/>
-              <w:spacing w:after="0" w:line="276" w:lineRule="auto"/>
-              <w:rPr/>
-            </w:pPr>
-            <w:r>
-              <w:rPr>
-                <w:sz w:val="26"/>
-                <w:szCs w:val="26"/>
-                <w:rtl w:val="0"/>
-              </w:rPr>
-              <w:t xml:space="preserve">R.51</w:t>
-            </w:r>
-            <w:r>
-              <w:rPr>
-                <w:rtl w:val="0"/>
-              </w:rPr>
-            </w:r>
-          </w:p>
-        </w:tc>
-        <w:tc>
-          <w:tcPr>
-            <w:tcBorders>
-              <w:top w:color="cccccc" w:space="0" w:sz="4" w:val="single"/>
-              <w:left w:color="cccccc" w:space="0" w:sz="4" w:val="single"/>
-              <w:bottom w:color="70ad47" w:space="0" w:sz="4" w:val="single"/>
-              <w:right w:color="70ad47" w:space="0" w:sz="4" w:val="single"/>
-            </w:tcBorders>
-            <w:shd w:fill="ffffff" w:val="clear"/>
-            <w:tcMar>
-              <w:top w:w="0.0" w:type="dxa"/>
-              <w:left w:w="40.0" w:type="dxa"/>
-              <w:bottom w:w="0.0" w:type="dxa"/>
-              <w:right w:w="40.0" w:type="dxa"/>
-            </w:tcMar>
-            <w:vAlign w:val="center"/>
-          </w:tcPr>
-          <w:p>
-            <w:pPr>
-              <w:widowControl w:val="0"/>
-              <w:spacing w:after="0" w:line="276" w:lineRule="auto"/>
-              <w:rPr/>
-            </w:pPr>
-            <w:r>
-              <w:rPr>
-                <w:sz w:val="26"/>
-                <w:szCs w:val="26"/>
-                <w:rtl w:val="0"/>
-              </w:rPr>
-              <w:t xml:space="preserve">Recepción de resultados de consultas analíticas</w:t>
-            </w:r>
-            <w:r>
-              <w:rPr>
-                <w:rtl w:val="0"/>
-              </w:rPr>
-            </w:r>
-          </w:p>
-        </w:tc>
-      </w:tr>
-      <w:tr>
-        <w:trPr>
-          <w:cantSplit w:val="0"/>
-          <w:trHeight w:val="2145" w:hRule="atLeast"/>
-          <w:tblHeader w:val="0"/>
-        </w:trPr>
-        <w:tc>
-          <w:tcPr>
-            <w:tcBorders>
-              <w:top w:color="cccccc" w:space="0" w:sz="4" w:val="single"/>
-              <w:left w:color="70ad47" w:space="0" w:sz="4" w:val="single"/>
-              <w:bottom w:color="70ad47" w:space="0" w:sz="4" w:val="single"/>
-              <w:right w:color="70ad47" w:space="0" w:sz="4" w:val="single"/>
-            </w:tcBorders>
-            <w:shd w:fill="f6f8f9" w:val="clear"/>
-            <w:tcMar>
-              <w:top w:w="0.0" w:type="dxa"/>
-              <w:left w:w="40.0" w:type="dxa"/>
-              <w:bottom w:w="0.0" w:type="dxa"/>
-              <w:right w:w="40.0" w:type="dxa"/>
-            </w:tcMar>
-            <w:vAlign w:val="center"/>
-          </w:tcPr>
-          <w:p>
-            <w:pPr>
-              <w:widowControl w:val="0"/>
-              <w:spacing w:after="0" w:line="276" w:lineRule="auto"/>
-              <w:rPr/>
-            </w:pPr>
-            <w:r>
-              <w:rPr>
-                <w:sz w:val="26"/>
-                <w:szCs w:val="26"/>
-                <w:rtl w:val="0"/>
-              </w:rPr>
-              <w:t xml:space="preserve">R.52</w:t>
-            </w:r>
-            <w:r>
-              <w:rPr>
-                <w:rtl w:val="0"/>
-              </w:rPr>
-            </w:r>
-          </w:p>
-        </w:tc>
-        <w:tc>
-          <w:tcPr>
-            <w:tcBorders>
-              <w:top w:color="cccccc" w:space="0" w:sz="4" w:val="single"/>
-              <w:left w:color="cccccc" w:space="0" w:sz="4" w:val="single"/>
-              <w:bottom w:color="70ad47" w:space="0" w:sz="4" w:val="single"/>
-              <w:right w:color="70ad47" w:space="0" w:sz="4" w:val="single"/>
-            </w:tcBorders>
-            <w:shd w:fill="f6f8f9" w:val="clear"/>
-            <w:tcMar>
-              <w:top w:w="0.0" w:type="dxa"/>
-              <w:left w:w="40.0" w:type="dxa"/>
-              <w:bottom w:w="0.0" w:type="dxa"/>
-              <w:right w:w="40.0" w:type="dxa"/>
-            </w:tcMar>
-            <w:vAlign w:val="center"/>
-          </w:tcPr>
-          <w:p>
-            <w:pPr>
-              <w:widowControl w:val="0"/>
-              <w:spacing w:after="0" w:line="276" w:lineRule="auto"/>
-              <w:rPr/>
-            </w:pPr>
-            <w:r>
-              <w:rPr>
-                <w:sz w:val="26"/>
-                <w:szCs w:val="26"/>
-                <w:rtl w:val="0"/>
-              </w:rPr>
-              <w:t xml:space="preserve">Validación y limpieza de datos en el ETL</w:t>
-            </w:r>
-            <w:r>
-              <w:rPr>
-                <w:rtl w:val="0"/>
-              </w:rPr>
-            </w:r>
-          </w:p>
-        </w:tc>
-      </w:tr>
-      <w:tr>
-        <w:trPr>
-          <w:cantSplit w:val="0"/>
-          <w:trHeight w:val="1920" w:hRule="atLeast"/>
-          <w:tblHeader w:val="0"/>
-        </w:trPr>
-        <w:tc>
-          <w:tcPr>
-            <w:tcBorders>
-              <w:top w:color="cccccc" w:space="0" w:sz="4" w:val="single"/>
-              <w:left w:color="70ad47" w:space="0" w:sz="4" w:val="single"/>
-              <w:bottom w:color="70ad47" w:space="0" w:sz="4" w:val="single"/>
-              <w:right w:color="70ad47" w:space="0" w:sz="4" w:val="single"/>
-            </w:tcBorders>
-            <w:shd w:fill="ffffff" w:val="clear"/>
-            <w:tcMar>
-              <w:top w:w="0.0" w:type="dxa"/>
-              <w:left w:w="40.0" w:type="dxa"/>
-              <w:bottom w:w="0.0" w:type="dxa"/>
-              <w:right w:w="40.0" w:type="dxa"/>
-            </w:tcMar>
-            <w:vAlign w:val="center"/>
-          </w:tcPr>
-          <w:p>
-            <w:pPr>
-              <w:widowControl w:val="0"/>
-              <w:spacing w:after="0" w:line="276" w:lineRule="auto"/>
-              <w:rPr/>
-            </w:pPr>
-            <w:r>
-              <w:rPr>
-                <w:sz w:val="26"/>
-                <w:szCs w:val="26"/>
-                <w:rtl w:val="0"/>
-              </w:rPr>
-              <w:t xml:space="preserve">R.53</w:t>
-            </w:r>
-            <w:r>
-              <w:rPr>
-                <w:rtl w:val="0"/>
-              </w:rPr>
-            </w:r>
-          </w:p>
-        </w:tc>
-        <w:tc>
-          <w:tcPr>
-            <w:tcBorders>
-              <w:top w:color="cccccc" w:space="0" w:sz="4" w:val="single"/>
-              <w:left w:color="cccccc" w:space="0" w:sz="4" w:val="single"/>
-              <w:bottom w:color="70ad47" w:space="0" w:sz="4" w:val="single"/>
-              <w:right w:color="70ad47" w:space="0" w:sz="4" w:val="single"/>
-            </w:tcBorders>
-            <w:shd w:fill="ffffff" w:val="clear"/>
-            <w:tcMar>
-              <w:top w:w="0.0" w:type="dxa"/>
-              <w:left w:w="40.0" w:type="dxa"/>
-              <w:bottom w:w="0.0" w:type="dxa"/>
-              <w:right w:w="40.0" w:type="dxa"/>
-            </w:tcMar>
-            <w:vAlign w:val="center"/>
-          </w:tcPr>
-          <w:p>
-            <w:pPr>
-              <w:widowControl w:val="0"/>
-              <w:spacing w:after="0" w:line="276" w:lineRule="auto"/>
-              <w:rPr/>
-            </w:pPr>
-            <w:r>
-              <w:rPr>
-                <w:sz w:val="26"/>
-                <w:szCs w:val="26"/>
-                <w:rtl w:val="0"/>
-              </w:rPr>
-              <w:t xml:space="preserve">Registro y aislamiento de errores del ETL</w:t>
-            </w:r>
-            <w:r>
-              <w:rPr>
-                <w:rtl w:val="0"/>
-              </w:rPr>
-            </w:r>
-          </w:p>
-        </w:tc>
-      </w:tr>
-      <w:tr>
-        <w:trPr>
-          <w:cantSplit w:val="0"/>
-          <w:trHeight w:val="1860" w:hRule="atLeast"/>
-          <w:tblHeader w:val="0"/>
-        </w:trPr>
-        <w:tc>
-          <w:tcPr>
-            <w:tcBorders>
-              <w:top w:color="cccccc" w:space="0" w:sz="4" w:val="single"/>
-              <w:left w:color="70ad47" w:space="0" w:sz="4" w:val="single"/>
-              <w:bottom w:color="356854" w:space="0" w:sz="4" w:val="single"/>
-              <w:right w:color="70ad47" w:space="0" w:sz="4" w:val="single"/>
-            </w:tcBorders>
-            <w:shd w:fill="f6f8f9" w:val="clear"/>
-            <w:tcMar>
-              <w:top w:w="0.0" w:type="dxa"/>
-              <w:left w:w="40.0" w:type="dxa"/>
-              <w:bottom w:w="0.0" w:type="dxa"/>
-              <w:right w:w="40.0" w:type="dxa"/>
-            </w:tcMar>
-            <w:vAlign w:val="center"/>
-          </w:tcPr>
-          <w:p>
-            <w:pPr>
-              <w:widowControl w:val="0"/>
-              <w:spacing w:after="0" w:line="276" w:lineRule="auto"/>
-              <w:rPr/>
-            </w:pPr>
-            <w:r>
-              <w:rPr>
-                <w:sz w:val="26"/>
-                <w:szCs w:val="26"/>
-                <w:rtl w:val="0"/>
-              </w:rPr>
-              <w:t xml:space="preserve">R.54</w:t>
-            </w:r>
-            <w:r>
-              <w:rPr>
-                <w:rtl w:val="0"/>
-              </w:rPr>
-            </w:r>
-          </w:p>
-        </w:tc>
-        <w:tc>
-          <w:tcPr>
-            <w:tcBorders>
-              <w:top w:color="cccccc" w:space="0" w:sz="4" w:val="single"/>
-              <w:left w:color="cccccc" w:space="0" w:sz="4" w:val="single"/>
-              <w:bottom w:color="356854" w:space="0" w:sz="4" w:val="single"/>
-              <w:right w:color="70ad47" w:space="0" w:sz="4" w:val="single"/>
-            </w:tcBorders>
-            <w:shd w:fill="f6f8f9" w:val="clear"/>
-            <w:tcMar>
-              <w:top w:w="0.0" w:type="dxa"/>
-              <w:left w:w="40.0" w:type="dxa"/>
-              <w:bottom w:w="0.0" w:type="dxa"/>
-              <w:right w:w="40.0" w:type="dxa"/>
-            </w:tcMar>
-            <w:vAlign w:val="center"/>
-          </w:tcPr>
-          <w:p>
-            <w:pPr>
-              <w:widowControl w:val="0"/>
-              <w:spacing w:after="0" w:line="276" w:lineRule="auto"/>
-              <w:rPr/>
-            </w:pPr>
-            <w:r>
-              <w:rPr>
-                <w:sz w:val="26"/>
-                <w:szCs w:val="26"/>
-                <w:rtl w:val="0"/>
-              </w:rPr>
-              <w:t xml:space="preserve">Carga de datos normalizados al Data Warehouse</w:t>
-            </w:r>
-            <w:r>
-              <w:rPr>
-                <w:rtl w:val="0"/>
-              </w:rPr>
-            </w:r>
-          </w:p>
-        </w:tc>
-      </w:tr>
-      <w:tr>
-        <w:trPr>
-          <w:cantSplit w:val="0"/>
-          <w:trHeight w:val="1575" w:hRule="atLeast"/>
-          <w:tblHeader w:val="0"/>
-        </w:trPr>
-        <w:tc>
-          <w:tcPr>
-            <w:tcBorders>
-              <w:top w:color="cccccc" w:space="0" w:sz="4" w:val="single"/>
-              <w:left w:color="356854" w:space="0" w:sz="4" w:val="single"/>
-              <w:bottom w:color="356854" w:space="0" w:sz="4" w:val="single"/>
-              <w:right w:color="356854" w:space="0" w:sz="4" w:val="single"/>
-            </w:tcBorders>
-            <w:shd w:fill="ffffff" w:val="clear"/>
-            <w:tcMar>
-              <w:top w:w="0.0" w:type="dxa"/>
-              <w:left w:w="40.0" w:type="dxa"/>
-              <w:bottom w:w="0.0" w:type="dxa"/>
-              <w:right w:w="40.0" w:type="dxa"/>
-            </w:tcMar>
-            <w:vAlign w:val="center"/>
-          </w:tcPr>
-          <w:p>
-            <w:pPr>
-              <w:widowControl w:val="0"/>
-              <w:spacing w:after="0" w:line="276" w:lineRule="auto"/>
-              <w:rPr/>
-            </w:pPr>
-            <w:r>
-              <w:rPr>
-                <w:sz w:val="26"/>
-                <w:szCs w:val="26"/>
-                <w:rtl w:val="0"/>
-              </w:rPr>
-              <w:t xml:space="preserve">R.55</w:t>
-            </w:r>
-            <w:r>
-              <w:rPr>
-                <w:rtl w:val="0"/>
-              </w:rPr>
-            </w:r>
-          </w:p>
-        </w:tc>
-        <w:tc>
-          <w:tcPr>
-            <w:tcBorders>
-              <w:top w:color="cccccc" w:space="0" w:sz="4" w:val="single"/>
-              <w:left w:color="cccccc" w:space="0" w:sz="4" w:val="single"/>
-              <w:bottom w:color="356854" w:space="0" w:sz="4" w:val="single"/>
-              <w:right w:color="356854" w:space="0" w:sz="4" w:val="single"/>
-            </w:tcBorders>
-            <w:shd w:fill="ffffff" w:val="clear"/>
-            <w:tcMar>
-              <w:top w:w="0.0" w:type="dxa"/>
-              <w:left w:w="40.0" w:type="dxa"/>
-              <w:bottom w:w="0.0" w:type="dxa"/>
-              <w:right w:w="40.0" w:type="dxa"/>
-            </w:tcMar>
-            <w:vAlign w:val="center"/>
-          </w:tcPr>
-          <w:p>
-            <w:pPr>
-              <w:widowControl w:val="0"/>
-              <w:spacing w:after="0" w:line="276" w:lineRule="auto"/>
-              <w:rPr/>
-            </w:pPr>
-            <w:r>
-              <w:rPr>
-                <w:sz w:val="26"/>
-                <w:szCs w:val="26"/>
-                <w:rtl w:val="0"/>
-              </w:rPr>
-              <w:t xml:space="preserve">Alimentación del dashboard desde el Data Warehouse</w:t>
-            </w:r>
-            <w:r>
-              <w:rPr>
-                <w:rtl w:val="0"/>
-              </w:rPr>
-            </w:r>
-          </w:p>
-        </w:tc>
-      </w:tr>
-      <w:tr>
-        <w:trPr>
-          <w:cantSplit w:val="0"/>
-          <w:trHeight w:val="2220" w:hRule="atLeast"/>
-          <w:tblHeader w:val="0"/>
-        </w:trPr>
-        <w:tc>
-          <w:tcPr>
-            <w:tcBorders>
-              <w:top w:color="cccccc" w:space="0" w:sz="4" w:val="single"/>
-              <w:left w:color="356854" w:space="0" w:sz="4" w:val="single"/>
-              <w:bottom w:color="356854" w:space="0" w:sz="4" w:val="single"/>
-              <w:right w:color="356854" w:space="0" w:sz="4" w:val="single"/>
-            </w:tcBorders>
-            <w:shd w:fill="f6f8f9" w:val="clear"/>
-            <w:tcMar>
-              <w:top w:w="0.0" w:type="dxa"/>
-              <w:left w:w="40.0" w:type="dxa"/>
-              <w:bottom w:w="0.0" w:type="dxa"/>
-              <w:right w:w="40.0" w:type="dxa"/>
-            </w:tcMar>
-            <w:vAlign w:val="center"/>
-          </w:tcPr>
-          <w:p>
-            <w:pPr>
-              <w:widowControl w:val="0"/>
-              <w:spacing w:after="0" w:line="276" w:lineRule="auto"/>
-              <w:rPr/>
-            </w:pPr>
-            <w:r>
-              <w:rPr>
-                <w:sz w:val="26"/>
-                <w:szCs w:val="26"/>
-                <w:rtl w:val="0"/>
-              </w:rPr>
-              <w:t xml:space="preserve">R.56</w:t>
-            </w:r>
-            <w:r>
-              <w:rPr>
-                <w:rtl w:val="0"/>
-              </w:rPr>
-            </w:r>
-          </w:p>
-        </w:tc>
-        <w:tc>
-          <w:tcPr>
-            <w:tcBorders>
-              <w:top w:color="cccccc" w:space="0" w:sz="4" w:val="single"/>
-              <w:left w:color="cccccc" w:space="0" w:sz="4" w:val="single"/>
-              <w:bottom w:color="356854" w:space="0" w:sz="4" w:val="single"/>
-              <w:right w:color="356854" w:space="0" w:sz="4" w:val="single"/>
-            </w:tcBorders>
-            <w:shd w:fill="f6f8f9" w:val="clear"/>
-            <w:tcMar>
-              <w:top w:w="0.0" w:type="dxa"/>
-              <w:left w:w="40.0" w:type="dxa"/>
-              <w:bottom w:w="0.0" w:type="dxa"/>
-              <w:right w:w="40.0" w:type="dxa"/>
-            </w:tcMar>
-            <w:vAlign w:val="center"/>
-          </w:tcPr>
-          <w:p>
-            <w:pPr>
-              <w:widowControl w:val="0"/>
-              <w:spacing w:after="0" w:line="276" w:lineRule="auto"/>
-              <w:rPr/>
-            </w:pPr>
-            <w:r>
-              <w:rPr>
-                <w:sz w:val="26"/>
-                <w:szCs w:val="26"/>
-                <w:rtl w:val="0"/>
-              </w:rPr>
-              <w:t xml:space="preserve">Selección de visualización según los resultados</w:t>
-            </w:r>
-            <w:r>
-              <w:rPr>
-                <w:rtl w:val="0"/>
-              </w:rPr>
-            </w:r>
-          </w:p>
-        </w:tc>
-      </w:tr>
-      <w:tr>
-        <w:trPr>
-          <w:cantSplit w:val="0"/>
-          <w:trHeight w:val="1680" w:hRule="atLeast"/>
-          <w:tblHeader w:val="0"/>
-        </w:trPr>
-        <w:tc>
-          <w:tcPr>
-            <w:tcBorders>
-              <w:top w:color="cccccc" w:space="0" w:sz="4" w:val="single"/>
-              <w:left w:color="70ad47" w:space="0" w:sz="4" w:val="single"/>
-              <w:bottom w:color="70ad47" w:space="0" w:sz="4" w:val="single"/>
-              <w:right w:color="70ad47" w:space="0" w:sz="4" w:val="single"/>
-            </w:tcBorders>
-            <w:shd w:fill="ffffff" w:val="clear"/>
-            <w:tcMar>
-              <w:top w:w="0.0" w:type="dxa"/>
-              <w:left w:w="40.0" w:type="dxa"/>
-              <w:bottom w:w="0.0" w:type="dxa"/>
-              <w:right w:w="40.0" w:type="dxa"/>
-            </w:tcMar>
-            <w:vAlign w:val="center"/>
-          </w:tcPr>
-          <w:p>
-            <w:pPr>
-              <w:widowControl w:val="0"/>
-              <w:spacing w:after="0" w:line="276" w:lineRule="auto"/>
-              <w:rPr/>
-            </w:pPr>
-            <w:r>
-              <w:rPr>
-                <w:sz w:val="26"/>
-                <w:szCs w:val="26"/>
-                <w:rtl w:val="0"/>
-              </w:rPr>
-              <w:t xml:space="preserve">R.57</w:t>
-            </w:r>
-            <w:r>
-              <w:rPr>
-                <w:rtl w:val="0"/>
-              </w:rPr>
-            </w:r>
-          </w:p>
-        </w:tc>
-        <w:tc>
-          <w:tcPr>
-            <w:tcBorders>
-              <w:top w:color="cccccc" w:space="0" w:sz="4" w:val="single"/>
-              <w:left w:color="cccccc" w:space="0" w:sz="4" w:val="single"/>
-              <w:bottom w:color="70ad47" w:space="0" w:sz="4" w:val="single"/>
-              <w:right w:color="70ad47" w:space="0" w:sz="4" w:val="single"/>
-            </w:tcBorders>
-            <w:shd w:fill="ffffff" w:val="clear"/>
-            <w:tcMar>
-              <w:top w:w="0.0" w:type="dxa"/>
-              <w:left w:w="40.0" w:type="dxa"/>
-              <w:bottom w:w="0.0" w:type="dxa"/>
-              <w:right w:w="40.0" w:type="dxa"/>
-            </w:tcMar>
-            <w:vAlign w:val="center"/>
-          </w:tcPr>
-          <w:p>
-            <w:pPr>
-              <w:widowControl w:val="0"/>
-              <w:spacing w:after="0" w:line="276" w:lineRule="auto"/>
-              <w:rPr/>
-            </w:pPr>
-            <w:r>
-              <w:rPr>
-                <w:sz w:val="26"/>
-                <w:szCs w:val="26"/>
-                <w:rtl w:val="0"/>
-              </w:rPr>
-              <w:t xml:space="preserve">Actualización del dashboard con resultados analíticos</w:t>
-            </w:r>
-            <w:r>
-              <w:rPr>
-                <w:rtl w:val="0"/>
-              </w:rPr>
-            </w:r>
-          </w:p>
-        </w:tc>
-      </w:tr>
-      <w:tr>
-        <w:trPr>
-          <w:cantSplit w:val="0"/>
-          <w:trHeight w:val="1890" w:hRule="atLeast"/>
-          <w:tblHeader w:val="0"/>
-        </w:trPr>
-        <w:tc>
-          <w:tcPr>
-            <w:tcBorders>
-              <w:top w:color="cccccc" w:space="0" w:sz="4" w:val="single"/>
-              <w:left w:color="70ad47" w:space="0" w:sz="4" w:val="single"/>
-              <w:bottom w:color="70ad47" w:space="0" w:sz="4" w:val="single"/>
-              <w:right w:color="70ad47" w:space="0" w:sz="4" w:val="single"/>
-            </w:tcBorders>
-            <w:shd w:fill="f6f8f9" w:val="clear"/>
-            <w:tcMar>
-              <w:top w:w="0.0" w:type="dxa"/>
-              <w:left w:w="40.0" w:type="dxa"/>
-              <w:bottom w:w="0.0" w:type="dxa"/>
-              <w:right w:w="40.0" w:type="dxa"/>
-            </w:tcMar>
-            <w:vAlign w:val="center"/>
-          </w:tcPr>
-          <w:p>
-            <w:pPr>
-              <w:widowControl w:val="0"/>
-              <w:spacing w:after="0" w:line="276" w:lineRule="auto"/>
-              <w:rPr/>
-            </w:pPr>
-            <w:r>
-              <w:rPr>
-                <w:sz w:val="26"/>
-                <w:szCs w:val="26"/>
-                <w:rtl w:val="0"/>
-              </w:rPr>
-              <w:t xml:space="preserve">R.58</w:t>
-            </w:r>
-            <w:r>
-              <w:rPr>
-                <w:rtl w:val="0"/>
-              </w:rPr>
-            </w:r>
-          </w:p>
-        </w:tc>
-        <w:tc>
-          <w:tcPr>
-            <w:tcBorders>
-              <w:top w:color="cccccc" w:space="0" w:sz="4" w:val="single"/>
-              <w:left w:color="cccccc" w:space="0" w:sz="4" w:val="single"/>
-              <w:bottom w:color="70ad47" w:space="0" w:sz="4" w:val="single"/>
-              <w:right w:color="70ad47" w:space="0" w:sz="4" w:val="single"/>
-            </w:tcBorders>
-            <w:shd w:fill="f6f8f9" w:val="clear"/>
-            <w:tcMar>
-              <w:top w:w="0.0" w:type="dxa"/>
-              <w:left w:w="40.0" w:type="dxa"/>
-              <w:bottom w:w="0.0" w:type="dxa"/>
-              <w:right w:w="40.0" w:type="dxa"/>
-            </w:tcMar>
-            <w:vAlign w:val="center"/>
-          </w:tcPr>
-          <w:p>
-            <w:pPr>
-              <w:widowControl w:val="0"/>
-              <w:spacing w:after="0" w:line="276" w:lineRule="auto"/>
-              <w:rPr/>
-            </w:pPr>
-            <w:r>
-              <w:rPr>
-                <w:sz w:val="26"/>
-                <w:szCs w:val="26"/>
-                <w:rtl w:val="0"/>
-              </w:rPr>
-              <w:t xml:space="preserve">Tarjetas KPI</w:t>
-            </w:r>
-            <w:r>
-              <w:rPr>
-                <w:rtl w:val="0"/>
-              </w:rPr>
-            </w:r>
-          </w:p>
-        </w:tc>
-      </w:tr>
-      <w:tr>
-        <w:trPr>
-          <w:cantSplit w:val="0"/>
-          <w:trHeight w:val="1680" w:hRule="atLeast"/>
-          <w:tblHeader w:val="0"/>
-        </w:trPr>
-        <w:tc>
-          <w:tcPr>
-            <w:tcBorders>
-              <w:top w:color="cccccc" w:space="0" w:sz="4" w:val="single"/>
-              <w:left w:color="70ad47" w:space="0" w:sz="4" w:val="single"/>
-              <w:bottom w:color="70ad47" w:space="0" w:sz="4" w:val="single"/>
-              <w:right w:color="70ad47" w:space="0" w:sz="4" w:val="single"/>
-            </w:tcBorders>
-            <w:shd w:fill="ffffff" w:val="clear"/>
-            <w:tcMar>
-              <w:top w:w="0.0" w:type="dxa"/>
-              <w:left w:w="40.0" w:type="dxa"/>
-              <w:bottom w:w="0.0" w:type="dxa"/>
-              <w:right w:w="40.0" w:type="dxa"/>
-            </w:tcMar>
-            <w:vAlign w:val="center"/>
-          </w:tcPr>
-          <w:p>
-            <w:pPr>
-              <w:widowControl w:val="0"/>
-              <w:spacing w:after="0" w:line="276" w:lineRule="auto"/>
-              <w:rPr/>
-            </w:pPr>
-            <w:r>
-              <w:rPr>
-                <w:sz w:val="26"/>
-                <w:szCs w:val="26"/>
-                <w:rtl w:val="0"/>
-              </w:rPr>
-              <w:t xml:space="preserve">R.59</w:t>
-            </w:r>
-            <w:r>
-              <w:rPr>
-                <w:rtl w:val="0"/>
-              </w:rPr>
-            </w:r>
-          </w:p>
-        </w:tc>
-        <w:tc>
-          <w:tcPr>
-            <w:tcBorders>
-              <w:top w:color="cccccc" w:space="0" w:sz="4" w:val="single"/>
-              <w:left w:color="cccccc" w:space="0" w:sz="4" w:val="single"/>
-              <w:bottom w:color="70ad47" w:space="0" w:sz="4" w:val="single"/>
-              <w:right w:color="70ad47" w:space="0" w:sz="4" w:val="single"/>
-            </w:tcBorders>
-            <w:shd w:fill="ffffff" w:val="clear"/>
-            <w:tcMar>
-              <w:top w:w="0.0" w:type="dxa"/>
-              <w:left w:w="40.0" w:type="dxa"/>
-              <w:bottom w:w="0.0" w:type="dxa"/>
-              <w:right w:w="40.0" w:type="dxa"/>
-            </w:tcMar>
-            <w:vAlign w:val="center"/>
-          </w:tcPr>
-          <w:p>
-            <w:pPr>
-              <w:widowControl w:val="0"/>
-              <w:spacing w:after="0" w:line="276" w:lineRule="auto"/>
-              <w:rPr/>
-            </w:pPr>
-            <w:r>
-              <w:rPr>
-                <w:sz w:val="26"/>
-                <w:szCs w:val="26"/>
-                <w:rtl w:val="0"/>
-              </w:rPr>
-              <w:t xml:space="preserve">Visualización gráfica de resultados</w:t>
-            </w:r>
-            <w:r>
-              <w:rPr>
-                <w:rtl w:val="0"/>
-              </w:rPr>
-            </w:r>
-          </w:p>
-        </w:tc>
-      </w:tr>
-      <w:tr>
-        <w:trPr>
-          <w:cantSplit w:val="0"/>
-          <w:trHeight w:val="1680" w:hRule="atLeast"/>
-          <w:tblHeader w:val="0"/>
-        </w:trPr>
-        <w:tc>
-          <w:tcPr>
-            <w:tcBorders>
-              <w:top w:color="cccccc" w:space="0" w:sz="4" w:val="single"/>
-              <w:left w:color="70ad47" w:space="0" w:sz="4" w:val="single"/>
-              <w:bottom w:color="70ad47" w:space="0" w:sz="4" w:val="single"/>
-              <w:right w:color="70ad47" w:space="0" w:sz="4" w:val="single"/>
-            </w:tcBorders>
-            <w:shd w:fill="f6f8f9" w:val="clear"/>
-            <w:tcMar>
-              <w:top w:w="0.0" w:type="dxa"/>
-              <w:left w:w="40.0" w:type="dxa"/>
-              <w:bottom w:w="0.0" w:type="dxa"/>
-              <w:right w:w="40.0" w:type="dxa"/>
-            </w:tcMar>
-            <w:vAlign w:val="center"/>
-          </w:tcPr>
-          <w:p>
-            <w:pPr>
-              <w:widowControl w:val="0"/>
-              <w:spacing w:after="0" w:line="276" w:lineRule="auto"/>
-              <w:rPr/>
-            </w:pPr>
-            <w:r>
-              <w:rPr>
-                <w:sz w:val="26"/>
-                <w:szCs w:val="26"/>
-                <w:rtl w:val="0"/>
-              </w:rPr>
-              <w:t xml:space="preserve">R.60</w:t>
-            </w:r>
-            <w:r>
-              <w:rPr>
-                <w:rtl w:val="0"/>
-              </w:rPr>
-            </w:r>
-          </w:p>
-        </w:tc>
-        <w:tc>
-          <w:tcPr>
-            <w:tcBorders>
-              <w:top w:color="cccccc" w:space="0" w:sz="4" w:val="single"/>
-              <w:left w:color="cccccc" w:space="0" w:sz="4" w:val="single"/>
-              <w:bottom w:color="70ad47" w:space="0" w:sz="4" w:val="single"/>
-              <w:right w:color="70ad47" w:space="0" w:sz="4" w:val="single"/>
-            </w:tcBorders>
-            <w:shd w:fill="f6f8f9" w:val="clear"/>
-            <w:tcMar>
-              <w:top w:w="0.0" w:type="dxa"/>
-              <w:left w:w="40.0" w:type="dxa"/>
-              <w:bottom w:w="0.0" w:type="dxa"/>
-              <w:right w:w="40.0" w:type="dxa"/>
-            </w:tcMar>
-            <w:vAlign w:val="center"/>
-          </w:tcPr>
-          <w:p>
-            <w:pPr>
-              <w:widowControl w:val="0"/>
-              <w:spacing w:after="0" w:line="276" w:lineRule="auto"/>
-              <w:rPr/>
-            </w:pPr>
-            <w:r>
-              <w:rPr>
-                <w:sz w:val="26"/>
-                <w:szCs w:val="26"/>
-                <w:rtl w:val="0"/>
-              </w:rPr>
-              <w:t xml:space="preserve">Interactividad en gráficos</w:t>
-            </w:r>
-            <w:r>
-              <w:rPr>
-                <w:rtl w:val="0"/>
-              </w:rPr>
-            </w:r>
-          </w:p>
-        </w:tc>
-      </w:tr>
-      <w:tr>
-        <w:trPr>
-          <w:cantSplit w:val="0"/>
-          <w:trHeight w:val="1680" w:hRule="atLeast"/>
-          <w:tblHeader w:val="0"/>
-        </w:trPr>
-        <w:tc>
-          <w:tcPr>
-            <w:tcBorders>
-              <w:top w:color="cccccc" w:space="0" w:sz="4" w:val="single"/>
-              <w:left w:color="70ad47" w:space="0" w:sz="4" w:val="single"/>
-              <w:bottom w:color="70ad47" w:space="0" w:sz="4" w:val="single"/>
-              <w:right w:color="70ad47" w:space="0" w:sz="4" w:val="single"/>
-            </w:tcBorders>
-            <w:shd w:fill="ffffff" w:val="clear"/>
-            <w:tcMar>
-              <w:top w:w="0.0" w:type="dxa"/>
-              <w:left w:w="40.0" w:type="dxa"/>
-              <w:bottom w:w="0.0" w:type="dxa"/>
-              <w:right w:w="40.0" w:type="dxa"/>
-            </w:tcMar>
-            <w:vAlign w:val="center"/>
-          </w:tcPr>
-          <w:p>
-            <w:pPr>
-              <w:widowControl w:val="0"/>
-              <w:spacing w:after="0" w:line="276" w:lineRule="auto"/>
-              <w:rPr/>
-            </w:pPr>
-            <w:r>
-              <w:rPr>
-                <w:rtl w:val="0"/>
-              </w:rPr>
-            </w:r>
-          </w:p>
-        </w:tc>
-        <w:tc>
-          <w:tcPr>
-            <w:tcBorders>
-              <w:top w:color="cccccc" w:space="0" w:sz="4" w:val="single"/>
-              <w:left w:color="cccccc" w:space="0" w:sz="4" w:val="single"/>
-              <w:bottom w:color="70ad47" w:space="0" w:sz="4" w:val="single"/>
-              <w:right w:color="70ad47" w:space="0" w:sz="4" w:val="single"/>
-            </w:tcBorders>
-            <w:shd w:fill="ffffff" w:val="clear"/>
-            <w:tcMar>
-              <w:top w:w="0.0" w:type="dxa"/>
-              <w:left w:w="40.0" w:type="dxa"/>
-              <w:bottom w:w="0.0" w:type="dxa"/>
-              <w:right w:w="40.0" w:type="dxa"/>
-            </w:tcMar>
-            <w:vAlign w:val="center"/>
-          </w:tcPr>
-          <w:p>
-            <w:pPr>
-              <w:widowControl w:val="0"/>
-              <w:spacing w:after="0" w:line="276" w:lineRule="auto"/>
-              <w:rPr/>
-            </w:pPr>
-            <w:r>
-              <w:rPr>
-                <w:rtl w:val="0"/>
-              </w:rPr>
-            </w:r>
-          </w:p>
-        </w:tc>
-      </w:tr>
-      <w:tr>
-        <w:trPr>
-          <w:cantSplit w:val="0"/>
-          <w:trHeight w:val="1530" w:hRule="atLeast"/>
-          <w:tblHeader w:val="0"/>
-        </w:trPr>
-        <w:tc>
-          <w:tcPr>
-            <w:tcBorders>
-              <w:top w:color="cccccc" w:space="0" w:sz="4" w:val="single"/>
-              <w:left w:color="284e3f" w:space="0" w:sz="4" w:val="single"/>
-              <w:bottom w:color="356854" w:space="0" w:sz="4" w:val="single"/>
-              <w:right w:color="f6f8f9" w:space="0" w:sz="4" w:val="single"/>
-            </w:tcBorders>
-            <w:shd w:fill="f6f8f9" w:val="clear"/>
-            <w:tcMar>
-              <w:top w:w="0.0" w:type="dxa"/>
-              <w:left w:w="40.0" w:type="dxa"/>
-              <w:bottom w:w="0.0" w:type="dxa"/>
-              <w:right w:w="40.0" w:type="dxa"/>
-            </w:tcMar>
-            <w:vAlign w:val="center"/>
-          </w:tcPr>
-          <w:p>
-            <w:pPr>
-              <w:widowControl w:val="0"/>
-              <w:spacing w:after="0" w:line="276" w:lineRule="auto"/>
-              <w:rPr/>
-            </w:pPr>
-            <w:r>
-              <w:rPr>
-                <w:rtl w:val="0"/>
-              </w:rPr>
-            </w:r>
-          </w:p>
-        </w:tc>
-        <w:tc>
-          <w:tcPr>
-            <w:tcBorders>
-              <w:top w:color="cccccc" w:space="0" w:sz="4" w:val="single"/>
-              <w:left w:color="cccccc" w:space="0" w:sz="4" w:val="single"/>
-              <w:bottom w:color="356854" w:space="0" w:sz="4" w:val="single"/>
-              <w:right w:color="f6f8f9" w:space="0" w:sz="4" w:val="single"/>
-            </w:tcBorders>
-            <w:shd w:fill="f6f8f9" w:val="clear"/>
-            <w:tcMar>
-              <w:top w:w="0.0" w:type="dxa"/>
-              <w:left w:w="40.0" w:type="dxa"/>
-              <w:bottom w:w="0.0" w:type="dxa"/>
-              <w:right w:w="40.0" w:type="dxa"/>
-            </w:tcMar>
-            <w:vAlign w:val="center"/>
-          </w:tcPr>
-          <w:p>
-            <w:pPr>
-              <w:widowControl w:val="0"/>
-              <w:spacing w:after="0" w:line="276" w:lineRule="auto"/>
-              <w:rPr/>
-            </w:pPr>
-            <w:r>
-              <w:rPr>
-                <w:rtl w:val="0"/>
-              </w:rPr>
-            </w:r>
-          </w:p>
-        </w:tc>
-      </w:tr>
-      <w:tr>
-        <w:trPr>
-          <w:cantSplit w:val="0"/>
-          <w:trHeight w:val="1395" w:hRule="atLeast"/>
-          <w:tblHeader w:val="0"/>
-        </w:trPr>
-        <w:tc>
-          <w:tcPr>
-            <w:tcBorders>
-              <w:top w:color="cccccc" w:space="0" w:sz="4" w:val="single"/>
-              <w:left w:color="356854" w:space="0" w:sz="4" w:val="single"/>
-              <w:bottom w:color="356854" w:space="0" w:sz="4" w:val="single"/>
-              <w:right w:color="356854" w:space="0" w:sz="4" w:val="single"/>
-            </w:tcBorders>
-            <w:shd w:fill="ffffff" w:val="clear"/>
-            <w:tcMar>
-              <w:top w:w="0.0" w:type="dxa"/>
-              <w:left w:w="40.0" w:type="dxa"/>
-              <w:bottom w:w="0.0" w:type="dxa"/>
-              <w:right w:w="40.0" w:type="dxa"/>
-            </w:tcMar>
-            <w:vAlign w:val="center"/>
-          </w:tcPr>
-          <w:p>
-            <w:pPr>
-              <w:widowControl w:val="0"/>
-              <w:spacing w:after="0" w:line="276" w:lineRule="auto"/>
-              <w:rPr/>
-            </w:pPr>
-            <w:r>
-              <w:rPr>
-                <w:sz w:val="26"/>
-                <w:szCs w:val="26"/>
-                <w:rtl w:val="0"/>
-              </w:rPr>
-              <w:t xml:space="preserve">R.61</w:t>
-            </w:r>
-            <w:r>
-              <w:rPr>
-                <w:rtl w:val="0"/>
-              </w:rPr>
-            </w:r>
-          </w:p>
-        </w:tc>
-        <w:tc>
-          <w:tcPr>
-            <w:tcBorders>
-              <w:top w:color="cccccc" w:space="0" w:sz="4" w:val="single"/>
-              <w:left w:color="cccccc" w:space="0" w:sz="4" w:val="single"/>
-              <w:bottom w:color="356854" w:space="0" w:sz="4" w:val="single"/>
-              <w:right w:color="356854" w:space="0" w:sz="4" w:val="single"/>
-            </w:tcBorders>
-            <w:shd w:fill="ffffff" w:val="clear"/>
-            <w:tcMar>
-              <w:top w:w="0.0" w:type="dxa"/>
-              <w:left w:w="40.0" w:type="dxa"/>
-              <w:bottom w:w="0.0" w:type="dxa"/>
-              <w:right w:w="40.0" w:type="dxa"/>
-            </w:tcMar>
-            <w:vAlign w:val="center"/>
-          </w:tcPr>
-          <w:p>
-            <w:pPr>
-              <w:widowControl w:val="0"/>
-              <w:spacing w:after="0" w:line="276" w:lineRule="auto"/>
-              <w:rPr/>
-            </w:pPr>
-            <w:r>
-              <w:rPr>
-                <w:sz w:val="26"/>
-                <w:szCs w:val="26"/>
-                <w:rtl w:val="0"/>
-              </w:rPr>
-              <w:t xml:space="preserve">Interfaz de mensajería</w:t>
-            </w:r>
-            <w:r>
-              <w:rPr>
-                <w:rtl w:val="0"/>
-              </w:rPr>
-            </w:r>
-          </w:p>
-        </w:tc>
-      </w:tr>
-      <w:tr>
-        <w:trPr>
-          <w:cantSplit w:val="0"/>
-          <w:trHeight w:val="1665" w:hRule="atLeast"/>
-          <w:tblHeader w:val="0"/>
-        </w:trPr>
-        <w:tc>
-          <w:tcPr>
-            <w:tcBorders>
-              <w:top w:color="cccccc" w:space="0" w:sz="4" w:val="single"/>
-              <w:left w:color="70ad47" w:space="0" w:sz="4" w:val="single"/>
-              <w:bottom w:color="70ad47" w:space="0" w:sz="4" w:val="single"/>
-              <w:right w:color="70ad47" w:space="0" w:sz="4" w:val="single"/>
-            </w:tcBorders>
-            <w:shd w:fill="f6f8f9" w:val="clear"/>
-            <w:tcMar>
-              <w:top w:w="0.0" w:type="dxa"/>
-              <w:left w:w="40.0" w:type="dxa"/>
-              <w:bottom w:w="0.0" w:type="dxa"/>
-              <w:right w:w="40.0" w:type="dxa"/>
-            </w:tcMar>
-            <w:vAlign w:val="center"/>
-          </w:tcPr>
-          <w:p>
-            <w:pPr>
-              <w:widowControl w:val="0"/>
-              <w:spacing w:after="0" w:line="276" w:lineRule="auto"/>
-              <w:rPr/>
-            </w:pPr>
-            <w:r>
-              <w:rPr>
-                <w:sz w:val="26"/>
-                <w:szCs w:val="26"/>
-                <w:rtl w:val="0"/>
-              </w:rPr>
-              <w:t xml:space="preserve">R.62</w:t>
-            </w:r>
-            <w:r>
-              <w:rPr>
-                <w:rtl w:val="0"/>
-              </w:rPr>
-            </w:r>
-          </w:p>
-        </w:tc>
-        <w:tc>
-          <w:tcPr>
-            <w:tcBorders>
-              <w:top w:color="cccccc" w:space="0" w:sz="4" w:val="single"/>
-              <w:left w:color="cccccc" w:space="0" w:sz="4" w:val="single"/>
-              <w:bottom w:color="70ad47" w:space="0" w:sz="4" w:val="single"/>
-              <w:right w:color="70ad47" w:space="0" w:sz="4" w:val="single"/>
-            </w:tcBorders>
-            <w:shd w:fill="f6f8f9" w:val="clear"/>
-            <w:tcMar>
-              <w:top w:w="0.0" w:type="dxa"/>
-              <w:left w:w="40.0" w:type="dxa"/>
-              <w:bottom w:w="0.0" w:type="dxa"/>
-              <w:right w:w="40.0" w:type="dxa"/>
-            </w:tcMar>
-            <w:vAlign w:val="center"/>
-          </w:tcPr>
-          <w:p>
-            <w:pPr>
-              <w:widowControl w:val="0"/>
-              <w:spacing w:after="0" w:line="276" w:lineRule="auto"/>
-              <w:rPr/>
-            </w:pPr>
-            <w:r>
-              <w:rPr>
-                <w:sz w:val="26"/>
-                <w:szCs w:val="26"/>
-                <w:rtl w:val="0"/>
-              </w:rPr>
-              <w:t xml:space="preserve">Envío de preguntas en lenguaje natural</w:t>
-            </w:r>
-            <w:r>
-              <w:rPr>
-                <w:rtl w:val="0"/>
-              </w:rPr>
-            </w:r>
-          </w:p>
-        </w:tc>
-      </w:tr>
-      <w:tr>
-        <w:trPr>
-          <w:cantSplit w:val="0"/>
-          <w:trHeight w:val="1665" w:hRule="atLeast"/>
-          <w:tblHeader w:val="0"/>
-        </w:trPr>
-        <w:tc>
-          <w:tcPr>
-            <w:tcBorders>
-              <w:top w:color="cccccc" w:space="0" w:sz="4" w:val="single"/>
-              <w:left w:color="70ad47" w:space="0" w:sz="4" w:val="single"/>
-              <w:bottom w:color="70ad47" w:space="0" w:sz="4" w:val="single"/>
-              <w:right w:color="70ad47" w:space="0" w:sz="4" w:val="single"/>
-            </w:tcBorders>
-            <w:shd w:fill="ffffff" w:val="clear"/>
-            <w:tcMar>
-              <w:top w:w="0.0" w:type="dxa"/>
-              <w:left w:w="40.0" w:type="dxa"/>
-              <w:bottom w:w="0.0" w:type="dxa"/>
-              <w:right w:w="40.0" w:type="dxa"/>
-            </w:tcMar>
-            <w:vAlign w:val="center"/>
-          </w:tcPr>
-          <w:p>
-            <w:pPr>
-              <w:widowControl w:val="0"/>
-              <w:spacing w:after="0" w:line="276" w:lineRule="auto"/>
-              <w:rPr/>
-            </w:pPr>
-            <w:r>
-              <w:rPr>
-                <w:sz w:val="26"/>
-                <w:szCs w:val="26"/>
-                <w:rtl w:val="0"/>
-              </w:rPr>
-              <w:t xml:space="preserve">R.63</w:t>
-            </w:r>
-            <w:r>
-              <w:rPr>
-                <w:rtl w:val="0"/>
-              </w:rPr>
-            </w:r>
-          </w:p>
-        </w:tc>
-        <w:tc>
-          <w:tcPr>
-            <w:tcBorders>
-              <w:top w:color="cccccc" w:space="0" w:sz="4" w:val="single"/>
-              <w:left w:color="cccccc" w:space="0" w:sz="4" w:val="single"/>
-              <w:bottom w:color="70ad47" w:space="0" w:sz="4" w:val="single"/>
-              <w:right w:color="70ad47" w:space="0" w:sz="4" w:val="single"/>
-            </w:tcBorders>
-            <w:shd w:fill="ffffff" w:val="clear"/>
-            <w:tcMar>
-              <w:top w:w="0.0" w:type="dxa"/>
-              <w:left w:w="40.0" w:type="dxa"/>
-              <w:bottom w:w="0.0" w:type="dxa"/>
-              <w:right w:w="40.0" w:type="dxa"/>
-            </w:tcMar>
-            <w:vAlign w:val="center"/>
-          </w:tcPr>
-          <w:p>
-            <w:pPr>
-              <w:widowControl w:val="0"/>
-              <w:spacing w:after="0" w:line="276" w:lineRule="auto"/>
-              <w:rPr/>
-            </w:pPr>
-            <w:r>
-              <w:rPr>
-                <w:sz w:val="26"/>
-                <w:szCs w:val="26"/>
-                <w:rtl w:val="0"/>
-              </w:rPr>
-              <w:t xml:space="preserve">Preguntas sugeridas</w:t>
-            </w:r>
-            <w:r>
-              <w:rPr>
-                <w:rtl w:val="0"/>
-              </w:rPr>
-            </w:r>
-          </w:p>
-        </w:tc>
-      </w:tr>
-      <w:tr>
-        <w:trPr>
-          <w:cantSplit w:val="0"/>
-          <w:trHeight w:val="1665" w:hRule="atLeast"/>
-          <w:tblHeader w:val="0"/>
-        </w:trPr>
-        <w:tc>
-          <w:tcPr>
-            <w:tcBorders>
-              <w:top w:color="cccccc" w:space="0" w:sz="4" w:val="single"/>
-              <w:left w:color="70ad47" w:space="0" w:sz="4" w:val="single"/>
-              <w:bottom w:color="356854" w:space="0" w:sz="4" w:val="single"/>
-              <w:right w:color="70ad47" w:space="0" w:sz="4" w:val="single"/>
-            </w:tcBorders>
-            <w:shd w:fill="f6f8f9" w:val="clear"/>
-            <w:tcMar>
-              <w:top w:w="0.0" w:type="dxa"/>
-              <w:left w:w="40.0" w:type="dxa"/>
-              <w:bottom w:w="0.0" w:type="dxa"/>
-              <w:right w:w="40.0" w:type="dxa"/>
-            </w:tcMar>
-            <w:vAlign w:val="center"/>
-          </w:tcPr>
-          <w:p>
-            <w:pPr>
-              <w:widowControl w:val="0"/>
-              <w:spacing w:after="0" w:line="276" w:lineRule="auto"/>
-              <w:rPr/>
-            </w:pPr>
-            <w:r>
-              <w:rPr>
-                <w:sz w:val="26"/>
-                <w:szCs w:val="26"/>
-                <w:rtl w:val="0"/>
-              </w:rPr>
-              <w:t xml:space="preserve">R.64</w:t>
-            </w:r>
-            <w:r>
-              <w:rPr>
-                <w:rtl w:val="0"/>
-              </w:rPr>
-            </w:r>
-          </w:p>
-        </w:tc>
-        <w:tc>
-          <w:tcPr>
-            <w:tcBorders>
-              <w:top w:color="cccccc" w:space="0" w:sz="4" w:val="single"/>
-              <w:left w:color="cccccc" w:space="0" w:sz="4" w:val="single"/>
-              <w:bottom w:color="356854" w:space="0" w:sz="4" w:val="single"/>
-              <w:right w:color="70ad47" w:space="0" w:sz="4" w:val="single"/>
-            </w:tcBorders>
-            <w:shd w:fill="f6f8f9" w:val="clear"/>
-            <w:tcMar>
-              <w:top w:w="0.0" w:type="dxa"/>
-              <w:left w:w="40.0" w:type="dxa"/>
-              <w:bottom w:w="0.0" w:type="dxa"/>
-              <w:right w:w="40.0" w:type="dxa"/>
-            </w:tcMar>
-            <w:vAlign w:val="center"/>
-          </w:tcPr>
-          <w:p>
-            <w:pPr>
-              <w:widowControl w:val="0"/>
-              <w:spacing w:after="0" w:line="276" w:lineRule="auto"/>
-              <w:rPr/>
-            </w:pPr>
-            <w:r>
-              <w:rPr>
-                <w:sz w:val="26"/>
-                <w:szCs w:val="26"/>
-                <w:rtl w:val="0"/>
-              </w:rPr>
-              <w:t xml:space="preserve">Indicador de procesamiento / estado de respuesta</w:t>
-            </w:r>
-            <w:r>
-              <w:rPr>
-                <w:rtl w:val="0"/>
-              </w:rPr>
-            </w:r>
-          </w:p>
-        </w:tc>
-      </w:tr>
-      <w:tr>
-        <w:trPr>
-          <w:cantSplit w:val="0"/>
-          <w:trHeight w:val="1680" w:hRule="atLeast"/>
-          <w:tblHeader w:val="0"/>
-        </w:trPr>
-        <w:tc>
-          <w:tcPr>
-            <w:tcBorders>
-              <w:top w:color="cccccc" w:space="0" w:sz="4" w:val="single"/>
-              <w:left w:color="356854" w:space="0" w:sz="4" w:val="single"/>
-              <w:bottom w:color="356854" w:space="0" w:sz="4" w:val="single"/>
-              <w:right w:color="356854" w:space="0" w:sz="4" w:val="single"/>
-            </w:tcBorders>
-            <w:shd w:fill="ffffff" w:val="clear"/>
-            <w:tcMar>
-              <w:top w:w="0.0" w:type="dxa"/>
-              <w:left w:w="40.0" w:type="dxa"/>
-              <w:bottom w:w="0.0" w:type="dxa"/>
-              <w:right w:w="40.0" w:type="dxa"/>
-            </w:tcMar>
-            <w:vAlign w:val="center"/>
-          </w:tcPr>
-          <w:p>
-            <w:pPr>
-              <w:widowControl w:val="0"/>
-              <w:spacing w:after="0" w:line="276" w:lineRule="auto"/>
-              <w:rPr/>
-            </w:pPr>
-            <w:r>
-              <w:rPr>
-                <w:sz w:val="26"/>
-                <w:szCs w:val="26"/>
-                <w:rtl w:val="0"/>
-              </w:rPr>
-              <w:t xml:space="preserve">R.65</w:t>
-            </w:r>
-            <w:r>
-              <w:rPr>
-                <w:rtl w:val="0"/>
-              </w:rPr>
-            </w:r>
-          </w:p>
-        </w:tc>
-        <w:tc>
-          <w:tcPr>
-            <w:tcBorders>
-              <w:top w:color="cccccc" w:space="0" w:sz="4" w:val="single"/>
-              <w:left w:color="cccccc" w:space="0" w:sz="4" w:val="single"/>
-              <w:bottom w:color="356854" w:space="0" w:sz="4" w:val="single"/>
-              <w:right w:color="356854" w:space="0" w:sz="4" w:val="single"/>
-            </w:tcBorders>
-            <w:shd w:fill="ffffff" w:val="clear"/>
-            <w:tcMar>
-              <w:top w:w="0.0" w:type="dxa"/>
-              <w:left w:w="40.0" w:type="dxa"/>
-              <w:bottom w:w="0.0" w:type="dxa"/>
-              <w:right w:w="40.0" w:type="dxa"/>
-            </w:tcMar>
-            <w:vAlign w:val="center"/>
-          </w:tcPr>
-          <w:p>
-            <w:pPr>
-              <w:widowControl w:val="0"/>
-              <w:spacing w:after="0" w:line="276" w:lineRule="auto"/>
-              <w:rPr/>
-            </w:pPr>
-            <w:r>
-              <w:rPr>
-                <w:sz w:val="26"/>
-                <w:szCs w:val="26"/>
-                <w:rtl w:val="0"/>
-              </w:rPr>
-              <w:t xml:space="preserve">Traducción de lenguaje natural a consulta de datos</w:t>
-            </w:r>
-            <w:r>
-              <w:rPr>
-                <w:rtl w:val="0"/>
-              </w:rPr>
-            </w:r>
-          </w:p>
-        </w:tc>
-      </w:tr>
-      <w:tr>
-        <w:trPr>
-          <w:cantSplit w:val="0"/>
-          <w:trHeight w:val="2025" w:hRule="atLeast"/>
-          <w:tblHeader w:val="0"/>
-        </w:trPr>
-        <w:tc>
-          <w:tcPr>
-            <w:tcBorders>
-              <w:top w:color="cccccc" w:space="0" w:sz="4" w:val="single"/>
-              <w:left w:color="356854" w:space="0" w:sz="4" w:val="single"/>
-              <w:bottom w:color="356854" w:space="0" w:sz="4" w:val="single"/>
-              <w:right w:color="356854" w:space="0" w:sz="4" w:val="single"/>
-            </w:tcBorders>
-            <w:shd w:fill="f6f8f9" w:val="clear"/>
-            <w:tcMar>
-              <w:top w:w="0.0" w:type="dxa"/>
-              <w:left w:w="40.0" w:type="dxa"/>
-              <w:bottom w:w="0.0" w:type="dxa"/>
-              <w:right w:w="40.0" w:type="dxa"/>
-            </w:tcMar>
-            <w:vAlign w:val="center"/>
-          </w:tcPr>
-          <w:p>
-            <w:pPr>
-              <w:widowControl w:val="0"/>
-              <w:spacing w:after="0" w:line="276" w:lineRule="auto"/>
-              <w:rPr/>
-            </w:pPr>
-            <w:r>
-              <w:rPr>
-                <w:sz w:val="26"/>
-                <w:szCs w:val="26"/>
-                <w:rtl w:val="0"/>
-              </w:rPr>
-              <w:t xml:space="preserve">R.66</w:t>
-            </w:r>
-            <w:r>
-              <w:rPr>
-                <w:rtl w:val="0"/>
-              </w:rPr>
-            </w:r>
-          </w:p>
-        </w:tc>
-        <w:tc>
-          <w:tcPr>
-            <w:tcBorders>
-              <w:top w:color="cccccc" w:space="0" w:sz="4" w:val="single"/>
-              <w:left w:color="cccccc" w:space="0" w:sz="4" w:val="single"/>
-              <w:bottom w:color="356854" w:space="0" w:sz="4" w:val="single"/>
-              <w:right w:color="356854" w:space="0" w:sz="4" w:val="single"/>
-            </w:tcBorders>
-            <w:shd w:fill="f6f8f9" w:val="clear"/>
-            <w:tcMar>
-              <w:top w:w="0.0" w:type="dxa"/>
-              <w:left w:w="40.0" w:type="dxa"/>
-              <w:bottom w:w="0.0" w:type="dxa"/>
-              <w:right w:w="40.0" w:type="dxa"/>
-            </w:tcMar>
-            <w:vAlign w:val="center"/>
-          </w:tcPr>
-          <w:p>
-            <w:pPr>
-              <w:widowControl w:val="0"/>
-              <w:spacing w:after="0" w:line="276" w:lineRule="auto"/>
-              <w:rPr/>
-            </w:pPr>
-            <w:r>
-              <w:rPr>
-                <w:sz w:val="26"/>
-                <w:szCs w:val="26"/>
-                <w:rtl w:val="0"/>
-              </w:rPr>
-              <w:t xml:space="preserve">Consulta limitada al notebook activo y empresa</w:t>
-            </w:r>
-            <w:r>
-              <w:rPr>
-                <w:rtl w:val="0"/>
-              </w:rPr>
-            </w:r>
-          </w:p>
-        </w:tc>
-      </w:tr>
-      <w:tr>
-        <w:trPr>
-          <w:cantSplit w:val="0"/>
-          <w:trHeight w:val="1620" w:hRule="atLeast"/>
-          <w:tblHeader w:val="0"/>
-        </w:trPr>
-        <w:tc>
-          <w:tcPr>
-            <w:tcBorders>
-              <w:top w:color="cccccc" w:space="0" w:sz="4" w:val="single"/>
-              <w:left w:color="70ad47" w:space="0" w:sz="4" w:val="single"/>
-              <w:bottom w:color="70ad47" w:space="0" w:sz="4" w:val="single"/>
-              <w:right w:color="70ad47" w:space="0" w:sz="4" w:val="single"/>
-            </w:tcBorders>
-            <w:shd w:fill="ffffff" w:val="clear"/>
-            <w:tcMar>
-              <w:top w:w="0.0" w:type="dxa"/>
-              <w:left w:w="40.0" w:type="dxa"/>
-              <w:bottom w:w="0.0" w:type="dxa"/>
-              <w:right w:w="40.0" w:type="dxa"/>
-            </w:tcMar>
-            <w:vAlign w:val="center"/>
-          </w:tcPr>
-          <w:p>
-            <w:pPr>
-              <w:widowControl w:val="0"/>
-              <w:spacing w:after="0" w:line="276" w:lineRule="auto"/>
-              <w:rPr/>
-            </w:pPr>
-            <w:r>
-              <w:rPr>
-                <w:sz w:val="26"/>
-                <w:szCs w:val="26"/>
-                <w:rtl w:val="0"/>
-              </w:rPr>
-              <w:t xml:space="preserve">R.67</w:t>
-            </w:r>
-            <w:r>
-              <w:rPr>
-                <w:rtl w:val="0"/>
-              </w:rPr>
-            </w:r>
-          </w:p>
-        </w:tc>
-        <w:tc>
-          <w:tcPr>
-            <w:tcBorders>
-              <w:top w:color="cccccc" w:space="0" w:sz="4" w:val="single"/>
-              <w:left w:color="cccccc" w:space="0" w:sz="4" w:val="single"/>
-              <w:bottom w:color="70ad47" w:space="0" w:sz="4" w:val="single"/>
-              <w:right w:color="70ad47" w:space="0" w:sz="4" w:val="single"/>
-            </w:tcBorders>
-            <w:shd w:fill="ffffff" w:val="clear"/>
-            <w:tcMar>
-              <w:top w:w="0.0" w:type="dxa"/>
-              <w:left w:w="40.0" w:type="dxa"/>
-              <w:bottom w:w="0.0" w:type="dxa"/>
-              <w:right w:w="40.0" w:type="dxa"/>
-            </w:tcMar>
-            <w:vAlign w:val="center"/>
-          </w:tcPr>
-          <w:p>
-            <w:pPr>
-              <w:widowControl w:val="0"/>
-              <w:spacing w:after="0" w:line="276" w:lineRule="auto"/>
-              <w:rPr/>
-            </w:pPr>
-            <w:r>
-              <w:rPr>
-                <w:sz w:val="26"/>
-                <w:szCs w:val="26"/>
-                <w:rtl w:val="0"/>
-              </w:rPr>
-              <w:t xml:space="preserve">Envío de resultados al flujo analítico</w:t>
-            </w:r>
-            <w:r>
-              <w:rPr>
-                <w:rtl w:val="0"/>
-              </w:rPr>
-            </w:r>
-          </w:p>
-        </w:tc>
-      </w:tr>
-      <w:tr>
-        <w:trPr>
-          <w:cantSplit w:val="0"/>
-          <w:trHeight w:val="2250" w:hRule="atLeast"/>
-          <w:tblHeader w:val="0"/>
-        </w:trPr>
-        <w:tc>
-          <w:tcPr>
-            <w:tcBorders>
-              <w:top w:color="cccccc" w:space="0" w:sz="4" w:val="single"/>
-              <w:left w:color="70ad47" w:space="0" w:sz="4" w:val="single"/>
-              <w:bottom w:color="70ad47" w:space="0" w:sz="4" w:val="single"/>
-              <w:right w:color="70ad47" w:space="0" w:sz="4" w:val="single"/>
-            </w:tcBorders>
-            <w:shd w:fill="f6f8f9" w:val="clear"/>
-            <w:tcMar>
-              <w:top w:w="0.0" w:type="dxa"/>
-              <w:left w:w="40.0" w:type="dxa"/>
-              <w:bottom w:w="0.0" w:type="dxa"/>
-              <w:right w:w="40.0" w:type="dxa"/>
-            </w:tcMar>
-            <w:vAlign w:val="center"/>
-          </w:tcPr>
-          <w:p>
-            <w:pPr>
-              <w:widowControl w:val="0"/>
-              <w:spacing w:after="0" w:line="276" w:lineRule="auto"/>
-              <w:rPr/>
-            </w:pPr>
-            <w:r>
-              <w:rPr>
-                <w:sz w:val="26"/>
-                <w:szCs w:val="26"/>
-                <w:rtl w:val="0"/>
-              </w:rPr>
-              <w:t xml:space="preserve">R.68</w:t>
-            </w:r>
-            <w:r>
-              <w:rPr>
-                <w:rtl w:val="0"/>
-              </w:rPr>
-            </w:r>
-          </w:p>
-        </w:tc>
-        <w:tc>
-          <w:tcPr>
-            <w:tcBorders>
-              <w:top w:color="cccccc" w:space="0" w:sz="4" w:val="single"/>
-              <w:left w:color="cccccc" w:space="0" w:sz="4" w:val="single"/>
-              <w:bottom w:color="70ad47" w:space="0" w:sz="4" w:val="single"/>
-              <w:right w:color="70ad47" w:space="0" w:sz="4" w:val="single"/>
-            </w:tcBorders>
-            <w:shd w:fill="f6f8f9" w:val="clear"/>
-            <w:tcMar>
-              <w:top w:w="0.0" w:type="dxa"/>
-              <w:left w:w="40.0" w:type="dxa"/>
-              <w:bottom w:w="0.0" w:type="dxa"/>
-              <w:right w:w="40.0" w:type="dxa"/>
-            </w:tcMar>
-            <w:vAlign w:val="center"/>
-          </w:tcPr>
-          <w:p>
-            <w:pPr>
-              <w:widowControl w:val="0"/>
-              <w:spacing w:after="0" w:line="276" w:lineRule="auto"/>
-              <w:rPr/>
-            </w:pPr>
-            <w:r>
-              <w:rPr>
-                <w:sz w:val="26"/>
-                <w:szCs w:val="26"/>
-                <w:rtl w:val="0"/>
-              </w:rPr>
-              <w:t xml:space="preserve">Generación de respuesta posterior al dashboard</w:t>
-            </w:r>
-            <w:r>
-              <w:rPr>
-                <w:rtl w:val="0"/>
-              </w:rPr>
-            </w:r>
-          </w:p>
-        </w:tc>
-      </w:tr>
-      <w:tr>
-        <w:trPr>
-          <w:cantSplit w:val="0"/>
-          <w:trHeight w:val="1620" w:hRule="atLeast"/>
-          <w:tblHeader w:val="0"/>
-        </w:trPr>
-        <w:tc>
-          <w:tcPr>
-            <w:tcBorders>
-              <w:top w:color="cccccc" w:space="0" w:sz="4" w:val="single"/>
-              <w:left w:color="70ad47" w:space="0" w:sz="4" w:val="single"/>
-              <w:bottom w:color="70ad47" w:space="0" w:sz="4" w:val="single"/>
-              <w:right w:color="70ad47" w:space="0" w:sz="4" w:val="single"/>
-            </w:tcBorders>
-            <w:shd w:fill="ffffff" w:val="clear"/>
-            <w:tcMar>
-              <w:top w:w="0.0" w:type="dxa"/>
-              <w:left w:w="40.0" w:type="dxa"/>
-              <w:bottom w:w="0.0" w:type="dxa"/>
-              <w:right w:w="40.0" w:type="dxa"/>
-            </w:tcMar>
-            <w:vAlign w:val="center"/>
-          </w:tcPr>
-          <w:p>
-            <w:pPr>
-              <w:widowControl w:val="0"/>
-              <w:spacing w:after="0" w:line="276" w:lineRule="auto"/>
-              <w:rPr/>
-            </w:pPr>
-            <w:r>
-              <w:rPr>
-                <w:sz w:val="26"/>
-                <w:szCs w:val="26"/>
-                <w:rtl w:val="0"/>
-              </w:rPr>
-              <w:t xml:space="preserve">R.69</w:t>
-            </w:r>
-            <w:r>
-              <w:rPr>
-                <w:rtl w:val="0"/>
-              </w:rPr>
-            </w:r>
-          </w:p>
-        </w:tc>
-        <w:tc>
-          <w:tcPr>
-            <w:tcBorders>
-              <w:top w:color="cccccc" w:space="0" w:sz="4" w:val="single"/>
-              <w:left w:color="cccccc" w:space="0" w:sz="4" w:val="single"/>
-              <w:bottom w:color="70ad47" w:space="0" w:sz="4" w:val="single"/>
-              <w:right w:color="70ad47" w:space="0" w:sz="4" w:val="single"/>
-            </w:tcBorders>
-            <w:shd w:fill="ffffff" w:val="clear"/>
-            <w:tcMar>
-              <w:top w:w="0.0" w:type="dxa"/>
-              <w:left w:w="40.0" w:type="dxa"/>
-              <w:bottom w:w="0.0" w:type="dxa"/>
-              <w:right w:w="40.0" w:type="dxa"/>
-            </w:tcMar>
-            <w:vAlign w:val="center"/>
-          </w:tcPr>
-          <w:p>
-            <w:pPr>
-              <w:widowControl w:val="0"/>
-              <w:spacing w:after="0" w:line="276" w:lineRule="auto"/>
-              <w:rPr/>
-            </w:pPr>
-            <w:r>
-              <w:rPr>
-                <w:sz w:val="26"/>
-                <w:szCs w:val="26"/>
-                <w:rtl w:val="0"/>
-              </w:rPr>
-              <w:t xml:space="preserve">Manejo de datos inexistentes o fuera de alcance</w:t>
-            </w:r>
-            <w:r>
-              <w:rPr>
-                <w:rtl w:val="0"/>
-              </w:rPr>
-            </w:r>
-          </w:p>
-        </w:tc>
-      </w:tr>
-      <w:tr>
-        <w:trPr>
-          <w:cantSplit w:val="0"/>
-          <w:trHeight w:val="1620" w:hRule="atLeast"/>
-          <w:tblHeader w:val="0"/>
-        </w:trPr>
-        <w:tc>
-          <w:tcPr>
-            <w:tcBorders>
-              <w:top w:color="cccccc" w:space="0" w:sz="4" w:val="single"/>
-              <w:left w:color="70ad47" w:space="0" w:sz="4" w:val="single"/>
-              <w:bottom w:color="356854" w:space="0" w:sz="4" w:val="single"/>
-              <w:right w:color="70ad47" w:space="0" w:sz="4" w:val="single"/>
-            </w:tcBorders>
-            <w:shd w:fill="f6f8f9" w:val="clear"/>
-            <w:tcMar>
-              <w:top w:w="0.0" w:type="dxa"/>
-              <w:left w:w="40.0" w:type="dxa"/>
-              <w:bottom w:w="0.0" w:type="dxa"/>
-              <w:right w:w="40.0" w:type="dxa"/>
-            </w:tcMar>
-            <w:vAlign w:val="center"/>
-          </w:tcPr>
-          <w:p>
-            <w:pPr>
-              <w:widowControl w:val="0"/>
-              <w:spacing w:after="0" w:line="276" w:lineRule="auto"/>
-              <w:rPr/>
-            </w:pPr>
-            <w:r>
-              <w:rPr>
-                <w:sz w:val="26"/>
-                <w:szCs w:val="26"/>
-                <w:rtl w:val="0"/>
-              </w:rPr>
-              <w:t xml:space="preserve">R.70</w:t>
-            </w:r>
-            <w:r>
-              <w:rPr>
-                <w:rtl w:val="0"/>
-              </w:rPr>
-            </w:r>
-          </w:p>
-        </w:tc>
-        <w:tc>
-          <w:tcPr>
-            <w:tcBorders>
-              <w:top w:color="cccccc" w:space="0" w:sz="4" w:val="single"/>
-              <w:left w:color="cccccc" w:space="0" w:sz="4" w:val="single"/>
-              <w:bottom w:color="356854" w:space="0" w:sz="4" w:val="single"/>
-              <w:right w:color="70ad47" w:space="0" w:sz="4" w:val="single"/>
-            </w:tcBorders>
-            <w:shd w:fill="f6f8f9" w:val="clear"/>
-            <w:tcMar>
-              <w:top w:w="0.0" w:type="dxa"/>
-              <w:left w:w="40.0" w:type="dxa"/>
-              <w:bottom w:w="0.0" w:type="dxa"/>
-              <w:right w:w="40.0" w:type="dxa"/>
-            </w:tcMar>
-            <w:vAlign w:val="center"/>
-          </w:tcPr>
-          <w:p>
-            <w:pPr>
-              <w:widowControl w:val="0"/>
-              <w:spacing w:after="0" w:line="276" w:lineRule="auto"/>
-              <w:rPr/>
-            </w:pPr>
-            <w:r>
-              <w:rPr>
-                <w:sz w:val="26"/>
-                <w:szCs w:val="26"/>
-                <w:rtl w:val="0"/>
-              </w:rPr>
-              <w:t xml:space="preserve">Mantenimiento de contexto de la sesión</w:t>
-            </w:r>
-            <w:r>
-              <w:rPr>
-                <w:rtl w:val="0"/>
-              </w:rPr>
-            </w:r>
-          </w:p>
-        </w:tc>
-      </w:tr>
-      <w:tr>
-        <w:trPr>
-          <w:cantSplit w:val="0"/>
-          <w:trHeight w:val="1410" w:hRule="atLeast"/>
-          <w:tblHeader w:val="0"/>
-        </w:trPr>
-        <w:tc>
-          <w:tcPr>
-            <w:tcBorders>
-              <w:top w:color="cccccc" w:space="0" w:sz="4" w:val="single"/>
-              <w:left w:color="356854" w:space="0" w:sz="4" w:val="single"/>
-              <w:bottom w:color="356854" w:space="0" w:sz="4" w:val="single"/>
-              <w:right w:color="356854" w:space="0" w:sz="4" w:val="single"/>
-            </w:tcBorders>
-            <w:shd w:fill="ffffff" w:val="clear"/>
-            <w:tcMar>
-              <w:top w:w="0.0" w:type="dxa"/>
-              <w:left w:w="40.0" w:type="dxa"/>
-              <w:bottom w:w="0.0" w:type="dxa"/>
-              <w:right w:w="40.0" w:type="dxa"/>
-            </w:tcMar>
-            <w:vAlign w:val="center"/>
-          </w:tcPr>
-          <w:p>
-            <w:pPr>
-              <w:widowControl w:val="0"/>
-              <w:spacing w:after="0" w:line="276" w:lineRule="auto"/>
-              <w:rPr/>
-            </w:pPr>
-            <w:r>
-              <w:rPr>
-                <w:sz w:val="26"/>
-                <w:szCs w:val="26"/>
-                <w:rtl w:val="0"/>
-              </w:rPr>
-              <w:t xml:space="preserve">R.71</w:t>
-            </w:r>
-            <w:r>
-              <w:rPr>
-                <w:rtl w:val="0"/>
-              </w:rPr>
-            </w:r>
-          </w:p>
-        </w:tc>
-        <w:tc>
-          <w:tcPr>
-            <w:tcBorders>
-              <w:top w:color="cccccc" w:space="0" w:sz="4" w:val="single"/>
-              <w:left w:color="cccccc" w:space="0" w:sz="4" w:val="single"/>
-              <w:bottom w:color="356854" w:space="0" w:sz="4" w:val="single"/>
-              <w:right w:color="356854" w:space="0" w:sz="4" w:val="single"/>
-            </w:tcBorders>
-            <w:shd w:fill="ffffff" w:val="clear"/>
-            <w:tcMar>
-              <w:top w:w="0.0" w:type="dxa"/>
-              <w:left w:w="40.0" w:type="dxa"/>
-              <w:bottom w:w="0.0" w:type="dxa"/>
-              <w:right w:w="40.0" w:type="dxa"/>
-            </w:tcMar>
-            <w:vAlign w:val="center"/>
-          </w:tcPr>
-          <w:p>
-            <w:pPr>
-              <w:widowControl w:val="0"/>
-              <w:spacing w:after="0" w:line="276" w:lineRule="auto"/>
-              <w:rPr/>
-            </w:pPr>
-            <w:r>
-              <w:rPr>
-                <w:sz w:val="26"/>
-                <w:szCs w:val="26"/>
-                <w:rtl w:val="0"/>
-              </w:rPr>
-              <w:t xml:space="preserve">Limpieza / Reinicio del chat</w:t>
-            </w:r>
-            <w:r>
-              <w:rPr>
-                <w:rtl w:val="0"/>
-              </w:rPr>
-            </w:r>
-          </w:p>
-        </w:tc>
-      </w:tr>
-      <w:tr>
-        <w:trPr>
-          <w:cantSplit w:val="0"/>
-          <w:trHeight w:val="1305" w:hRule="atLeast"/>
-          <w:tblHeader w:val="0"/>
-        </w:trPr>
-        <w:tc>
-          <w:tcPr>
-            <w:tcBorders>
-              <w:top w:color="cccccc" w:space="0" w:sz="4" w:val="single"/>
-              <w:left w:color="356854" w:space="0" w:sz="4" w:val="single"/>
-              <w:bottom w:color="356854" w:space="0" w:sz="4" w:val="single"/>
-              <w:right w:color="356854" w:space="0" w:sz="4" w:val="single"/>
-            </w:tcBorders>
-            <w:shd w:fill="f6f8f9" w:val="clear"/>
-            <w:tcMar>
-              <w:top w:w="0.0" w:type="dxa"/>
-              <w:left w:w="40.0" w:type="dxa"/>
-              <w:bottom w:w="0.0" w:type="dxa"/>
-              <w:right w:w="40.0" w:type="dxa"/>
-            </w:tcMar>
-            <w:vAlign w:val="center"/>
-          </w:tcPr>
-          <w:p>
-            <w:pPr>
-              <w:widowControl w:val="0"/>
-              <w:spacing w:after="0" w:line="276" w:lineRule="auto"/>
-              <w:rPr/>
-            </w:pPr>
-            <w:r>
-              <w:rPr>
-                <w:sz w:val="26"/>
-                <w:szCs w:val="26"/>
-                <w:rtl w:val="0"/>
-              </w:rPr>
-              <w:t xml:space="preserve">R.72</w:t>
-            </w:r>
-            <w:r>
-              <w:rPr>
-                <w:rtl w:val="0"/>
-              </w:rPr>
-            </w:r>
-          </w:p>
-        </w:tc>
-        <w:tc>
-          <w:tcPr>
-            <w:tcBorders>
-              <w:top w:color="cccccc" w:space="0" w:sz="4" w:val="single"/>
-              <w:left w:color="cccccc" w:space="0" w:sz="4" w:val="single"/>
-              <w:bottom w:color="356854" w:space="0" w:sz="4" w:val="single"/>
-              <w:right w:color="356854" w:space="0" w:sz="4" w:val="single"/>
-            </w:tcBorders>
-            <w:shd w:fill="f6f8f9" w:val="clear"/>
-            <w:tcMar>
-              <w:top w:w="0.0" w:type="dxa"/>
-              <w:left w:w="40.0" w:type="dxa"/>
-              <w:bottom w:w="0.0" w:type="dxa"/>
-              <w:right w:w="40.0" w:type="dxa"/>
-            </w:tcMar>
-            <w:vAlign w:val="center"/>
-          </w:tcPr>
-          <w:p>
-            <w:pPr>
-              <w:widowControl w:val="0"/>
-              <w:spacing w:after="0" w:line="276" w:lineRule="auto"/>
-              <w:rPr/>
-            </w:pPr>
-            <w:r>
-              <w:rPr>
-                <w:sz w:val="26"/>
-                <w:szCs w:val="26"/>
-                <w:rtl w:val="0"/>
-              </w:rPr>
-              <w:t xml:space="preserve">Visualización de consumo/saldo disponible</w:t>
-            </w:r>
-            <w:r>
-              <w:rPr>
-                <w:rtl w:val="0"/>
-              </w:rPr>
-            </w:r>
-          </w:p>
-        </w:tc>
-      </w:tr>
-      <w:tr>
-        <w:trPr>
-          <w:cantSplit w:val="0"/>
-          <w:trHeight w:val="1935" w:hRule="atLeast"/>
-          <w:tblHeader w:val="0"/>
-        </w:trPr>
-        <w:tc>
-          <w:tcPr>
-            <w:tcBorders>
-              <w:top w:color="cccccc" w:space="0" w:sz="4" w:val="single"/>
-              <w:left w:color="70ad47" w:space="0" w:sz="4" w:val="single"/>
-              <w:bottom w:color="70ad47" w:space="0" w:sz="4" w:val="single"/>
-              <w:right w:color="70ad47" w:space="0" w:sz="4" w:val="single"/>
-            </w:tcBorders>
-            <w:shd w:fill="ffffff" w:val="clear"/>
-            <w:tcMar>
-              <w:top w:w="0.0" w:type="dxa"/>
-              <w:left w:w="40.0" w:type="dxa"/>
-              <w:bottom w:w="0.0" w:type="dxa"/>
-              <w:right w:w="40.0" w:type="dxa"/>
-            </w:tcMar>
-            <w:vAlign w:val="center"/>
-          </w:tcPr>
-          <w:p>
-            <w:pPr>
-              <w:widowControl w:val="0"/>
-              <w:spacing w:after="0" w:line="276" w:lineRule="auto"/>
-              <w:rPr/>
-            </w:pPr>
-            <w:r>
-              <w:rPr>
-                <w:sz w:val="26"/>
-                <w:szCs w:val="26"/>
-                <w:rtl w:val="0"/>
-              </w:rPr>
-              <w:t xml:space="preserve">R.73</w:t>
-            </w:r>
-            <w:r>
-              <w:rPr>
-                <w:rtl w:val="0"/>
-              </w:rPr>
-            </w:r>
-          </w:p>
-        </w:tc>
-        <w:tc>
-          <w:tcPr>
-            <w:tcBorders>
-              <w:top w:color="cccccc" w:space="0" w:sz="4" w:val="single"/>
-              <w:left w:color="cccccc" w:space="0" w:sz="4" w:val="single"/>
-              <w:bottom w:color="70ad47" w:space="0" w:sz="4" w:val="single"/>
-              <w:right w:color="70ad47" w:space="0" w:sz="4" w:val="single"/>
-            </w:tcBorders>
-            <w:shd w:fill="ffffff" w:val="clear"/>
-            <w:tcMar>
-              <w:top w:w="0.0" w:type="dxa"/>
-              <w:left w:w="40.0" w:type="dxa"/>
-              <w:bottom w:w="0.0" w:type="dxa"/>
-              <w:right w:w="40.0" w:type="dxa"/>
-            </w:tcMar>
-            <w:vAlign w:val="center"/>
-          </w:tcPr>
-          <w:p>
-            <w:pPr>
-              <w:widowControl w:val="0"/>
-              <w:spacing w:after="0" w:line="276" w:lineRule="auto"/>
-              <w:rPr/>
-            </w:pPr>
-            <w:r>
-              <w:rPr>
-                <w:sz w:val="26"/>
-                <w:szCs w:val="26"/>
-                <w:rtl w:val="0"/>
-              </w:rPr>
-              <w:t xml:space="preserve">Bloqueo por cuota excedida</w:t>
-            </w:r>
-            <w:r>
-              <w:rPr>
-                <w:rtl w:val="0"/>
-              </w:rPr>
-            </w:r>
-          </w:p>
-        </w:tc>
-      </w:tr>
-      <w:tr>
-        <w:trPr>
-          <w:cantSplit w:val="0"/>
-          <w:trHeight w:val="1935" w:hRule="atLeast"/>
-          <w:tblHeader w:val="0"/>
-        </w:trPr>
-        <w:tc>
-          <w:tcPr>
-            <w:tcBorders>
-              <w:top w:color="cccccc" w:space="0" w:sz="4" w:val="single"/>
-              <w:left w:color="70ad47" w:space="0" w:sz="4" w:val="single"/>
-              <w:bottom w:color="70ad47" w:space="0" w:sz="4" w:val="single"/>
-              <w:right w:color="70ad47" w:space="0" w:sz="4" w:val="single"/>
-            </w:tcBorders>
-            <w:shd w:fill="f6f8f9" w:val="clear"/>
-            <w:tcMar>
-              <w:top w:w="0.0" w:type="dxa"/>
-              <w:left w:w="40.0" w:type="dxa"/>
-              <w:bottom w:w="0.0" w:type="dxa"/>
-              <w:right w:w="40.0" w:type="dxa"/>
-            </w:tcMar>
-            <w:vAlign w:val="center"/>
-          </w:tcPr>
-          <w:p>
-            <w:pPr>
-              <w:widowControl w:val="0"/>
-              <w:spacing w:after="0" w:line="276" w:lineRule="auto"/>
-              <w:rPr/>
-            </w:pPr>
-            <w:r>
-              <w:rPr>
-                <w:sz w:val="26"/>
-                <w:szCs w:val="26"/>
-                <w:rtl w:val="0"/>
-              </w:rPr>
-              <w:t xml:space="preserve">R.74</w:t>
-            </w:r>
-            <w:r>
-              <w:rPr>
-                <w:rtl w:val="0"/>
-              </w:rPr>
-            </w:r>
-          </w:p>
-        </w:tc>
-        <w:tc>
-          <w:tcPr>
-            <w:tcBorders>
-              <w:top w:color="cccccc" w:space="0" w:sz="4" w:val="single"/>
-              <w:left w:color="cccccc" w:space="0" w:sz="4" w:val="single"/>
-              <w:bottom w:color="70ad47" w:space="0" w:sz="4" w:val="single"/>
-              <w:right w:color="70ad47" w:space="0" w:sz="4" w:val="single"/>
-            </w:tcBorders>
-            <w:shd w:fill="f6f8f9" w:val="clear"/>
-            <w:tcMar>
-              <w:top w:w="0.0" w:type="dxa"/>
-              <w:left w:w="40.0" w:type="dxa"/>
-              <w:bottom w:w="0.0" w:type="dxa"/>
-              <w:right w:w="40.0" w:type="dxa"/>
-            </w:tcMar>
-            <w:vAlign w:val="center"/>
-          </w:tcPr>
-          <w:p>
-            <w:pPr>
-              <w:widowControl w:val="0"/>
-              <w:spacing w:after="0" w:line="276" w:lineRule="auto"/>
-              <w:rPr/>
-            </w:pPr>
-            <w:r>
-              <w:rPr>
-                <w:sz w:val="26"/>
-                <w:szCs w:val="26"/>
-                <w:rtl w:val="0"/>
-              </w:rPr>
-              <w:t xml:space="preserve">Rechazo de consultas fuera de contexto</w:t>
-            </w:r>
-            <w:r>
-              <w:rPr>
-                <w:rtl w:val="0"/>
-              </w:rPr>
-            </w:r>
-          </w:p>
-        </w:tc>
-      </w:tr>
-    </w:tbl>
+    <w:p>
+      <w:pPr>
+        <w:jc w:val="both"/>
+        <w:rPr/>
+      </w:pPr>
+      <w:hyperlink r:id="rId11">
+        <w:r>
+          <w:rPr>
+            <w:rFonts w:ascii="Times New Roman" w:cs="Times New Roman" w:eastAsia="Times New Roman" w:hAnsi="Times New Roman"/>
+            <w:color w:val="0000ee"/>
+            <w:sz w:val="24"/>
+            <w:szCs w:val="24"/>
+            <w:u w:val="single"/>
+            <w:rtl w:val="0"/>
+          </w:rPr>
+          <w:t xml:space="preserve">Planilla de Requerimientos.xlsm</w:t>
+        </w:r>
+      </w:hyperlink>
+      <w:r>
+        <w:rPr>
+          <w:rtl w:val="0"/>
+        </w:rPr>
+        <w:t xml:space="preserve"> </w:t>
+      </w:r>
+    </w:p>
     <w:p>
       <w:pPr>
         <w:ind w:left="708" w:firstLine="0"/>
@@ -14064,19 +7876,8 @@
     </w:p>
     <w:p>
       <w:pPr>
-        <w:ind w:left="708" w:firstLine="0"/>
-        <w:jc w:val="both"/>
-        <w:rPr/>
-      </w:pPr>
-      <w:r>
-        <w:rPr>
-          <w:rtl w:val="0"/>
-        </w:rPr>
-      </w:r>
-    </w:p>
-    <w:p>
-      <w:pPr>
         <w:pStyle w:val="Heading2"/>
+        <w:jc w:val="both"/>
         <w:rPr>
           <w:rFonts w:ascii="Calibri" w:cs="Calibri" w:eastAsia="Calibri" w:hAnsi="Calibri"/>
           <w:color w:val="000000"/>
@@ -14098,6 +7899,7 @@
     <w:p>
       <w:pPr>
         <w:pStyle w:val="Heading3"/>
+        <w:jc w:val="both"/>
         <w:rPr>
           <w:rFonts w:ascii="Calibri" w:cs="Calibri" w:eastAsia="Calibri" w:hAnsi="Calibri"/>
           <w:color w:val="000000"/>
@@ -14225,7 +8027,7 @@
         <w:rPr>
           <w:rtl w:val="0"/>
         </w:rPr>
-        <w:t xml:space="preserve"> El sistema deberá limitar la cantidad máxima de PDF por lote según el valor configurado para la aplicación.</w:t>
+        <w:t xml:space="preserve"> El sistema permitirá cargar entre 1 y 10 documentos PDF por lote. </w:t>
       </w:r>
     </w:p>
     <w:p>
@@ -14325,6 +8127,7 @@
     <w:p>
       <w:pPr>
         <w:pStyle w:val="Heading3"/>
+        <w:jc w:val="both"/>
         <w:rPr>
           <w:rFonts w:ascii="Calibri" w:cs="Calibri" w:eastAsia="Calibri" w:hAnsi="Calibri"/>
           <w:color w:val="000000"/>
@@ -14664,6 +8467,7 @@
     <w:p>
       <w:pPr>
         <w:pStyle w:val="Heading3"/>
+        <w:jc w:val="both"/>
         <w:rPr>
           <w:rFonts w:ascii="Calibri" w:cs="Calibri" w:eastAsia="Calibri" w:hAnsi="Calibri"/>
           <w:color w:val="000000"/>
@@ -14689,6 +8493,7 @@
           <w:numId w:val="1"/>
         </w:numPr>
         <w:ind w:left="720" w:hanging="360"/>
+        <w:jc w:val="both"/>
         <w:rPr>
           <w:u w:val="none"/>
         </w:rPr>
@@ -14716,6 +8521,7 @@
     <w:p>
       <w:pPr>
         <w:pStyle w:val="Heading3"/>
+        <w:jc w:val="both"/>
         <w:rPr>
           <w:rFonts w:ascii="Calibri" w:cs="Calibri" w:eastAsia="Calibri" w:hAnsi="Calibri"/>
           <w:color w:val="000000"/>
@@ -14741,6 +8547,7 @@
           <w:numId w:val="12"/>
         </w:numPr>
         <w:ind w:left="720" w:hanging="360"/>
+        <w:jc w:val="both"/>
         <w:rPr>
           <w:u w:val="none"/>
         </w:rPr>
@@ -14763,6 +8570,7 @@
     <w:p>
       <w:pPr>
         <w:pStyle w:val="Heading3"/>
+        <w:jc w:val="both"/>
         <w:rPr>
           <w:rFonts w:ascii="Calibri" w:cs="Calibri" w:eastAsia="Calibri" w:hAnsi="Calibri"/>
           <w:color w:val="000000"/>
@@ -14789,6 +8597,7 @@
         </w:numPr>
         <w:spacing w:after="0" w:afterAutospacing="0"/>
         <w:ind w:left="720" w:hanging="360"/>
+        <w:jc w:val="both"/>
         <w:rPr>
           <w:u w:val="none"/>
         </w:rPr>
@@ -14834,6 +8643,7 @@
         </w:numPr>
         <w:spacing w:after="0" w:afterAutospacing="0"/>
         <w:ind w:left="720" w:hanging="360"/>
+        <w:jc w:val="both"/>
         <w:rPr>
           <w:u w:val="none"/>
         </w:rPr>
@@ -14860,6 +8670,7 @@
           <w:numId w:val="3"/>
         </w:numPr>
         <w:ind w:left="720" w:hanging="360"/>
+        <w:jc w:val="both"/>
         <w:rPr>
           <w:u w:val="none"/>
         </w:rPr>
@@ -14881,6 +8692,7 @@
     </w:p>
     <w:p>
       <w:pPr>
+        <w:jc w:val="both"/>
         <w:rPr/>
       </w:pPr>
       <w:r>
@@ -14892,6 +8704,7 @@
     <w:p>
       <w:pPr>
         <w:pStyle w:val="Heading3"/>
+        <w:jc w:val="both"/>
         <w:rPr>
           <w:rFonts w:ascii="Calibri" w:cs="Calibri" w:eastAsia="Calibri" w:hAnsi="Calibri"/>
           <w:color w:val="000000"/>
@@ -14918,6 +8731,7 @@
         </w:numPr>
         <w:spacing w:after="0" w:afterAutospacing="0"/>
         <w:ind w:left="720" w:hanging="360"/>
+        <w:jc w:val="both"/>
         <w:rPr>
           <w:u w:val="none"/>
         </w:rPr>
@@ -14944,6 +8758,7 @@
           <w:numId w:val="11"/>
         </w:numPr>
         <w:ind w:left="720" w:hanging="360"/>
+        <w:jc w:val="both"/>
         <w:rPr>
           <w:u w:val="none"/>
         </w:rPr>
@@ -14965,6 +8780,7 @@
     </w:p>
     <w:p>
       <w:pPr>
+        <w:jc w:val="both"/>
         <w:rPr/>
       </w:pPr>
       <w:r>
@@ -14976,6 +8792,7 @@
     <w:p>
       <w:pPr>
         <w:pStyle w:val="Heading3"/>
+        <w:jc w:val="both"/>
         <w:rPr>
           <w:rFonts w:ascii="Calibri" w:cs="Calibri" w:eastAsia="Calibri" w:hAnsi="Calibri"/>
           <w:color w:val="000000"/>
@@ -15002,6 +8819,7 @@
         </w:numPr>
         <w:spacing w:after="0" w:afterAutospacing="0"/>
         <w:ind w:left="720" w:hanging="360"/>
+        <w:jc w:val="both"/>
         <w:rPr>
           <w:u w:val="none"/>
         </w:rPr>
@@ -15029,6 +8847,7 @@
         </w:numPr>
         <w:spacing w:after="0" w:afterAutospacing="0"/>
         <w:ind w:left="720" w:hanging="360"/>
+        <w:jc w:val="both"/>
         <w:rPr>
           <w:u w:val="none"/>
         </w:rPr>
@@ -15056,6 +8875,7 @@
         </w:numPr>
         <w:spacing w:after="0" w:afterAutospacing="0"/>
         <w:ind w:left="720" w:hanging="360"/>
+        <w:jc w:val="both"/>
         <w:rPr>
           <w:u w:val="none"/>
         </w:rPr>
@@ -15083,6 +8903,7 @@
         </w:numPr>
         <w:spacing w:after="0" w:afterAutospacing="0"/>
         <w:ind w:left="720" w:hanging="360"/>
+        <w:jc w:val="both"/>
         <w:rPr>
           <w:u w:val="none"/>
         </w:rPr>
@@ -15109,6 +8930,7 @@
           <w:numId w:val="10"/>
         </w:numPr>
         <w:ind w:left="720" w:hanging="360"/>
+        <w:jc w:val="both"/>
         <w:rPr>
           <w:u w:val="none"/>
         </w:rPr>
@@ -15131,6 +8953,7 @@
     <w:p>
       <w:pPr>
         <w:pStyle w:val="Heading1"/>
+        <w:jc w:val="both"/>
         <w:rPr>
           <w:rFonts w:ascii="Calibri" w:cs="Calibri" w:eastAsia="Calibri" w:hAnsi="Calibri"/>
           <w:color w:val="000000"/>
@@ -15147,6 +8970,7 @@
     <w:p>
       <w:pPr>
         <w:pStyle w:val="Heading1"/>
+        <w:jc w:val="both"/>
         <w:rPr>
           <w:rFonts w:ascii="Calibri" w:cs="Calibri" w:eastAsia="Calibri" w:hAnsi="Calibri"/>
           <w:color w:val="000000"/>
@@ -15163,6 +8987,7 @@
     <w:p>
       <w:pPr>
         <w:pStyle w:val="Heading1"/>
+        <w:jc w:val="both"/>
         <w:rPr>
           <w:rFonts w:ascii="Calibri" w:cs="Calibri" w:eastAsia="Calibri" w:hAnsi="Calibri"/>
           <w:color w:val="000000"/>
@@ -15178,6 +9003,7 @@
     </w:p>
     <w:p>
       <w:pPr>
+        <w:jc w:val="both"/>
         <w:rPr/>
       </w:pPr>
       <w:r>
@@ -15188,6 +9014,7 @@
     </w:p>
     <w:p>
       <w:pPr>
+        <w:jc w:val="both"/>
         <w:rPr/>
       </w:pPr>
       <w:r>
@@ -15199,6 +9026,7 @@
     <w:p>
       <w:pPr>
         <w:pStyle w:val="Heading1"/>
+        <w:jc w:val="both"/>
         <w:rPr>
           <w:rFonts w:ascii="Calibri" w:cs="Calibri" w:eastAsia="Calibri" w:hAnsi="Calibri"/>
           <w:color w:val="000000"/>
@@ -15217,6 +9045,7 @@
     </w:p>
     <w:p>
       <w:pPr>
+        <w:jc w:val="both"/>
         <w:rPr/>
       </w:pPr>
       <w:r>
@@ -15228,6 +9057,7 @@
     <w:p>
       <w:pPr>
         <w:pStyle w:val="Heading2"/>
+        <w:jc w:val="both"/>
         <w:rPr>
           <w:rFonts w:ascii="Calibri" w:cs="Calibri" w:eastAsia="Calibri" w:hAnsi="Calibri"/>
           <w:color w:val="000000"/>
@@ -15259,6 +9089,7 @@
     <w:p>
       <w:pPr>
         <w:pStyle w:val="Heading3"/>
+        <w:jc w:val="both"/>
         <w:rPr>
           <w:rFonts w:ascii="Calibri" w:cs="Calibri" w:eastAsia="Calibri" w:hAnsi="Calibri"/>
           <w:color w:val="000000"/>
@@ -15277,6 +9108,7 @@
     </w:p>
     <w:p>
       <w:pPr>
+        <w:jc w:val="both"/>
         <w:rPr/>
       </w:pPr>
       <w:r>
@@ -15288,6 +9120,7 @@
     </w:p>
     <w:p>
       <w:pPr>
+        <w:jc w:val="both"/>
         <w:rPr/>
       </w:pPr>
       <w:r>
@@ -15299,13 +9132,13 @@
     <w:sdt>
       <w:sdtPr>
         <w:lock w:val="contentLocked"/>
-        <w:id w:val="1792356364"/>
+        <w:id w:val="-1388414743"/>
         <w:tag w:val="goog_rdk_0"/>
       </w:sdtPr>
       <w:sdtContent>
         <w:tbl>
           <w:tblPr>
-            <w:tblStyle w:val="Table6"/>
+            <w:tblStyle w:val="Table5"/>
             <w:tblW w:w="8838.0" w:type="dxa"/>
             <w:jc w:val="left"/>
             <w:tblBorders>
@@ -15353,6 +9186,7 @@
                 <w:pPr>
                   <w:widowControl w:val="0"/>
                   <w:spacing w:after="0" w:line="240" w:lineRule="auto"/>
+                  <w:jc w:val="both"/>
                   <w:rPr/>
                 </w:pPr>
                 <w:r>
@@ -15378,6 +9212,7 @@
                 <w:pPr>
                   <w:widowControl w:val="0"/>
                   <w:spacing w:after="0" w:line="240" w:lineRule="auto"/>
+                  <w:jc w:val="both"/>
                   <w:rPr/>
                 </w:pPr>
                 <w:r>
@@ -15403,6 +9238,7 @@
                 <w:pPr>
                   <w:widowControl w:val="0"/>
                   <w:spacing w:after="0" w:line="240" w:lineRule="auto"/>
+                  <w:jc w:val="both"/>
                   <w:rPr/>
                 </w:pPr>
                 <w:r>
@@ -15428,6 +9264,7 @@
                 <w:pPr>
                   <w:widowControl w:val="0"/>
                   <w:spacing w:after="0" w:line="240" w:lineRule="auto"/>
+                  <w:jc w:val="both"/>
                   <w:rPr/>
                 </w:pPr>
                 <w:r>
@@ -15459,6 +9296,7 @@
                 <w:pPr>
                   <w:widowControl w:val="0"/>
                   <w:spacing w:after="0" w:line="240" w:lineRule="auto"/>
+                  <w:jc w:val="both"/>
                   <w:rPr/>
                 </w:pPr>
                 <w:r>
@@ -15491,6 +9329,7 @@
                 <w:pPr>
                   <w:widowControl w:val="0"/>
                   <w:spacing w:after="0" w:line="240" w:lineRule="auto"/>
+                  <w:jc w:val="both"/>
                   <w:rPr/>
                 </w:pPr>
                 <w:r>
@@ -15516,6 +9355,7 @@
                 <w:pPr>
                   <w:widowControl w:val="0"/>
                   <w:spacing w:after="0" w:line="240" w:lineRule="auto"/>
+                  <w:jc w:val="both"/>
                   <w:rPr/>
                 </w:pPr>
                 <w:r>
@@ -15529,6 +9369,7 @@
                 <w:pPr>
                   <w:widowControl w:val="0"/>
                   <w:spacing w:after="0" w:line="240" w:lineRule="auto"/>
+                  <w:jc w:val="both"/>
                   <w:rPr/>
                 </w:pPr>
                 <w:r>
@@ -15542,6 +9383,7 @@
                 <w:pPr>
                   <w:widowControl w:val="0"/>
                   <w:spacing w:after="0" w:line="240" w:lineRule="auto"/>
+                  <w:jc w:val="both"/>
                   <w:rPr/>
                 </w:pPr>
                 <w:r>
@@ -15555,6 +9397,7 @@
                 <w:pPr>
                   <w:widowControl w:val="0"/>
                   <w:spacing w:after="0" w:line="240" w:lineRule="auto"/>
+                  <w:jc w:val="both"/>
                   <w:rPr/>
                 </w:pPr>
                 <w:r>
@@ -15580,6 +9423,7 @@
                 <w:pPr>
                   <w:widowControl w:val="0"/>
                   <w:spacing w:after="0" w:line="240" w:lineRule="auto"/>
+                  <w:jc w:val="both"/>
                   <w:rPr/>
                 </w:pPr>
                 <w:r>
@@ -15611,6 +9455,7 @@
                 <w:pPr>
                   <w:widowControl w:val="0"/>
                   <w:spacing w:after="0" w:line="240" w:lineRule="auto"/>
+                  <w:jc w:val="both"/>
                   <w:rPr/>
                 </w:pPr>
                 <w:r>
@@ -15643,6 +9488,7 @@
                 <w:pPr>
                   <w:widowControl w:val="0"/>
                   <w:spacing w:after="0" w:line="240" w:lineRule="auto"/>
+                  <w:jc w:val="both"/>
                   <w:rPr/>
                 </w:pPr>
                 <w:r>
@@ -15668,6 +9514,7 @@
                 <w:pPr>
                   <w:widowControl w:val="0"/>
                   <w:spacing w:after="0" w:line="240" w:lineRule="auto"/>
+                  <w:jc w:val="both"/>
                   <w:rPr/>
                 </w:pPr>
                 <w:r>
@@ -15681,6 +9528,7 @@
                 <w:pPr>
                   <w:widowControl w:val="0"/>
                   <w:spacing w:after="0" w:line="240" w:lineRule="auto"/>
+                  <w:jc w:val="both"/>
                   <w:rPr/>
                 </w:pPr>
                 <w:r>
@@ -15694,6 +9542,7 @@
                 <w:pPr>
                   <w:widowControl w:val="0"/>
                   <w:spacing w:after="0" w:line="240" w:lineRule="auto"/>
+                  <w:jc w:val="both"/>
                   <w:rPr/>
                 </w:pPr>
                 <w:r>
@@ -15721,6 +9570,7 @@
                 <w:pPr>
                   <w:widowControl w:val="0"/>
                   <w:spacing w:after="0" w:line="240" w:lineRule="auto"/>
+                  <w:jc w:val="both"/>
                   <w:rPr/>
                 </w:pPr>
                 <w:r>
@@ -15746,6 +9596,7 @@
                 <w:pPr>
                   <w:widowControl w:val="0"/>
                   <w:spacing w:after="0" w:line="240" w:lineRule="auto"/>
+                  <w:jc w:val="both"/>
                   <w:rPr/>
                 </w:pPr>
                 <w:r>
@@ -15777,6 +9628,7 @@
                 <w:pPr>
                   <w:widowControl w:val="0"/>
                   <w:spacing w:after="0" w:line="240" w:lineRule="auto"/>
+                  <w:jc w:val="both"/>
                   <w:rPr/>
                 </w:pPr>
                 <w:r>
@@ -15809,6 +9661,7 @@
                 <w:pPr>
                   <w:widowControl w:val="0"/>
                   <w:spacing w:after="0" w:line="240" w:lineRule="auto"/>
+                  <w:jc w:val="both"/>
                   <w:rPr/>
                 </w:pPr>
                 <w:r>
@@ -15834,6 +9687,7 @@
                 <w:pPr>
                   <w:widowControl w:val="0"/>
                   <w:spacing w:after="0" w:line="240" w:lineRule="auto"/>
+                  <w:jc w:val="both"/>
                   <w:rPr/>
                 </w:pPr>
                 <w:r>
@@ -15847,6 +9701,7 @@
                 <w:pPr>
                   <w:widowControl w:val="0"/>
                   <w:spacing w:after="0" w:line="240" w:lineRule="auto"/>
+                  <w:jc w:val="both"/>
                   <w:rPr/>
                 </w:pPr>
                 <w:r>
@@ -15860,6 +9715,7 @@
                 <w:pPr>
                   <w:widowControl w:val="0"/>
                   <w:spacing w:after="0" w:line="240" w:lineRule="auto"/>
+                  <w:jc w:val="both"/>
                   <w:rPr/>
                 </w:pPr>
                 <w:r>
@@ -15873,6 +9729,7 @@
                 <w:pPr>
                   <w:widowControl w:val="0"/>
                   <w:spacing w:after="0" w:line="240" w:lineRule="auto"/>
+                  <w:jc w:val="both"/>
                   <w:rPr/>
                 </w:pPr>
                 <w:r>
@@ -15898,6 +9755,7 @@
                 <w:pPr>
                   <w:widowControl w:val="0"/>
                   <w:spacing w:after="0" w:line="240" w:lineRule="auto"/>
+                  <w:jc w:val="both"/>
                   <w:rPr/>
                 </w:pPr>
                 <w:r>
@@ -15929,6 +9787,7 @@
                 <w:pPr>
                   <w:widowControl w:val="0"/>
                   <w:spacing w:after="0" w:line="240" w:lineRule="auto"/>
+                  <w:jc w:val="both"/>
                   <w:rPr/>
                 </w:pPr>
                 <w:r>
@@ -15954,6 +9813,7 @@
                 <w:pPr>
                   <w:widowControl w:val="0"/>
                   <w:spacing w:after="0" w:line="240" w:lineRule="auto"/>
+                  <w:jc w:val="both"/>
                   <w:rPr/>
                 </w:pPr>
                 <w:r>
@@ -15979,6 +9839,7 @@
                 <w:pPr>
                   <w:widowControl w:val="0"/>
                   <w:spacing w:after="0" w:line="240" w:lineRule="auto"/>
+                  <w:jc w:val="both"/>
                   <w:rPr/>
                 </w:pPr>
                 <w:r>
@@ -16004,6 +9865,7 @@
                 <w:pPr>
                   <w:widowControl w:val="0"/>
                   <w:spacing w:after="0" w:line="240" w:lineRule="auto"/>
+                  <w:jc w:val="both"/>
                   <w:rPr/>
                 </w:pPr>
                 <w:r>
@@ -16020,6 +9882,7 @@
     </w:sdt>
     <w:p>
       <w:pPr>
+        <w:jc w:val="both"/>
         <w:rPr/>
       </w:pPr>
       <w:r>
@@ -16031,6 +9894,8 @@
     <w:p>
       <w:pPr>
         <w:pStyle w:val="Heading3"/>
+        <w:ind w:left="0" w:firstLine="0"/>
+        <w:jc w:val="both"/>
         <w:rPr>
           <w:rFonts w:ascii="Calibri" w:cs="Calibri" w:eastAsia="Calibri" w:hAnsi="Calibri"/>
           <w:color w:val="000000"/>
@@ -16050,6 +9915,8 @@
     <w:p>
       <w:pPr>
         <w:spacing w:line="276" w:lineRule="auto"/>
+        <w:ind w:left="720" w:firstLine="0"/>
+        <w:jc w:val="both"/>
         <w:rPr>
           <w:rFonts w:ascii="Arial" w:cs="Arial" w:eastAsia="Arial" w:hAnsi="Arial"/>
           <w:b w:val="1"/>
@@ -16073,7 +9940,8 @@
           <w:numId w:val="4"/>
         </w:numPr>
         <w:spacing w:after="0" w:afterAutospacing="0" w:line="276" w:lineRule="auto"/>
-        <w:ind w:left="720" w:hanging="360"/>
+        <w:ind w:left="1440" w:hanging="360"/>
+        <w:jc w:val="both"/>
       </w:pPr>
       <w:r>
         <w:rPr>
@@ -16090,7 +9958,8 @@
           <w:numId w:val="4"/>
         </w:numPr>
         <w:spacing w:after="0" w:afterAutospacing="0" w:line="276" w:lineRule="auto"/>
-        <w:ind w:left="720" w:hanging="360"/>
+        <w:ind w:left="1440" w:hanging="360"/>
+        <w:jc w:val="both"/>
       </w:pPr>
       <w:r>
         <w:rPr>
@@ -16107,7 +9976,8 @@
           <w:numId w:val="4"/>
         </w:numPr>
         <w:spacing w:after="0" w:afterAutospacing="0" w:line="276" w:lineRule="auto"/>
-        <w:ind w:left="720" w:hanging="360"/>
+        <w:ind w:left="1440" w:hanging="360"/>
+        <w:jc w:val="both"/>
       </w:pPr>
       <w:r>
         <w:rPr>
@@ -16124,7 +9994,8 @@
           <w:numId w:val="4"/>
         </w:numPr>
         <w:spacing w:after="240" w:line="276" w:lineRule="auto"/>
-        <w:ind w:left="720" w:hanging="360"/>
+        <w:ind w:left="1440" w:hanging="360"/>
+        <w:jc w:val="both"/>
       </w:pPr>
       <w:r>
         <w:rPr>
@@ -16137,6 +10008,8 @@
     <w:p>
       <w:pPr>
         <w:spacing w:line="276" w:lineRule="auto"/>
+        <w:ind w:left="720" w:firstLine="0"/>
+        <w:jc w:val="both"/>
         <w:rPr>
           <w:rFonts w:ascii="Arial" w:cs="Arial" w:eastAsia="Arial" w:hAnsi="Arial"/>
           <w:b w:val="1"/>
@@ -16160,7 +10033,8 @@
           <w:numId w:val="5"/>
         </w:numPr>
         <w:spacing w:after="0" w:afterAutospacing="0" w:line="276" w:lineRule="auto"/>
-        <w:ind w:left="720" w:hanging="360"/>
+        <w:ind w:left="1440" w:hanging="360"/>
+        <w:jc w:val="both"/>
       </w:pPr>
       <w:r>
         <w:rPr>
@@ -16177,7 +10051,8 @@
           <w:numId w:val="5"/>
         </w:numPr>
         <w:spacing w:after="0" w:afterAutospacing="0" w:line="276" w:lineRule="auto"/>
-        <w:ind w:left="720" w:hanging="360"/>
+        <w:ind w:left="1440" w:hanging="360"/>
+        <w:jc w:val="both"/>
       </w:pPr>
       <w:r>
         <w:rPr>
@@ -16194,7 +10069,8 @@
           <w:numId w:val="5"/>
         </w:numPr>
         <w:spacing w:after="240" w:line="276" w:lineRule="auto"/>
-        <w:ind w:left="720" w:hanging="360"/>
+        <w:ind w:left="1440" w:hanging="360"/>
+        <w:jc w:val="both"/>
       </w:pPr>
       <w:r>
         <w:rPr>
@@ -16207,6 +10083,8 @@
     <w:p>
       <w:pPr>
         <w:spacing w:line="276" w:lineRule="auto"/>
+        <w:ind w:left="720" w:firstLine="0"/>
+        <w:jc w:val="both"/>
         <w:rPr>
           <w:rFonts w:ascii="Arial" w:cs="Arial" w:eastAsia="Arial" w:hAnsi="Arial"/>
           <w:b w:val="1"/>
@@ -16230,7 +10108,8 @@
           <w:numId w:val="2"/>
         </w:numPr>
         <w:spacing w:after="0" w:afterAutospacing="0" w:line="276" w:lineRule="auto"/>
-        <w:ind w:left="720" w:hanging="360"/>
+        <w:ind w:left="1440" w:hanging="360"/>
+        <w:jc w:val="both"/>
       </w:pPr>
       <w:r>
         <w:rPr>
@@ -16247,7 +10126,8 @@
           <w:numId w:val="2"/>
         </w:numPr>
         <w:spacing w:after="0" w:afterAutospacing="0" w:line="276" w:lineRule="auto"/>
-        <w:ind w:left="720" w:hanging="360"/>
+        <w:ind w:left="1440" w:hanging="360"/>
+        <w:jc w:val="both"/>
       </w:pPr>
       <w:r>
         <w:rPr>
@@ -16264,7 +10144,8 @@
           <w:numId w:val="2"/>
         </w:numPr>
         <w:spacing w:after="0" w:afterAutospacing="0" w:line="276" w:lineRule="auto"/>
-        <w:ind w:left="720" w:hanging="360"/>
+        <w:ind w:left="1440" w:hanging="360"/>
+        <w:jc w:val="both"/>
       </w:pPr>
       <w:r>
         <w:rPr>
@@ -16281,7 +10162,8 @@
           <w:numId w:val="2"/>
         </w:numPr>
         <w:spacing w:after="240" w:line="276" w:lineRule="auto"/>
-        <w:ind w:left="720" w:hanging="360"/>
+        <w:ind w:left="1440" w:hanging="360"/>
+        <w:jc w:val="both"/>
       </w:pPr>
       <w:r>
         <w:rPr>
@@ -16294,6 +10176,8 @@
     <w:p>
       <w:pPr>
         <w:spacing w:line="276" w:lineRule="auto"/>
+        <w:ind w:left="720" w:firstLine="0"/>
+        <w:jc w:val="both"/>
         <w:rPr>
           <w:rFonts w:ascii="Arial" w:cs="Arial" w:eastAsia="Arial" w:hAnsi="Arial"/>
           <w:b w:val="1"/>
@@ -16317,7 +10201,8 @@
           <w:numId w:val="8"/>
         </w:numPr>
         <w:spacing w:after="0" w:afterAutospacing="0" w:line="276" w:lineRule="auto"/>
-        <w:ind w:left="720" w:hanging="360"/>
+        <w:ind w:left="1440" w:hanging="360"/>
+        <w:jc w:val="both"/>
       </w:pPr>
       <w:r>
         <w:rPr>
@@ -16334,7 +10219,8 @@
           <w:numId w:val="8"/>
         </w:numPr>
         <w:spacing w:after="0" w:afterAutospacing="0" w:line="276" w:lineRule="auto"/>
-        <w:ind w:left="720" w:hanging="360"/>
+        <w:ind w:left="1440" w:hanging="360"/>
+        <w:jc w:val="both"/>
       </w:pPr>
       <w:r>
         <w:rPr>
@@ -16351,7 +10237,8 @@
           <w:numId w:val="8"/>
         </w:numPr>
         <w:spacing w:after="240" w:line="276" w:lineRule="auto"/>
-        <w:ind w:left="720" w:hanging="360"/>
+        <w:ind w:left="1440" w:hanging="360"/>
+        <w:jc w:val="both"/>
       </w:pPr>
       <w:r>
         <w:rPr>
@@ -16380,6 +10267,8 @@
     <w:p>
       <w:pPr>
         <w:spacing w:line="276" w:lineRule="auto"/>
+        <w:ind w:left="720" w:firstLine="0"/>
+        <w:jc w:val="both"/>
         <w:rPr>
           <w:rFonts w:ascii="Arial" w:cs="Arial" w:eastAsia="Arial" w:hAnsi="Arial"/>
           <w:b w:val="1"/>
@@ -16403,7 +10292,8 @@
           <w:numId w:val="20"/>
         </w:numPr>
         <w:spacing w:after="0" w:afterAutospacing="0" w:line="276" w:lineRule="auto"/>
-        <w:ind w:left="720" w:hanging="360"/>
+        <w:ind w:left="1440" w:hanging="360"/>
+        <w:jc w:val="both"/>
       </w:pPr>
       <w:r>
         <w:rPr>
@@ -16420,7 +10310,8 @@
           <w:numId w:val="20"/>
         </w:numPr>
         <w:spacing w:after="0" w:afterAutospacing="0" w:line="276" w:lineRule="auto"/>
-        <w:ind w:left="720" w:hanging="360"/>
+        <w:ind w:left="1440" w:hanging="360"/>
+        <w:jc w:val="both"/>
       </w:pPr>
       <w:r>
         <w:rPr>
@@ -16437,7 +10328,8 @@
           <w:numId w:val="20"/>
         </w:numPr>
         <w:spacing w:after="240" w:line="276" w:lineRule="auto"/>
-        <w:ind w:left="720" w:hanging="360"/>
+        <w:ind w:left="1440" w:hanging="360"/>
+        <w:jc w:val="both"/>
       </w:pPr>
       <w:r>
         <w:rPr>
@@ -16450,6 +10342,8 @@
     <w:p>
       <w:pPr>
         <w:spacing w:line="276" w:lineRule="auto"/>
+        <w:ind w:left="720" w:firstLine="0"/>
+        <w:jc w:val="both"/>
         <w:rPr>
           <w:rFonts w:ascii="Arial" w:cs="Arial" w:eastAsia="Arial" w:hAnsi="Arial"/>
           <w:b w:val="1"/>
@@ -16473,7 +10367,8 @@
           <w:numId w:val="19"/>
         </w:numPr>
         <w:spacing w:after="0" w:afterAutospacing="0" w:line="276" w:lineRule="auto"/>
-        <w:ind w:left="720" w:hanging="360"/>
+        <w:ind w:left="1440" w:hanging="360"/>
+        <w:jc w:val="both"/>
       </w:pPr>
       <w:r>
         <w:rPr>
@@ -16490,7 +10385,8 @@
           <w:numId w:val="19"/>
         </w:numPr>
         <w:spacing w:after="0" w:afterAutospacing="0" w:line="276" w:lineRule="auto"/>
-        <w:ind w:left="720" w:hanging="360"/>
+        <w:ind w:left="1440" w:hanging="360"/>
+        <w:jc w:val="both"/>
       </w:pPr>
       <w:r>
         <w:rPr>
@@ -16507,7 +10403,8 @@
           <w:numId w:val="19"/>
         </w:numPr>
         <w:spacing w:after="240" w:line="276" w:lineRule="auto"/>
-        <w:ind w:left="720" w:hanging="360"/>
+        <w:ind w:left="1440" w:hanging="360"/>
+        <w:jc w:val="both"/>
       </w:pPr>
       <w:r>
         <w:rPr>
@@ -16519,6 +10416,7 @@
     </w:p>
     <w:p>
       <w:pPr>
+        <w:jc w:val="both"/>
         <w:rPr/>
       </w:pPr>
       <w:r>
@@ -16529,7 +10427,74 @@
     </w:p>
     <w:p>
       <w:pPr>
+        <w:jc w:val="both"/>
+        <w:rPr/>
+      </w:pPr>
+      <w:r>
+        <w:rPr>
+          <w:rtl w:val="0"/>
+        </w:rPr>
+      </w:r>
+    </w:p>
+    <w:p>
+      <w:pPr>
+        <w:jc w:val="both"/>
+        <w:rPr/>
+      </w:pPr>
+      <w:r>
+        <w:rPr>
+          <w:rtl w:val="0"/>
+        </w:rPr>
+      </w:r>
+    </w:p>
+    <w:p>
+      <w:pPr>
+        <w:jc w:val="both"/>
+        <w:rPr/>
+      </w:pPr>
+      <w:r>
+        <w:rPr>
+          <w:rtl w:val="0"/>
+        </w:rPr>
+      </w:r>
+    </w:p>
+    <w:p>
+      <w:pPr>
+        <w:jc w:val="both"/>
+        <w:rPr/>
+      </w:pPr>
+      <w:r>
+        <w:rPr>
+          <w:rtl w:val="0"/>
+        </w:rPr>
+      </w:r>
+    </w:p>
+    <w:p>
+      <w:pPr>
+        <w:jc w:val="both"/>
+        <w:rPr/>
+      </w:pPr>
+      <w:r>
+        <w:rPr>
+          <w:rtl w:val="0"/>
+        </w:rPr>
+      </w:r>
+    </w:p>
+    <w:p>
+      <w:pPr>
+        <w:jc w:val="both"/>
+        <w:rPr/>
+      </w:pPr>
+      <w:r>
+        <w:rPr>
+          <w:rtl w:val="0"/>
+        </w:rPr>
+      </w:r>
+    </w:p>
+    <w:p>
+      <w:pPr>
         <w:pStyle w:val="Heading3"/>
+        <w:jc w:val="both"/>
         <w:rPr>
           <w:rFonts w:ascii="Calibri" w:cs="Calibri" w:eastAsia="Calibri" w:hAnsi="Calibri"/>
           <w:color w:val="000000"/>
@@ -16548,6 +10513,7 @@
     </w:p>
     <w:p>
       <w:pPr>
+        <w:jc w:val="both"/>
         <w:rPr>
           <w:rFonts w:ascii="Arial" w:cs="Arial" w:eastAsia="Arial" w:hAnsi="Arial"/>
         </w:rPr>
@@ -16578,6 +10544,7 @@
     </w:p>
     <w:p>
       <w:pPr>
+        <w:jc w:val="both"/>
         <w:rPr>
           <w:rFonts w:ascii="Arial" w:cs="Arial" w:eastAsia="Arial" w:hAnsi="Arial"/>
         </w:rPr>
@@ -16590,6 +10557,7 @@
     </w:p>
     <w:p>
       <w:pPr>
+        <w:jc w:val="both"/>
         <w:rPr>
           <w:rFonts w:ascii="Arial" w:cs="Arial" w:eastAsia="Arial" w:hAnsi="Arial"/>
         </w:rPr>
@@ -16602,6 +10570,7 @@
     </w:p>
     <w:p>
       <w:pPr>
+        <w:jc w:val="both"/>
         <w:rPr>
           <w:rFonts w:ascii="Arial" w:cs="Arial" w:eastAsia="Arial" w:hAnsi="Arial"/>
         </w:rPr>
@@ -16614,6 +10583,7 @@
     </w:p>
     <w:p>
       <w:pPr>
+        <w:jc w:val="both"/>
         <w:rPr>
           <w:rFonts w:ascii="Arial" w:cs="Arial" w:eastAsia="Arial" w:hAnsi="Arial"/>
         </w:rPr>
@@ -16644,7 +10614,7 @@
         <w:shd w:fill="auto" w:val="clear"/>
         <w:spacing w:after="0" w:before="0" w:line="276" w:lineRule="auto"/>
         <w:ind w:left="720" w:right="0" w:hanging="360"/>
-        <w:jc w:val="left"/>
+        <w:jc w:val="both"/>
         <w:rPr>
           <w:b w:val="1"/>
           <w:bCs w:val="1"/>
@@ -16685,7 +10655,7 @@
         <w:shd w:fill="auto" w:val="clear"/>
         <w:spacing w:after="0" w:before="0" w:line="276" w:lineRule="auto"/>
         <w:ind w:left="720" w:right="0" w:firstLine="0"/>
-        <w:jc w:val="left"/>
+        <w:jc w:val="both"/>
         <w:rPr>
           <w:b w:val="1"/>
           <w:bCs w:val="1"/>
@@ -16700,13 +10670,13 @@
     <w:sdt>
       <w:sdtPr>
         <w:lock w:val="contentLocked"/>
-        <w:id w:val="330391577"/>
+        <w:id w:val="-862817372"/>
         <w:tag w:val="goog_rdk_1"/>
       </w:sdtPr>
       <w:sdtContent>
         <w:tbl>
           <w:tblPr>
-            <w:tblStyle w:val="Table7"/>
+            <w:tblStyle w:val="Table6"/>
             <w:tblW w:w="8118.0" w:type="dxa"/>
             <w:jc w:val="left"/>
             <w:tblInd w:w="720.0" w:type="dxa"/>
@@ -16767,7 +10737,7 @@
                   <w:shd w:fill="auto" w:val="clear"/>
                   <w:spacing w:after="0" w:before="0" w:line="240" w:lineRule="auto"/>
                   <w:ind w:left="0" w:right="0" w:firstLine="0"/>
-                  <w:jc w:val="left"/>
+                  <w:jc w:val="both"/>
                   <w:rPr>
                     <w:b w:val="1"/>
                     <w:bCs w:val="1"/>
@@ -16810,7 +10780,7 @@
                   <w:shd w:fill="auto" w:val="clear"/>
                   <w:spacing w:after="0" w:before="0" w:line="240" w:lineRule="auto"/>
                   <w:ind w:left="0" w:right="0" w:firstLine="0"/>
-                  <w:jc w:val="left"/>
+                  <w:jc w:val="both"/>
                   <w:rPr>
                     <w:b w:val="1"/>
                     <w:bCs w:val="1"/>
@@ -16853,7 +10823,7 @@
                   <w:shd w:fill="auto" w:val="clear"/>
                   <w:spacing w:after="0" w:before="0" w:line="240" w:lineRule="auto"/>
                   <w:ind w:left="0" w:right="0" w:firstLine="0"/>
-                  <w:jc w:val="left"/>
+                  <w:jc w:val="both"/>
                   <w:rPr>
                     <w:b w:val="1"/>
                     <w:bCs w:val="1"/>
@@ -16896,7 +10866,7 @@
                   <w:shd w:fill="auto" w:val="clear"/>
                   <w:spacing w:after="0" w:before="0" w:line="240" w:lineRule="auto"/>
                   <w:ind w:left="0" w:right="0" w:firstLine="0"/>
-                  <w:jc w:val="left"/>
+                  <w:jc w:val="both"/>
                   <w:rPr>
                     <w:b w:val="1"/>
                     <w:bCs w:val="1"/>
@@ -16945,7 +10915,7 @@
                   <w:shd w:fill="auto" w:val="clear"/>
                   <w:spacing w:after="0" w:before="0" w:line="240" w:lineRule="auto"/>
                   <w:ind w:left="0" w:right="0" w:firstLine="0"/>
-                  <w:jc w:val="left"/>
+                  <w:jc w:val="both"/>
                   <w:rPr>
                     <w:b w:val="1"/>
                     <w:bCs w:val="1"/>
@@ -16988,7 +10958,7 @@
                   <w:shd w:fill="auto" w:val="clear"/>
                   <w:spacing w:after="0" w:before="0" w:line="240" w:lineRule="auto"/>
                   <w:ind w:left="0" w:right="0" w:firstLine="0"/>
-                  <w:jc w:val="left"/>
+                  <w:jc w:val="both"/>
                   <w:rPr>
                     <w:b w:val="1"/>
                     <w:bCs w:val="1"/>
@@ -17031,7 +11001,7 @@
                   <w:shd w:fill="auto" w:val="clear"/>
                   <w:spacing w:after="0" w:before="0" w:line="240" w:lineRule="auto"/>
                   <w:ind w:left="0" w:right="0" w:firstLine="0"/>
-                  <w:jc w:val="left"/>
+                  <w:jc w:val="both"/>
                   <w:rPr>
                     <w:b w:val="1"/>
                     <w:bCs w:val="1"/>
@@ -17074,7 +11044,7 @@
                   <w:shd w:fill="auto" w:val="clear"/>
                   <w:spacing w:after="0" w:before="0" w:line="240" w:lineRule="auto"/>
                   <w:ind w:left="0" w:right="0" w:firstLine="0"/>
-                  <w:jc w:val="left"/>
+                  <w:jc w:val="both"/>
                   <w:rPr>
                     <w:b w:val="1"/>
                     <w:bCs w:val="1"/>
@@ -17123,7 +11093,7 @@
                   <w:shd w:fill="auto" w:val="clear"/>
                   <w:spacing w:after="0" w:before="0" w:line="240" w:lineRule="auto"/>
                   <w:ind w:left="0" w:right="0" w:firstLine="0"/>
-                  <w:jc w:val="left"/>
+                  <w:jc w:val="both"/>
                   <w:rPr>
                     <w:b w:val="1"/>
                     <w:bCs w:val="1"/>
@@ -17166,7 +11136,7 @@
                   <w:shd w:fill="auto" w:val="clear"/>
                   <w:spacing w:after="0" w:before="0" w:line="240" w:lineRule="auto"/>
                   <w:ind w:left="0" w:right="0" w:firstLine="0"/>
-                  <w:jc w:val="left"/>
+                  <w:jc w:val="both"/>
                   <w:rPr>
                     <w:b w:val="1"/>
                     <w:bCs w:val="1"/>
@@ -17209,7 +11179,7 @@
                   <w:shd w:fill="auto" w:val="clear"/>
                   <w:spacing w:after="0" w:before="0" w:line="240" w:lineRule="auto"/>
                   <w:ind w:left="0" w:right="0" w:firstLine="0"/>
-                  <w:jc w:val="left"/>
+                  <w:jc w:val="both"/>
                   <w:rPr>
                     <w:b w:val="1"/>
                     <w:bCs w:val="1"/>
@@ -17252,7 +11222,7 @@
                   <w:shd w:fill="auto" w:val="clear"/>
                   <w:spacing w:after="0" w:before="0" w:line="240" w:lineRule="auto"/>
                   <w:ind w:left="0" w:right="0" w:firstLine="0"/>
-                  <w:jc w:val="left"/>
+                  <w:jc w:val="both"/>
                   <w:rPr>
                     <w:b w:val="1"/>
                     <w:bCs w:val="1"/>
@@ -17301,7 +11271,7 @@
                   <w:shd w:fill="auto" w:val="clear"/>
                   <w:spacing w:after="0" w:before="0" w:line="240" w:lineRule="auto"/>
                   <w:ind w:left="0" w:right="0" w:firstLine="0"/>
-                  <w:jc w:val="left"/>
+                  <w:jc w:val="both"/>
                   <w:rPr>
                     <w:b w:val="1"/>
                     <w:bCs w:val="1"/>
@@ -17344,7 +11314,7 @@
                   <w:shd w:fill="auto" w:val="clear"/>
                   <w:spacing w:after="0" w:before="0" w:line="240" w:lineRule="auto"/>
                   <w:ind w:left="0" w:right="0" w:firstLine="0"/>
-                  <w:jc w:val="left"/>
+                  <w:jc w:val="both"/>
                   <w:rPr>
                     <w:b w:val="1"/>
                     <w:bCs w:val="1"/>
@@ -17387,7 +11357,7 @@
                   <w:shd w:fill="auto" w:val="clear"/>
                   <w:spacing w:after="0" w:before="0" w:line="240" w:lineRule="auto"/>
                   <w:ind w:left="0" w:right="0" w:firstLine="0"/>
-                  <w:jc w:val="left"/>
+                  <w:jc w:val="both"/>
                   <w:rPr>
                     <w:b w:val="1"/>
                     <w:bCs w:val="1"/>
@@ -17430,7 +11400,7 @@
                   <w:shd w:fill="auto" w:val="clear"/>
                   <w:spacing w:after="0" w:before="0" w:line="240" w:lineRule="auto"/>
                   <w:ind w:left="0" w:right="0" w:firstLine="0"/>
-                  <w:jc w:val="left"/>
+                  <w:jc w:val="both"/>
                   <w:rPr>
                     <w:b w:val="1"/>
                     <w:bCs w:val="1"/>
@@ -17479,7 +11449,7 @@
                   <w:shd w:fill="auto" w:val="clear"/>
                   <w:spacing w:after="0" w:before="0" w:line="240" w:lineRule="auto"/>
                   <w:ind w:left="0" w:right="0" w:firstLine="0"/>
-                  <w:jc w:val="left"/>
+                  <w:jc w:val="both"/>
                   <w:rPr>
                     <w:b w:val="1"/>
                     <w:bCs w:val="1"/>
@@ -17522,7 +11492,7 @@
                   <w:shd w:fill="auto" w:val="clear"/>
                   <w:spacing w:after="0" w:before="0" w:line="240" w:lineRule="auto"/>
                   <w:ind w:left="0" w:right="0" w:firstLine="0"/>
-                  <w:jc w:val="left"/>
+                  <w:jc w:val="both"/>
                   <w:rPr>
                     <w:b w:val="1"/>
                     <w:bCs w:val="1"/>
@@ -17583,7 +11553,7 @@
                   <w:shd w:fill="auto" w:val="clear"/>
                   <w:spacing w:after="0" w:before="0" w:line="240" w:lineRule="auto"/>
                   <w:ind w:left="0" w:right="0" w:firstLine="0"/>
-                  <w:jc w:val="left"/>
+                  <w:jc w:val="both"/>
                   <w:rPr>
                     <w:b w:val="1"/>
                     <w:bCs w:val="1"/>
@@ -17626,7 +11596,7 @@
                   <w:shd w:fill="auto" w:val="clear"/>
                   <w:spacing w:after="0" w:before="0" w:line="240" w:lineRule="auto"/>
                   <w:ind w:left="0" w:right="0" w:firstLine="0"/>
-                  <w:jc w:val="left"/>
+                  <w:jc w:val="both"/>
                   <w:rPr>
                     <w:b w:val="1"/>
                     <w:bCs w:val="1"/>
@@ -17675,7 +11645,7 @@
                   <w:shd w:fill="auto" w:val="clear"/>
                   <w:spacing w:after="0" w:before="0" w:line="240" w:lineRule="auto"/>
                   <w:ind w:left="0" w:right="0" w:firstLine="0"/>
-                  <w:jc w:val="left"/>
+                  <w:jc w:val="both"/>
                   <w:rPr>
                     <w:b w:val="1"/>
                     <w:bCs w:val="1"/>
@@ -17718,7 +11688,7 @@
                   <w:shd w:fill="auto" w:val="clear"/>
                   <w:spacing w:after="0" w:before="0" w:line="240" w:lineRule="auto"/>
                   <w:ind w:left="0" w:right="0" w:firstLine="0"/>
-                  <w:jc w:val="left"/>
+                  <w:jc w:val="both"/>
                   <w:rPr>
                     <w:b w:val="1"/>
                     <w:bCs w:val="1"/>
@@ -17761,7 +11731,7 @@
                   <w:shd w:fill="auto" w:val="clear"/>
                   <w:spacing w:after="0" w:before="0" w:line="240" w:lineRule="auto"/>
                   <w:ind w:left="0" w:right="0" w:firstLine="0"/>
-                  <w:jc w:val="left"/>
+                  <w:jc w:val="both"/>
                   <w:rPr>
                     <w:b w:val="1"/>
                     <w:bCs w:val="1"/>
@@ -17804,7 +11774,7 @@
                   <w:shd w:fill="auto" w:val="clear"/>
                   <w:spacing w:after="0" w:before="0" w:line="240" w:lineRule="auto"/>
                   <w:ind w:left="0" w:right="0" w:firstLine="0"/>
-                  <w:jc w:val="left"/>
+                  <w:jc w:val="both"/>
                   <w:rPr>
                     <w:b w:val="1"/>
                     <w:bCs w:val="1"/>
@@ -17853,7 +11823,7 @@
                   <w:shd w:fill="auto" w:val="clear"/>
                   <w:spacing w:after="0" w:before="0" w:line="240" w:lineRule="auto"/>
                   <w:ind w:left="0" w:right="0" w:firstLine="0"/>
-                  <w:jc w:val="left"/>
+                  <w:jc w:val="both"/>
                   <w:rPr>
                     <w:b w:val="1"/>
                     <w:bCs w:val="1"/>
@@ -17896,7 +11866,7 @@
                   <w:shd w:fill="auto" w:val="clear"/>
                   <w:spacing w:after="0" w:before="0" w:line="240" w:lineRule="auto"/>
                   <w:ind w:left="0" w:right="0" w:firstLine="0"/>
-                  <w:jc w:val="left"/>
+                  <w:jc w:val="both"/>
                   <w:rPr>
                     <w:b w:val="1"/>
                     <w:bCs w:val="1"/>
@@ -17939,7 +11909,7 @@
                   <w:shd w:fill="auto" w:val="clear"/>
                   <w:spacing w:after="0" w:before="0" w:line="240" w:lineRule="auto"/>
                   <w:ind w:left="0" w:right="0" w:firstLine="0"/>
-                  <w:jc w:val="left"/>
+                  <w:jc w:val="both"/>
                   <w:rPr>
                     <w:b w:val="1"/>
                     <w:bCs w:val="1"/>
@@ -17982,7 +11952,7 @@
                   <w:shd w:fill="auto" w:val="clear"/>
                   <w:spacing w:after="0" w:before="0" w:line="240" w:lineRule="auto"/>
                   <w:ind w:left="0" w:right="0" w:firstLine="0"/>
-                  <w:jc w:val="left"/>
+                  <w:jc w:val="both"/>
                   <w:rPr>
                     <w:b w:val="1"/>
                     <w:bCs w:val="1"/>
@@ -18031,7 +12001,7 @@
                   <w:shd w:fill="auto" w:val="clear"/>
                   <w:spacing w:after="0" w:before="0" w:line="240" w:lineRule="auto"/>
                   <w:ind w:left="0" w:right="0" w:firstLine="0"/>
-                  <w:jc w:val="left"/>
+                  <w:jc w:val="both"/>
                   <w:rPr>
                     <w:b w:val="1"/>
                     <w:bCs w:val="1"/>
@@ -18074,7 +12044,7 @@
                   <w:shd w:fill="auto" w:val="clear"/>
                   <w:spacing w:after="0" w:before="0" w:line="240" w:lineRule="auto"/>
                   <w:ind w:left="0" w:right="0" w:firstLine="0"/>
-                  <w:jc w:val="left"/>
+                  <w:jc w:val="both"/>
                   <w:rPr>
                     <w:b w:val="1"/>
                     <w:bCs w:val="1"/>
@@ -18117,7 +12087,7 @@
                   <w:shd w:fill="auto" w:val="clear"/>
                   <w:spacing w:after="0" w:before="0" w:line="240" w:lineRule="auto"/>
                   <w:ind w:left="0" w:right="0" w:firstLine="0"/>
-                  <w:jc w:val="left"/>
+                  <w:jc w:val="both"/>
                   <w:rPr>
                     <w:b w:val="1"/>
                     <w:bCs w:val="1"/>
@@ -18160,7 +12130,7 @@
                   <w:shd w:fill="auto" w:val="clear"/>
                   <w:spacing w:after="0" w:before="0" w:line="240" w:lineRule="auto"/>
                   <w:ind w:left="0" w:right="0" w:firstLine="0"/>
-                  <w:jc w:val="left"/>
+                  <w:jc w:val="both"/>
                   <w:rPr>
                     <w:b w:val="1"/>
                     <w:bCs w:val="1"/>
@@ -18196,7 +12166,7 @@
         <w:shd w:fill="auto" w:val="clear"/>
         <w:spacing w:after="0" w:before="0" w:line="276" w:lineRule="auto"/>
         <w:ind w:left="720" w:right="0" w:firstLine="0"/>
-        <w:jc w:val="left"/>
+        <w:jc w:val="both"/>
         <w:rPr>
           <w:b w:val="1"/>
           <w:bCs w:val="1"/>
@@ -18224,22 +12194,233 @@
         <w:shd w:fill="auto" w:val="clear"/>
         <w:spacing w:after="0" w:before="0" w:line="276" w:lineRule="auto"/>
         <w:ind w:left="720" w:right="0" w:firstLine="0"/>
-        <w:jc w:val="left"/>
-        <w:rPr>
-          <w:rFonts w:ascii="Calibri" w:cs="Calibri" w:eastAsia="Calibri" w:hAnsi="Calibri"/>
-          <w:b w:val="0"/>
-          <w:bCs w:val="0"/>
-          <w:i w:val="0"/>
-          <w:iCs w:val="0"/>
-          <w:smallCaps w:val="0"/>
-          <w:strike w:val="0"/>
-          <w:color w:val="000000"/>
-          <w:sz w:val="22"/>
-          <w:szCs w:val="22"/>
-          <w:u w:val="none"/>
-          <w:shd w:fill="auto" w:val="clear"/>
-          <w:vertAlign w:val="baseline"/>
-        </w:rPr>
+        <w:jc w:val="both"/>
+        <w:rPr/>
+      </w:pPr>
+      <w:r>
+        <w:rPr>
+          <w:rtl w:val="0"/>
+        </w:rPr>
+      </w:r>
+    </w:p>
+    <w:p>
+      <w:pPr>
+        <w:keepNext w:val="0"/>
+        <w:keepLines w:val="0"/>
+        <w:pageBreakBefore w:val="0"/>
+        <w:widowControl w:val="1"/>
+        <w:pBdr>
+          <w:top w:space="0" w:sz="0" w:val="nil"/>
+          <w:left w:space="0" w:sz="0" w:val="nil"/>
+          <w:bottom w:space="0" w:sz="0" w:val="nil"/>
+          <w:right w:space="0" w:sz="0" w:val="nil"/>
+          <w:between w:space="0" w:sz="0" w:val="nil"/>
+        </w:pBdr>
+        <w:shd w:fill="auto" w:val="clear"/>
+        <w:spacing w:after="0" w:before="0" w:line="276" w:lineRule="auto"/>
+        <w:ind w:left="720" w:right="0" w:firstLine="0"/>
+        <w:jc w:val="both"/>
+        <w:rPr/>
+      </w:pPr>
+      <w:r>
+        <w:rPr>
+          <w:rtl w:val="0"/>
+        </w:rPr>
+      </w:r>
+    </w:p>
+    <w:p>
+      <w:pPr>
+        <w:keepNext w:val="0"/>
+        <w:keepLines w:val="0"/>
+        <w:pageBreakBefore w:val="0"/>
+        <w:widowControl w:val="1"/>
+        <w:pBdr>
+          <w:top w:space="0" w:sz="0" w:val="nil"/>
+          <w:left w:space="0" w:sz="0" w:val="nil"/>
+          <w:bottom w:space="0" w:sz="0" w:val="nil"/>
+          <w:right w:space="0" w:sz="0" w:val="nil"/>
+          <w:between w:space="0" w:sz="0" w:val="nil"/>
+        </w:pBdr>
+        <w:shd w:fill="auto" w:val="clear"/>
+        <w:spacing w:after="0" w:before="0" w:line="276" w:lineRule="auto"/>
+        <w:ind w:left="720" w:right="0" w:firstLine="0"/>
+        <w:jc w:val="both"/>
+        <w:rPr/>
+      </w:pPr>
+      <w:r>
+        <w:rPr>
+          <w:rtl w:val="0"/>
+        </w:rPr>
+      </w:r>
+    </w:p>
+    <w:p>
+      <w:pPr>
+        <w:keepNext w:val="0"/>
+        <w:keepLines w:val="0"/>
+        <w:pageBreakBefore w:val="0"/>
+        <w:widowControl w:val="1"/>
+        <w:pBdr>
+          <w:top w:space="0" w:sz="0" w:val="nil"/>
+          <w:left w:space="0" w:sz="0" w:val="nil"/>
+          <w:bottom w:space="0" w:sz="0" w:val="nil"/>
+          <w:right w:space="0" w:sz="0" w:val="nil"/>
+          <w:between w:space="0" w:sz="0" w:val="nil"/>
+        </w:pBdr>
+        <w:shd w:fill="auto" w:val="clear"/>
+        <w:spacing w:after="0" w:before="0" w:line="276" w:lineRule="auto"/>
+        <w:ind w:left="720" w:right="0" w:firstLine="0"/>
+        <w:jc w:val="both"/>
+        <w:rPr/>
+      </w:pPr>
+      <w:r>
+        <w:rPr>
+          <w:rtl w:val="0"/>
+        </w:rPr>
+      </w:r>
+    </w:p>
+    <w:p>
+      <w:pPr>
+        <w:keepNext w:val="0"/>
+        <w:keepLines w:val="0"/>
+        <w:pageBreakBefore w:val="0"/>
+        <w:widowControl w:val="1"/>
+        <w:pBdr>
+          <w:top w:space="0" w:sz="0" w:val="nil"/>
+          <w:left w:space="0" w:sz="0" w:val="nil"/>
+          <w:bottom w:space="0" w:sz="0" w:val="nil"/>
+          <w:right w:space="0" w:sz="0" w:val="nil"/>
+          <w:between w:space="0" w:sz="0" w:val="nil"/>
+        </w:pBdr>
+        <w:shd w:fill="auto" w:val="clear"/>
+        <w:spacing w:after="0" w:before="0" w:line="276" w:lineRule="auto"/>
+        <w:ind w:left="720" w:right="0" w:firstLine="0"/>
+        <w:jc w:val="both"/>
+        <w:rPr/>
+      </w:pPr>
+      <w:r>
+        <w:rPr>
+          <w:rtl w:val="0"/>
+        </w:rPr>
+      </w:r>
+    </w:p>
+    <w:p>
+      <w:pPr>
+        <w:keepNext w:val="0"/>
+        <w:keepLines w:val="0"/>
+        <w:pageBreakBefore w:val="0"/>
+        <w:widowControl w:val="1"/>
+        <w:pBdr>
+          <w:top w:space="0" w:sz="0" w:val="nil"/>
+          <w:left w:space="0" w:sz="0" w:val="nil"/>
+          <w:bottom w:space="0" w:sz="0" w:val="nil"/>
+          <w:right w:space="0" w:sz="0" w:val="nil"/>
+          <w:between w:space="0" w:sz="0" w:val="nil"/>
+        </w:pBdr>
+        <w:shd w:fill="auto" w:val="clear"/>
+        <w:spacing w:after="0" w:before="0" w:line="276" w:lineRule="auto"/>
+        <w:ind w:left="720" w:right="0" w:firstLine="0"/>
+        <w:jc w:val="both"/>
+        <w:rPr/>
+      </w:pPr>
+      <w:r>
+        <w:rPr>
+          <w:rtl w:val="0"/>
+        </w:rPr>
+      </w:r>
+    </w:p>
+    <w:p>
+      <w:pPr>
+        <w:keepNext w:val="0"/>
+        <w:keepLines w:val="0"/>
+        <w:pageBreakBefore w:val="0"/>
+        <w:widowControl w:val="1"/>
+        <w:pBdr>
+          <w:top w:space="0" w:sz="0" w:val="nil"/>
+          <w:left w:space="0" w:sz="0" w:val="nil"/>
+          <w:bottom w:space="0" w:sz="0" w:val="nil"/>
+          <w:right w:space="0" w:sz="0" w:val="nil"/>
+          <w:between w:space="0" w:sz="0" w:val="nil"/>
+        </w:pBdr>
+        <w:shd w:fill="auto" w:val="clear"/>
+        <w:spacing w:after="0" w:before="0" w:line="276" w:lineRule="auto"/>
+        <w:ind w:left="720" w:right="0" w:firstLine="0"/>
+        <w:jc w:val="both"/>
+        <w:rPr/>
+      </w:pPr>
+      <w:r>
+        <w:rPr>
+          <w:rtl w:val="0"/>
+        </w:rPr>
+      </w:r>
+    </w:p>
+    <w:p>
+      <w:pPr>
+        <w:keepNext w:val="0"/>
+        <w:keepLines w:val="0"/>
+        <w:pageBreakBefore w:val="0"/>
+        <w:widowControl w:val="1"/>
+        <w:pBdr>
+          <w:top w:space="0" w:sz="0" w:val="nil"/>
+          <w:left w:space="0" w:sz="0" w:val="nil"/>
+          <w:bottom w:space="0" w:sz="0" w:val="nil"/>
+          <w:right w:space="0" w:sz="0" w:val="nil"/>
+          <w:between w:space="0" w:sz="0" w:val="nil"/>
+        </w:pBdr>
+        <w:shd w:fill="auto" w:val="clear"/>
+        <w:spacing w:after="0" w:before="0" w:line="276" w:lineRule="auto"/>
+        <w:ind w:left="720" w:right="0" w:firstLine="0"/>
+        <w:jc w:val="both"/>
+        <w:rPr/>
+      </w:pPr>
+      <w:r>
+        <w:rPr>
+          <w:rtl w:val="0"/>
+        </w:rPr>
+      </w:r>
+    </w:p>
+    <w:p>
+      <w:pPr>
+        <w:keepNext w:val="0"/>
+        <w:keepLines w:val="0"/>
+        <w:pageBreakBefore w:val="0"/>
+        <w:widowControl w:val="1"/>
+        <w:pBdr>
+          <w:top w:space="0" w:sz="0" w:val="nil"/>
+          <w:left w:space="0" w:sz="0" w:val="nil"/>
+          <w:bottom w:space="0" w:sz="0" w:val="nil"/>
+          <w:right w:space="0" w:sz="0" w:val="nil"/>
+          <w:between w:space="0" w:sz="0" w:val="nil"/>
+        </w:pBdr>
+        <w:shd w:fill="auto" w:val="clear"/>
+        <w:spacing w:after="0" w:before="0" w:line="276" w:lineRule="auto"/>
+        <w:ind w:left="720" w:right="0" w:firstLine="0"/>
+        <w:jc w:val="both"/>
+        <w:rPr/>
+      </w:pPr>
+      <w:r>
+        <w:rPr>
+          <w:rtl w:val="0"/>
+        </w:rPr>
+      </w:r>
+    </w:p>
+    <w:p>
+      <w:pPr>
+        <w:keepNext w:val="0"/>
+        <w:keepLines w:val="0"/>
+        <w:pageBreakBefore w:val="0"/>
+        <w:widowControl w:val="1"/>
+        <w:pBdr>
+          <w:top w:space="0" w:sz="0" w:val="nil"/>
+          <w:left w:space="0" w:sz="0" w:val="nil"/>
+          <w:bottom w:space="0" w:sz="0" w:val="nil"/>
+          <w:right w:space="0" w:sz="0" w:val="nil"/>
+          <w:between w:space="0" w:sz="0" w:val="nil"/>
+        </w:pBdr>
+        <w:shd w:fill="auto" w:val="clear"/>
+        <w:spacing w:after="0" w:before="0" w:line="276" w:lineRule="auto"/>
+        <w:ind w:left="720" w:right="0" w:firstLine="0"/>
+        <w:jc w:val="both"/>
+        <w:rPr/>
       </w:pPr>
       <w:r>
         <w:rPr>
@@ -18267,7 +12448,7 @@
         <w:shd w:fill="auto" w:val="clear"/>
         <w:spacing w:after="0" w:before="0" w:line="276" w:lineRule="auto"/>
         <w:ind w:left="720" w:right="0" w:hanging="360"/>
-        <w:jc w:val="left"/>
+        <w:jc w:val="both"/>
         <w:rPr/>
       </w:pPr>
       <w:r>
@@ -18294,6 +12475,7 @@
       <w:pPr>
         <w:spacing w:after="0" w:lineRule="auto"/>
         <w:ind w:left="720" w:firstLine="0"/>
+        <w:jc w:val="both"/>
         <w:rPr/>
       </w:pPr>
       <w:r>
@@ -18302,16 +12484,16 @@
           <wp:inline distB="114300" distT="114300" distL="114300" distR="114300">
             <wp:extent cx="5612130" cy="2159000"/>
             <wp:effectExtent b="0" l="0" r="0" t="0"/>
-            <wp:docPr id="9" name="image3.png"/>
+            <wp:docPr id="9" name="image1.png"/>
             <a:graphic>
               <a:graphicData uri="http://schemas.openxmlformats.org/drawingml/2006/picture">
                 <pic:pic>
                   <pic:nvPicPr>
-                    <pic:cNvPr id="0" name="image3.png"/>
+                    <pic:cNvPr id="0" name="image1.png"/>
                     <pic:cNvPicPr preferRelativeResize="0"/>
                   </pic:nvPicPr>
                   <pic:blipFill>
-                    <a:blip r:embed="rId11"/>
+                    <a:blip r:embed="rId12"/>
                     <a:srcRect b="0" l="0" r="0" t="0"/>
                     <a:stretch>
                       <a:fillRect/>
@@ -18353,7 +12535,7 @@
         <w:shd w:fill="auto" w:val="clear"/>
         <w:spacing w:after="200" w:before="0" w:line="276" w:lineRule="auto"/>
         <w:ind w:left="720" w:right="0" w:firstLine="0"/>
-        <w:jc w:val="left"/>
+        <w:jc w:val="both"/>
         <w:rPr>
           <w:rFonts w:ascii="Calibri" w:cs="Calibri" w:eastAsia="Calibri" w:hAnsi="Calibri"/>
           <w:b w:val="0"/>
@@ -18379,6 +12561,7 @@
     <w:p>
       <w:pPr>
         <w:pStyle w:val="Heading3"/>
+        <w:jc w:val="both"/>
         <w:rPr>
           <w:rFonts w:ascii="Calibri" w:cs="Calibri" w:eastAsia="Calibri" w:hAnsi="Calibri"/>
           <w:color w:val="000000"/>
@@ -18397,6 +12580,7 @@
     </w:p>
     <w:p>
       <w:pPr>
+        <w:jc w:val="both"/>
         <w:rPr>
           <w:rFonts w:ascii="Calibri" w:cs="Calibri" w:eastAsia="Calibri" w:hAnsi="Calibri"/>
           <w:b w:val="0"/>
@@ -18434,7 +12618,7 @@
                     <pic:cNvPicPr preferRelativeResize="0"/>
                   </pic:nvPicPr>
                   <pic:blipFill>
-                    <a:blip r:embed="rId12"/>
+                    <a:blip r:embed="rId13"/>
                     <a:srcRect b="0" l="0" r="0" t="0"/>
                     <a:stretch>
                       <a:fillRect/>
@@ -18463,6 +12647,7 @@
     <w:p>
       <w:pPr>
         <w:pStyle w:val="Heading2"/>
+        <w:jc w:val="both"/>
         <w:rPr>
           <w:rFonts w:ascii="Calibri" w:cs="Calibri" w:eastAsia="Calibri" w:hAnsi="Calibri"/>
           <w:color w:val="000000"/>
@@ -18482,6 +12667,7 @@
     <w:p>
       <w:pPr>
         <w:pStyle w:val="Heading3"/>
+        <w:jc w:val="both"/>
         <w:rPr>
           <w:rFonts w:ascii="Arial" w:cs="Arial" w:eastAsia="Arial" w:hAnsi="Arial"/>
           <w:color w:val="000000"/>
@@ -18500,6 +12686,7 @@
     </w:p>
     <w:p>
       <w:pPr>
+        <w:jc w:val="both"/>
         <w:rPr>
           <w:rFonts w:ascii="Arial" w:cs="Arial" w:eastAsia="Arial" w:hAnsi="Arial"/>
         </w:rPr>
@@ -18511,7 +12698,7 @@
         </w:rPr>
         <w:tab/>
       </w:r>
-      <w:hyperlink r:id="rId13">
+      <w:hyperlink r:id="rId14">
         <w:r>
           <w:rPr>
             <w:rFonts w:ascii="Arial" w:cs="Arial" w:eastAsia="Arial" w:hAnsi="Arial"/>
@@ -18535,6 +12722,7 @@
     <w:p>
       <w:pPr>
         <w:pStyle w:val="Heading3"/>
+        <w:jc w:val="both"/>
         <w:rPr>
           <w:rFonts w:ascii="Arial" w:cs="Arial" w:eastAsia="Arial" w:hAnsi="Arial"/>
           <w:color w:val="000000"/>
@@ -18553,6 +12741,7 @@
     </w:p>
     <w:p>
       <w:pPr>
+        <w:jc w:val="both"/>
         <w:rPr>
           <w:rFonts w:ascii="Arial" w:cs="Arial" w:eastAsia="Arial" w:hAnsi="Arial"/>
         </w:rPr>
@@ -18564,7 +12753,7 @@
         </w:rPr>
         <w:tab/>
       </w:r>
-      <w:hyperlink r:id="rId14">
+      <w:hyperlink r:id="rId15">
         <w:r>
           <w:rPr>
             <w:rFonts w:ascii="Arial" w:cs="Arial" w:eastAsia="Arial" w:hAnsi="Arial"/>
@@ -18588,6 +12777,7 @@
     <w:p>
       <w:pPr>
         <w:pStyle w:val="Heading3"/>
+        <w:jc w:val="both"/>
         <w:rPr>
           <w:rFonts w:ascii="Arial" w:cs="Arial" w:eastAsia="Arial" w:hAnsi="Arial"/>
           <w:color w:val="000000"/>
@@ -18622,6 +12812,7 @@
     </w:p>
     <w:p>
       <w:pPr>
+        <w:jc w:val="both"/>
         <w:rPr>
           <w:rFonts w:ascii="Arial" w:cs="Arial" w:eastAsia="Arial" w:hAnsi="Arial"/>
         </w:rPr>
@@ -18633,7 +12824,7 @@
         </w:rPr>
         <w:tab/>
       </w:r>
-      <w:hyperlink r:id="rId15">
+      <w:hyperlink r:id="rId16">
         <w:r>
           <w:rPr>
             <w:rFonts w:ascii="Arial" w:cs="Arial" w:eastAsia="Arial" w:hAnsi="Arial"/>
@@ -18657,6 +12848,7 @@
     <w:p>
       <w:pPr>
         <w:pStyle w:val="Heading3"/>
+        <w:jc w:val="both"/>
         <w:rPr>
           <w:rFonts w:ascii="Arial" w:cs="Arial" w:eastAsia="Arial" w:hAnsi="Arial"/>
           <w:color w:val="000000"/>
@@ -18676,11 +12868,12 @@
     <w:p>
       <w:pPr>
         <w:ind w:firstLine="720"/>
+        <w:jc w:val="both"/>
         <w:rPr>
           <w:rFonts w:ascii="Arial" w:cs="Arial" w:eastAsia="Arial" w:hAnsi="Arial"/>
         </w:rPr>
       </w:pPr>
-      <w:hyperlink r:id="rId16">
+      <w:hyperlink r:id="rId17">
         <w:r>
           <w:rPr>
             <w:rFonts w:ascii="Arial" w:cs="Arial" w:eastAsia="Arial" w:hAnsi="Arial"/>
@@ -18700,6 +12893,7 @@
     <w:p>
       <w:pPr>
         <w:pStyle w:val="Heading3"/>
+        <w:jc w:val="both"/>
         <w:rPr>
           <w:rFonts w:ascii="Arial" w:cs="Arial" w:eastAsia="Arial" w:hAnsi="Arial"/>
           <w:color w:val="000000"/>
@@ -18718,6 +12912,7 @@
     </w:p>
     <w:p>
       <w:pPr>
+        <w:jc w:val="both"/>
         <w:rPr>
           <w:rFonts w:ascii="Arial" w:cs="Arial" w:eastAsia="Arial" w:hAnsi="Arial"/>
         </w:rPr>
@@ -18729,7 +12924,7 @@
         </w:rPr>
         <w:tab/>
       </w:r>
-      <w:hyperlink r:id="rId17">
+      <w:hyperlink r:id="rId18">
         <w:r>
           <w:rPr>
             <w:rFonts w:ascii="Arial" w:cs="Arial" w:eastAsia="Arial" w:hAnsi="Arial"/>
@@ -18752,6 +12947,7 @@
     </w:p>
     <w:p>
       <w:pPr>
+        <w:jc w:val="both"/>
         <w:rPr/>
       </w:pPr>
       <w:r>
@@ -18761,9 +12957,9 @@
       </w:r>
     </w:p>
     <w:sectPr>
-      <w:headerReference r:id="rId18" w:type="default"/>
-      <w:headerReference r:id="rId19" w:type="first"/>
-      <w:footerReference r:id="rId20" w:type="default"/>
+      <w:headerReference r:id="rId19" w:type="default"/>
+      <w:headerReference r:id="rId20" w:type="first"/>
+      <w:footerReference r:id="rId21" w:type="default"/>
       <w:pgSz w:h="15840" w:w="12240" w:orient="portrait"/>
       <w:pgMar w:bottom="1417" w:top="1417" w:left="1701" w:right="1701" w:header="708" w:footer="708"/>
       <w:pgNumType w:start="1"/>
@@ -19128,12 +13324,12 @@
         <wp:inline distB="0" distT="0" distL="0" distR="0">
           <wp:extent cx="3057756" cy="673742"/>
           <wp:effectExtent b="0" l="0" r="0" t="0"/>
-          <wp:docPr id="8" name="image1.png"/>
+          <wp:docPr id="8" name="image3.png"/>
           <a:graphic>
             <a:graphicData uri="http://schemas.openxmlformats.org/drawingml/2006/picture">
               <pic:pic>
                 <pic:nvPicPr>
-                  <pic:cNvPr id="0" name="image1.png"/>
+                  <pic:cNvPr id="0" name="image3.png"/>
                   <pic:cNvPicPr preferRelativeResize="0"/>
                 </pic:nvPicPr>
                 <pic:blipFill>
@@ -22307,17 +16503,9 @@
     <w:tblPr>
       <w:tblStyleRowBandSize w:val="1"/>
       <w:tblStyleColBandSize w:val="1"/>
-      <w:tblCellMar/>
     </w:tblPr>
   </w:style>
   <w:style w:type="table" w:styleId="Table6">
-    <w:basedOn w:val="TableNormal"/>
-    <w:tblPr>
-      <w:tblStyleRowBandSize w:val="1"/>
-      <w:tblStyleColBandSize w:val="1"/>
-    </w:tblPr>
-  </w:style>
-  <w:style w:type="table" w:styleId="Table7">
     <w:basedOn w:val="TableNormal"/>
     <w:tblPr>
       <w:tblStyleRowBandSize w:val="1"/>
